--- a/REPORTS/LAB 4.docx
+++ b/REPORTS/LAB 4.docx
@@ -509,31 +509,13 @@
               <w:spacing w:after="0" w:line="240" w:lineRule="auto"/>
               <w:jc w:val="center"/>
             </w:pPr>
-            <w:proofErr w:type="gramStart"/>
             <w:r>
               <w:rPr>
                 <w:sz w:val="24"/>
                 <w:szCs w:val="24"/>
               </w:rPr>
-              <w:t>к.т.н.,</w:t>
+              <w:t>к.т.н.,доц.</w:t>
             </w:r>
-            <w:proofErr w:type="spellStart"/>
-            <w:r>
-              <w:rPr>
-                <w:sz w:val="24"/>
-                <w:szCs w:val="24"/>
-              </w:rPr>
-              <w:t>доц</w:t>
-            </w:r>
-            <w:proofErr w:type="spellEnd"/>
-            <w:r>
-              <w:rPr>
-                <w:sz w:val="24"/>
-                <w:szCs w:val="24"/>
-              </w:rPr>
-              <w:t>.</w:t>
-            </w:r>
-            <w:proofErr w:type="gramEnd"/>
           </w:p>
         </w:tc>
         <w:tc>
@@ -643,39 +625,7 @@
           <w:sz w:val="24"/>
           <w:szCs w:val="24"/>
         </w:rPr>
-        <w:t xml:space="preserve"> работы – получить навыки создания </w:t>
-      </w:r>
-      <w:proofErr w:type="spellStart"/>
-      <w:r>
-        <w:rPr>
-          <w:sz w:val="24"/>
-          <w:szCs w:val="24"/>
-        </w:rPr>
-        <w:t>многоагентной</w:t>
-      </w:r>
-      <w:proofErr w:type="spellEnd"/>
-      <w:r>
-        <w:rPr>
-          <w:sz w:val="24"/>
-          <w:szCs w:val="24"/>
-        </w:rPr>
-        <w:t xml:space="preserve"> среды с неопределённостью с применением </w:t>
-      </w:r>
-      <w:proofErr w:type="spellStart"/>
-      <w:r>
-        <w:rPr>
-          <w:sz w:val="24"/>
-          <w:szCs w:val="24"/>
-        </w:rPr>
-        <w:t>многопроцессных</w:t>
-      </w:r>
-      <w:proofErr w:type="spellEnd"/>
-      <w:r>
-        <w:rPr>
-          <w:sz w:val="24"/>
-          <w:szCs w:val="24"/>
-        </w:rPr>
-        <w:t xml:space="preserve"> вычислений. </w:t>
+        <w:t xml:space="preserve"> работы – получить навыки создания многоагентной среды с неопределённостью с применением многопроцессных вычислений. </w:t>
       </w:r>
     </w:p>
     <w:p>
@@ -700,42 +650,25 @@
           <w:sz w:val="24"/>
           <w:szCs w:val="24"/>
         </w:rPr>
-        <w:t xml:space="preserve"> – Создать </w:t>
-      </w:r>
-      <w:proofErr w:type="spellStart"/>
-      <w:r>
+        <w:t xml:space="preserve"> – Создать многоагентную среду, в которой имеются агент-доставщик полезного груза по городу. Движение агента осуществляется одним процессом. Движение других транспортных средств (ботов) контролируется другим процессом. Опционально: можно сделать для каждого бота свой процесс.</w:t>
+      </w:r>
+    </w:p>
+    <w:p>
+      <w:pPr>
+        <w:spacing w:line="276" w:lineRule="auto"/>
+        <w:jc w:val="left"/>
         <w:rPr>
           <w:sz w:val="24"/>
           <w:szCs w:val="24"/>
         </w:rPr>
-        <w:t>многоагентную</w:t>
-      </w:r>
-      <w:proofErr w:type="spellEnd"/>
+      </w:pPr>
       <w:r>
         <w:rPr>
           <w:sz w:val="24"/>
           <w:szCs w:val="24"/>
         </w:rPr>
-        <w:t xml:space="preserve"> среду, в которой имеются агент-доставщик полезного груза по городу. Движение агента осуществляется одним процессом. Движение других транспортных средств (ботов) контролируется другим процессом. Опционально: можно сделать для каждого бота свой процесс.</w:t>
-      </w:r>
-    </w:p>
-    <w:p>
-      <w:pPr>
-        <w:spacing w:line="276" w:lineRule="auto"/>
-        <w:jc w:val="left"/>
-        <w:rPr>
-          <w:sz w:val="24"/>
-          <w:szCs w:val="24"/>
-        </w:rPr>
-      </w:pPr>
-      <w:r>
-        <w:rPr>
-          <w:sz w:val="24"/>
-          <w:szCs w:val="24"/>
-        </w:rPr>
         <w:t>Для этого необходимо сформировать карту, в которой будет перемещаться агент и другие транспортные средства. Пример карты для одного агента в файле “</w:t>
       </w:r>
-      <w:proofErr w:type="spellStart"/>
       <w:r>
         <w:rPr>
           <w:sz w:val="24"/>
@@ -744,7 +677,6 @@
         </w:rPr>
         <w:t>citymap</w:t>
       </w:r>
-      <w:proofErr w:type="spellEnd"/>
       <w:r>
         <w:rPr>
           <w:sz w:val="24"/>
@@ -977,23 +909,7 @@
           <w:sz w:val="24"/>
           <w:szCs w:val="24"/>
         </w:rPr>
-        <w:t xml:space="preserve"> вероятностью 5% доставщик делает остановку, а затем разворачивается назад и движется в противоположном направлении, с вероятностью 40% поворачивает на право, с вероятностью 30% двигается прямо, и с вероятностью 25% двигается налево. Или для </w:t>
-      </w:r>
-      <w:proofErr w:type="gramStart"/>
-      <w:r>
-        <w:rPr>
-          <w:sz w:val="24"/>
-          <w:szCs w:val="24"/>
-        </w:rPr>
-        <w:t>развилки</w:t>
-      </w:r>
-      <w:proofErr w:type="gramEnd"/>
-      <w:r>
-        <w:rPr>
-          <w:sz w:val="24"/>
-          <w:szCs w:val="24"/>
-        </w:rPr>
-        <w:t xml:space="preserve"> А: </w:t>
+        <w:t xml:space="preserve"> вероятностью 5% доставщик делает остановку, а затем разворачивается назад и движется в противоположном направлении, с вероятностью 40% поворачивает на право, с вероятностью 30% двигается прямо, и с вероятностью 25% двигается налево. Или для развилки А: </w:t>
       </w:r>
       <w:r>
         <w:rPr>
@@ -1026,23 +942,7 @@
           <w:sz w:val="24"/>
           <w:szCs w:val="24"/>
         </w:rPr>
-        <w:t>При начальном выходе из области 3 для транспортного средства (бота) генерируется число количество шагов (случайная величина от 15 до 150). В течение этого числа итераций транспортное средство двигается, а по достижению этого числа убирается из карты (</w:t>
-      </w:r>
-      <w:proofErr w:type="spellStart"/>
-      <w:r>
-        <w:rPr>
-          <w:sz w:val="24"/>
-          <w:szCs w:val="24"/>
-        </w:rPr>
-        <w:t>припарковывается</w:t>
-      </w:r>
-      <w:proofErr w:type="spellEnd"/>
-      <w:r>
-        <w:rPr>
-          <w:sz w:val="24"/>
-          <w:szCs w:val="24"/>
-        </w:rPr>
-        <w:t xml:space="preserve"> или заезжает в гараж </w:t>
+        <w:t xml:space="preserve">При начальном выходе из области 3 для транспортного средства (бота) генерируется число количество шагов (случайная величина от 15 до 150). В течение этого числа итераций транспортное средство двигается, а по достижению этого числа убирается из карты (припарковывается или заезжает в гараж </w:t>
       </w:r>
       <w:r>
         <w:rPr>
@@ -1118,15 +1018,7 @@
         <w:pStyle w:val="a0"/>
       </w:pPr>
       <w:r>
-        <w:t xml:space="preserve">Карта </w:t>
-      </w:r>
-      <w:proofErr w:type="spellStart"/>
-      <w:r>
-        <w:t>многоагентной</w:t>
-      </w:r>
-      <w:proofErr w:type="spellEnd"/>
-      <w:r>
-        <w:t xml:space="preserve"> среды</w:t>
+        <w:t>Карта многоагентной среды</w:t>
       </w:r>
     </w:p>
     <w:p>
@@ -1408,14 +1300,12 @@
       <w:r>
         <w:t xml:space="preserve"> </w:t>
       </w:r>
-      <w:proofErr w:type="spellStart"/>
       <w:r>
         <w:rPr>
           <w:lang w:val="en-US"/>
         </w:rPr>
         <w:t>citymap</w:t>
       </w:r>
-      <w:proofErr w:type="spellEnd"/>
       <w:r>
         <w:t>.</w:t>
       </w:r>
@@ -1459,7 +1349,6 @@
         </w:rPr>
         <w:t xml:space="preserve"> </w:t>
       </w:r>
-      <w:proofErr w:type="spellStart"/>
       <w:r>
         <w:rPr>
           <w:rFonts w:ascii="Consolas" w:hAnsi="Consolas"/>
@@ -1468,20 +1357,8 @@
           <w:szCs w:val="21"/>
           <w:lang w:val="en-US" w:eastAsia="ru-RU"/>
         </w:rPr>
-        <w:t>load_city_</w:t>
-      </w:r>
-      <w:proofErr w:type="gramStart"/>
-      <w:r>
-        <w:rPr>
-          <w:rFonts w:ascii="Consolas" w:hAnsi="Consolas"/>
-          <w:color w:val="D2A8FF"/>
-          <w:sz w:val="21"/>
-          <w:szCs w:val="21"/>
-          <w:lang w:val="en-US" w:eastAsia="ru-RU"/>
-        </w:rPr>
-        <w:t>map</w:t>
-      </w:r>
-      <w:proofErr w:type="spellEnd"/>
+        <w:t>load_city_map</w:t>
+      </w:r>
       <w:r>
         <w:rPr>
           <w:rFonts w:ascii="Consolas" w:hAnsi="Consolas"/>
@@ -1492,7 +1369,6 @@
         </w:rPr>
         <w:t>(</w:t>
       </w:r>
-      <w:proofErr w:type="gramEnd"/>
       <w:r>
         <w:rPr>
           <w:rFonts w:ascii="Consolas" w:hAnsi="Consolas"/>
@@ -1533,7 +1409,6 @@
         </w:rPr>
         <w:t xml:space="preserve">) -&gt; </w:t>
       </w:r>
-      <w:proofErr w:type="spellStart"/>
       <w:r>
         <w:rPr>
           <w:rFonts w:ascii="Consolas" w:hAnsi="Consolas"/>
@@ -1544,7 +1419,6 @@
         </w:rPr>
         <w:t>CityMap</w:t>
       </w:r>
-      <w:proofErr w:type="spellEnd"/>
       <w:r>
         <w:rPr>
           <w:rFonts w:ascii="Consolas" w:hAnsi="Consolas"/>
@@ -1619,8 +1493,6 @@
         </w:rPr>
         <w:t xml:space="preserve"> [</w:t>
       </w:r>
-      <w:proofErr w:type="spellStart"/>
-      <w:proofErr w:type="gramStart"/>
       <w:r>
         <w:rPr>
           <w:rFonts w:ascii="Consolas" w:hAnsi="Consolas"/>
@@ -1651,8 +1523,6 @@
         </w:rPr>
         <w:t>strip</w:t>
       </w:r>
-      <w:proofErr w:type="spellEnd"/>
-      <w:proofErr w:type="gramEnd"/>
       <w:r>
         <w:rPr>
           <w:rFonts w:ascii="Consolas" w:hAnsi="Consolas"/>
@@ -1723,7 +1593,6 @@
         </w:rPr>
         <w:t xml:space="preserve"> </w:t>
       </w:r>
-      <w:proofErr w:type="spellStart"/>
       <w:r>
         <w:rPr>
           <w:rFonts w:ascii="Consolas" w:hAnsi="Consolas"/>
@@ -1754,7 +1623,6 @@
         </w:rPr>
         <w:t>read_text</w:t>
       </w:r>
-      <w:proofErr w:type="spellEnd"/>
       <w:r>
         <w:rPr>
           <w:rFonts w:ascii="Consolas" w:hAnsi="Consolas"/>
@@ -1805,7 +1673,6 @@
         </w:rPr>
         <w:t>).</w:t>
       </w:r>
-      <w:proofErr w:type="spellStart"/>
       <w:r>
         <w:rPr>
           <w:rFonts w:ascii="Consolas" w:hAnsi="Consolas"/>
@@ -1816,7 +1683,6 @@
         </w:rPr>
         <w:t>splitlines</w:t>
       </w:r>
-      <w:proofErr w:type="spellEnd"/>
       <w:r>
         <w:rPr>
           <w:rFonts w:ascii="Consolas" w:hAnsi="Consolas"/>
@@ -1847,7 +1713,6 @@
         </w:rPr>
         <w:t xml:space="preserve"> </w:t>
       </w:r>
-      <w:proofErr w:type="spellStart"/>
       <w:r>
         <w:rPr>
           <w:rFonts w:ascii="Consolas" w:hAnsi="Consolas"/>
@@ -1878,7 +1743,6 @@
         </w:rPr>
         <w:t>strip</w:t>
       </w:r>
-      <w:proofErr w:type="spellEnd"/>
       <w:r>
         <w:rPr>
           <w:rFonts w:ascii="Consolas" w:hAnsi="Consolas"/>
@@ -2017,8 +1881,6 @@
         </w:rPr>
         <w:t xml:space="preserve"> </w:t>
       </w:r>
-      <w:proofErr w:type="spellStart"/>
-      <w:proofErr w:type="gramStart"/>
       <w:r>
         <w:rPr>
           <w:rFonts w:ascii="Consolas" w:hAnsi="Consolas"/>
@@ -2029,7 +1891,6 @@
         </w:rPr>
         <w:t>ValueError</w:t>
       </w:r>
-      <w:proofErr w:type="spellEnd"/>
       <w:r>
         <w:rPr>
           <w:rFonts w:ascii="Consolas" w:hAnsi="Consolas"/>
@@ -2040,7 +1901,6 @@
         </w:rPr>
         <w:t>(</w:t>
       </w:r>
-      <w:proofErr w:type="gramEnd"/>
       <w:r>
         <w:rPr>
           <w:rFonts w:ascii="Consolas" w:hAnsi="Consolas"/>
@@ -2125,7 +1985,6 @@
         </w:rPr>
         <w:t xml:space="preserve"> </w:t>
       </w:r>
-      <w:proofErr w:type="spellStart"/>
       <w:r>
         <w:rPr>
           <w:rFonts w:ascii="Consolas" w:hAnsi="Consolas"/>
@@ -2136,7 +1995,6 @@
         </w:rPr>
         <w:t>len</w:t>
       </w:r>
-      <w:proofErr w:type="spellEnd"/>
       <w:r>
         <w:rPr>
           <w:rFonts w:ascii="Consolas" w:hAnsi="Consolas"/>
@@ -2147,7 +2005,6 @@
         </w:rPr>
         <w:t>(</w:t>
       </w:r>
-      <w:proofErr w:type="gramStart"/>
       <w:r>
         <w:rPr>
           <w:rFonts w:ascii="Consolas" w:hAnsi="Consolas"/>
@@ -2168,7 +2025,6 @@
         </w:rPr>
         <w:t>[</w:t>
       </w:r>
-      <w:proofErr w:type="gramEnd"/>
       <w:r>
         <w:rPr>
           <w:rFonts w:ascii="Consolas" w:hAnsi="Consolas"/>
@@ -2253,7 +2109,6 @@
         </w:rPr>
         <w:t>(</w:t>
       </w:r>
-      <w:proofErr w:type="spellStart"/>
       <w:r>
         <w:rPr>
           <w:rFonts w:ascii="Consolas" w:hAnsi="Consolas"/>
@@ -2264,7 +2119,6 @@
         </w:rPr>
         <w:t>len</w:t>
       </w:r>
-      <w:proofErr w:type="spellEnd"/>
       <w:r>
         <w:rPr>
           <w:rFonts w:ascii="Consolas" w:hAnsi="Consolas"/>
@@ -2285,7 +2139,6 @@
         </w:rPr>
         <w:t>line</w:t>
       </w:r>
-      <w:proofErr w:type="gramStart"/>
       <w:r>
         <w:rPr>
           <w:rFonts w:ascii="Consolas" w:hAnsi="Consolas"/>
@@ -2304,18 +2157,7 @@
           <w:szCs w:val="21"/>
           <w:lang w:val="en-US" w:eastAsia="ru-RU"/>
         </w:rPr>
-        <w:t>!</w:t>
-      </w:r>
-      <w:proofErr w:type="gramEnd"/>
-      <w:r>
-        <w:rPr>
-          <w:rFonts w:ascii="Consolas" w:hAnsi="Consolas"/>
-          <w:color w:val="D4D4D4"/>
-          <w:sz w:val="21"/>
-          <w:szCs w:val="21"/>
-          <w:lang w:val="en-US" w:eastAsia="ru-RU"/>
-        </w:rPr>
-        <w:t>=</w:t>
+        <w:t>!=</w:t>
       </w:r>
       <w:r>
         <w:rPr>
@@ -2471,8 +2313,6 @@
         </w:rPr>
         <w:t xml:space="preserve"> </w:t>
       </w:r>
-      <w:proofErr w:type="spellStart"/>
-      <w:proofErr w:type="gramStart"/>
       <w:r>
         <w:rPr>
           <w:rFonts w:ascii="Consolas" w:hAnsi="Consolas"/>
@@ -2483,7 +2323,6 @@
         </w:rPr>
         <w:t>ValueError</w:t>
       </w:r>
-      <w:proofErr w:type="spellEnd"/>
       <w:r>
         <w:rPr>
           <w:rFonts w:ascii="Consolas" w:hAnsi="Consolas"/>
@@ -2494,7 +2333,6 @@
         </w:rPr>
         <w:t>(</w:t>
       </w:r>
-      <w:proofErr w:type="gramEnd"/>
       <w:r>
         <w:rPr>
           <w:rFonts w:ascii="Consolas" w:hAnsi="Consolas"/>
@@ -2560,7 +2398,6 @@
         </w:rPr>
         <w:t xml:space="preserve"> </w:t>
       </w:r>
-      <w:proofErr w:type="spellStart"/>
       <w:r>
         <w:rPr>
           <w:rFonts w:ascii="Consolas" w:hAnsi="Consolas"/>
@@ -2571,7 +2408,6 @@
         </w:rPr>
         <w:t>len</w:t>
       </w:r>
-      <w:proofErr w:type="spellEnd"/>
       <w:r>
         <w:rPr>
           <w:rFonts w:ascii="Consolas" w:hAnsi="Consolas"/>
@@ -2766,8 +2602,6 @@
         </w:rPr>
         <w:t xml:space="preserve"> </w:t>
       </w:r>
-      <w:proofErr w:type="spellStart"/>
-      <w:proofErr w:type="gramStart"/>
       <w:r>
         <w:rPr>
           <w:rFonts w:ascii="Consolas" w:hAnsi="Consolas"/>
@@ -2778,7 +2612,6 @@
         </w:rPr>
         <w:t>ValueError</w:t>
       </w:r>
-      <w:proofErr w:type="spellEnd"/>
       <w:r>
         <w:rPr>
           <w:rFonts w:ascii="Consolas" w:hAnsi="Consolas"/>
@@ -2789,7 +2622,6 @@
         </w:rPr>
         <w:t>(</w:t>
       </w:r>
-      <w:proofErr w:type="gramEnd"/>
       <w:r>
         <w:rPr>
           <w:rFonts w:ascii="Consolas" w:hAnsi="Consolas"/>
@@ -2868,7 +2700,6 @@
         </w:rPr>
         <w:t xml:space="preserve">: </w:t>
       </w:r>
-      <w:proofErr w:type="gramStart"/>
       <w:r>
         <w:rPr>
           <w:rFonts w:ascii="Consolas" w:hAnsi="Consolas"/>
@@ -2889,7 +2720,6 @@
         </w:rPr>
         <w:t>[</w:t>
       </w:r>
-      <w:proofErr w:type="gramEnd"/>
       <w:r>
         <w:rPr>
           <w:rFonts w:ascii="Consolas" w:hAnsi="Consolas"/>
@@ -2974,7 +2804,6 @@
         </w:rPr>
         <w:t xml:space="preserve">: </w:t>
       </w:r>
-      <w:proofErr w:type="gramStart"/>
       <w:r>
         <w:rPr>
           <w:rFonts w:ascii="Consolas" w:hAnsi="Consolas"/>
@@ -2995,7 +2824,6 @@
         </w:rPr>
         <w:t>[</w:t>
       </w:r>
-      <w:proofErr w:type="gramEnd"/>
       <w:r>
         <w:rPr>
           <w:rFonts w:ascii="Consolas" w:hAnsi="Consolas"/>
@@ -3586,8 +3414,6 @@
         </w:rPr>
         <w:t xml:space="preserve">                </w:t>
       </w:r>
-      <w:proofErr w:type="spellStart"/>
-      <w:proofErr w:type="gramStart"/>
       <w:r>
         <w:rPr>
           <w:rFonts w:ascii="Consolas" w:hAnsi="Consolas"/>
@@ -3618,8 +3444,6 @@
         </w:rPr>
         <w:t>append</w:t>
       </w:r>
-      <w:proofErr w:type="spellEnd"/>
-      <w:proofErr w:type="gramEnd"/>
       <w:r>
         <w:rPr>
           <w:rFonts w:ascii="Consolas" w:hAnsi="Consolas"/>
@@ -3694,7 +3518,6 @@
         </w:rPr>
         <w:t xml:space="preserve">            </w:t>
       </w:r>
-      <w:proofErr w:type="spellStart"/>
       <w:r>
         <w:rPr>
           <w:rFonts w:ascii="Consolas" w:hAnsi="Consolas"/>
@@ -3705,7 +3528,6 @@
         </w:rPr>
         <w:t>elif</w:t>
       </w:r>
-      <w:proofErr w:type="spellEnd"/>
       <w:r>
         <w:rPr>
           <w:rFonts w:ascii="Consolas" w:hAnsi="Consolas"/>
@@ -3800,8 +3622,6 @@
         </w:rPr>
         <w:t xml:space="preserve">                </w:t>
       </w:r>
-      <w:proofErr w:type="spellStart"/>
-      <w:proofErr w:type="gramStart"/>
       <w:r>
         <w:rPr>
           <w:rFonts w:ascii="Consolas" w:hAnsi="Consolas"/>
@@ -3832,8 +3652,6 @@
         </w:rPr>
         <w:t>append</w:t>
       </w:r>
-      <w:proofErr w:type="spellEnd"/>
-      <w:proofErr w:type="gramEnd"/>
       <w:r>
         <w:rPr>
           <w:rFonts w:ascii="Consolas" w:hAnsi="Consolas"/>
@@ -3908,7 +3726,6 @@
         </w:rPr>
         <w:t xml:space="preserve">            </w:t>
       </w:r>
-      <w:proofErr w:type="spellStart"/>
       <w:r>
         <w:rPr>
           <w:rFonts w:ascii="Consolas" w:hAnsi="Consolas"/>
@@ -3919,7 +3736,6 @@
         </w:rPr>
         <w:t>elif</w:t>
       </w:r>
-      <w:proofErr w:type="spellEnd"/>
       <w:r>
         <w:rPr>
           <w:rFonts w:ascii="Consolas" w:hAnsi="Consolas"/>
@@ -4236,8 +4052,6 @@
         </w:rPr>
         <w:t xml:space="preserve"> </w:t>
       </w:r>
-      <w:proofErr w:type="spellStart"/>
-      <w:proofErr w:type="gramStart"/>
       <w:r>
         <w:rPr>
           <w:rFonts w:ascii="Consolas" w:hAnsi="Consolas"/>
@@ -4248,7 +4062,6 @@
         </w:rPr>
         <w:t>ValueError</w:t>
       </w:r>
-      <w:proofErr w:type="spellEnd"/>
       <w:r>
         <w:rPr>
           <w:rFonts w:ascii="Consolas" w:hAnsi="Consolas"/>
@@ -4259,7 +4072,6 @@
         </w:rPr>
         <w:t>(</w:t>
       </w:r>
-      <w:proofErr w:type="gramEnd"/>
       <w:r>
         <w:rPr>
           <w:rFonts w:ascii="Consolas" w:hAnsi="Consolas"/>
@@ -4408,8 +4220,6 @@
         </w:rPr>
         <w:t xml:space="preserve"> </w:t>
       </w:r>
-      <w:proofErr w:type="spellStart"/>
-      <w:proofErr w:type="gramStart"/>
       <w:r>
         <w:rPr>
           <w:rFonts w:ascii="Consolas" w:hAnsi="Consolas"/>
@@ -4420,7 +4230,6 @@
         </w:rPr>
         <w:t>ValueError</w:t>
       </w:r>
-      <w:proofErr w:type="spellEnd"/>
       <w:r>
         <w:rPr>
           <w:rFonts w:ascii="Consolas" w:hAnsi="Consolas"/>
@@ -4431,7 +4240,6 @@
         </w:rPr>
         <w:t>(</w:t>
       </w:r>
-      <w:proofErr w:type="gramEnd"/>
       <w:r>
         <w:rPr>
           <w:rFonts w:ascii="Consolas" w:hAnsi="Consolas"/>
@@ -4600,8 +4408,6 @@
         </w:rPr>
         <w:t xml:space="preserve"> </w:t>
       </w:r>
-      <w:proofErr w:type="spellStart"/>
-      <w:proofErr w:type="gramStart"/>
       <w:r>
         <w:rPr>
           <w:rFonts w:ascii="Consolas" w:hAnsi="Consolas"/>
@@ -4612,7 +4418,6 @@
         </w:rPr>
         <w:t>ValueError</w:t>
       </w:r>
-      <w:proofErr w:type="spellEnd"/>
       <w:r>
         <w:rPr>
           <w:rFonts w:ascii="Consolas" w:hAnsi="Consolas"/>
@@ -4623,7 +4428,6 @@
         </w:rPr>
         <w:t>(</w:t>
       </w:r>
-      <w:proofErr w:type="gramEnd"/>
       <w:r>
         <w:rPr>
           <w:rFonts w:ascii="Consolas" w:hAnsi="Consolas"/>
@@ -4702,8 +4506,6 @@
         </w:rPr>
         <w:t xml:space="preserve"> </w:t>
       </w:r>
-      <w:proofErr w:type="spellStart"/>
-      <w:proofErr w:type="gramStart"/>
       <w:r>
         <w:rPr>
           <w:rFonts w:ascii="Consolas" w:hAnsi="Consolas"/>
@@ -4714,7 +4516,6 @@
         </w:rPr>
         <w:t>CityMap</w:t>
       </w:r>
-      <w:proofErr w:type="spellEnd"/>
       <w:r>
         <w:rPr>
           <w:rFonts w:ascii="Consolas" w:hAnsi="Consolas"/>
@@ -4725,7 +4526,6 @@
         </w:rPr>
         <w:t>(</w:t>
       </w:r>
-      <w:proofErr w:type="gramEnd"/>
       <w:r>
         <w:rPr>
           <w:rFonts w:ascii="Consolas" w:hAnsi="Consolas"/>
@@ -4868,7 +4668,6 @@
         </w:rPr>
         <w:t xml:space="preserve"> </w:t>
       </w:r>
-      <w:proofErr w:type="spellStart"/>
       <w:r>
         <w:rPr>
           <w:rFonts w:ascii="Consolas" w:hAnsi="Consolas"/>
@@ -4877,20 +4676,8 @@
           <w:szCs w:val="21"/>
           <w:lang w:val="en-US" w:eastAsia="ru-RU"/>
         </w:rPr>
-        <w:t>draw_map_</w:t>
-      </w:r>
-      <w:proofErr w:type="gramStart"/>
-      <w:r>
-        <w:rPr>
-          <w:rFonts w:ascii="Consolas" w:hAnsi="Consolas"/>
-          <w:color w:val="D2A8FF"/>
-          <w:sz w:val="21"/>
-          <w:szCs w:val="21"/>
-          <w:lang w:val="en-US" w:eastAsia="ru-RU"/>
-        </w:rPr>
-        <w:t>image</w:t>
-      </w:r>
-      <w:proofErr w:type="spellEnd"/>
+        <w:t>draw_map_image</w:t>
+      </w:r>
       <w:r>
         <w:rPr>
           <w:rFonts w:ascii="Consolas" w:hAnsi="Consolas"/>
@@ -4901,7 +4688,6 @@
         </w:rPr>
         <w:t>(</w:t>
       </w:r>
-      <w:proofErr w:type="gramEnd"/>
       <w:r>
         <w:rPr>
           <w:rFonts w:ascii="Consolas" w:hAnsi="Consolas"/>
@@ -4922,7 +4708,6 @@
         </w:rPr>
         <w:t xml:space="preserve">: </w:t>
       </w:r>
-      <w:proofErr w:type="spellStart"/>
       <w:r>
         <w:rPr>
           <w:rFonts w:ascii="Consolas" w:hAnsi="Consolas"/>
@@ -4933,7 +4718,6 @@
         </w:rPr>
         <w:t>CityMap</w:t>
       </w:r>
-      <w:proofErr w:type="spellEnd"/>
       <w:r>
         <w:rPr>
           <w:rFonts w:ascii="Consolas" w:hAnsi="Consolas"/>
@@ -4984,7 +4768,6 @@
         </w:rPr>
         <w:t xml:space="preserve">, </w:t>
       </w:r>
-      <w:proofErr w:type="spellStart"/>
       <w:r>
         <w:rPr>
           <w:rFonts w:ascii="Consolas" w:hAnsi="Consolas"/>
@@ -4995,7 +4778,6 @@
         </w:rPr>
         <w:t>cell_size</w:t>
       </w:r>
-      <w:proofErr w:type="spellEnd"/>
       <w:r>
         <w:rPr>
           <w:rFonts w:ascii="Consolas" w:hAnsi="Consolas"/>
@@ -5150,8 +4932,6 @@
         </w:rPr>
         <w:t xml:space="preserve"> </w:t>
       </w:r>
-      <w:proofErr w:type="spellStart"/>
-      <w:proofErr w:type="gramStart"/>
       <w:r>
         <w:rPr>
           <w:rFonts w:ascii="Consolas" w:hAnsi="Consolas"/>
@@ -5182,7 +4962,6 @@
         </w:rPr>
         <w:t>new</w:t>
       </w:r>
-      <w:proofErr w:type="spellEnd"/>
       <w:r>
         <w:rPr>
           <w:rFonts w:ascii="Consolas" w:hAnsi="Consolas"/>
@@ -5193,7 +4972,6 @@
         </w:rPr>
         <w:t>(</w:t>
       </w:r>
-      <w:proofErr w:type="gramEnd"/>
       <w:r>
         <w:rPr>
           <w:rFonts w:ascii="Consolas" w:hAnsi="Consolas"/>
@@ -5214,7 +4992,6 @@
         </w:rPr>
         <w:t>, (</w:t>
       </w:r>
-      <w:proofErr w:type="spellStart"/>
       <w:r>
         <w:rPr>
           <w:rFonts w:ascii="Consolas" w:hAnsi="Consolas"/>
@@ -5245,7 +5022,6 @@
         </w:rPr>
         <w:t>width</w:t>
       </w:r>
-      <w:proofErr w:type="spellEnd"/>
       <w:r>
         <w:rPr>
           <w:rFonts w:ascii="Consolas" w:hAnsi="Consolas"/>
@@ -5276,7 +5052,6 @@
         </w:rPr>
         <w:t xml:space="preserve"> </w:t>
       </w:r>
-      <w:proofErr w:type="spellStart"/>
       <w:r>
         <w:rPr>
           <w:rFonts w:ascii="Consolas" w:hAnsi="Consolas"/>
@@ -5287,7 +5062,6 @@
         </w:rPr>
         <w:t>cell_size</w:t>
       </w:r>
-      <w:proofErr w:type="spellEnd"/>
       <w:r>
         <w:rPr>
           <w:rFonts w:ascii="Consolas" w:hAnsi="Consolas"/>
@@ -5298,7 +5072,6 @@
         </w:rPr>
         <w:t xml:space="preserve">, </w:t>
       </w:r>
-      <w:proofErr w:type="spellStart"/>
       <w:r>
         <w:rPr>
           <w:rFonts w:ascii="Consolas" w:hAnsi="Consolas"/>
@@ -5329,7 +5102,6 @@
         </w:rPr>
         <w:t>height</w:t>
       </w:r>
-      <w:proofErr w:type="spellEnd"/>
       <w:r>
         <w:rPr>
           <w:rFonts w:ascii="Consolas" w:hAnsi="Consolas"/>
@@ -5360,7 +5132,6 @@
         </w:rPr>
         <w:t xml:space="preserve"> </w:t>
       </w:r>
-      <w:proofErr w:type="spellStart"/>
       <w:r>
         <w:rPr>
           <w:rFonts w:ascii="Consolas" w:hAnsi="Consolas"/>
@@ -5371,7 +5142,6 @@
         </w:rPr>
         <w:t>cell_size</w:t>
       </w:r>
-      <w:proofErr w:type="spellEnd"/>
       <w:r>
         <w:rPr>
           <w:rFonts w:ascii="Consolas" w:hAnsi="Consolas"/>
@@ -5466,7 +5236,6 @@
         </w:rPr>
         <w:t xml:space="preserve"> </w:t>
       </w:r>
-      <w:proofErr w:type="spellStart"/>
       <w:r>
         <w:rPr>
           <w:rFonts w:ascii="Consolas" w:hAnsi="Consolas"/>
@@ -5497,7 +5266,6 @@
         </w:rPr>
         <w:t>Draw</w:t>
       </w:r>
-      <w:proofErr w:type="spellEnd"/>
       <w:r>
         <w:rPr>
           <w:rFonts w:ascii="Consolas" w:hAnsi="Consolas"/>
@@ -6260,8 +6028,6 @@
         </w:rPr>
         <w:t>(</w:t>
       </w:r>
-      <w:proofErr w:type="spellStart"/>
-      <w:proofErr w:type="gramStart"/>
       <w:r>
         <w:rPr>
           <w:rFonts w:ascii="Consolas" w:hAnsi="Consolas"/>
@@ -6292,8 +6058,6 @@
         </w:rPr>
         <w:t>grid</w:t>
       </w:r>
-      <w:proofErr w:type="spellEnd"/>
-      <w:proofErr w:type="gramEnd"/>
       <w:r>
         <w:rPr>
           <w:rFonts w:ascii="Consolas" w:hAnsi="Consolas"/>
@@ -6572,7 +6336,6 @@
         </w:rPr>
         <w:t xml:space="preserve"> </w:t>
       </w:r>
-      <w:proofErr w:type="spellStart"/>
       <w:r>
         <w:rPr>
           <w:rFonts w:ascii="Consolas" w:hAnsi="Consolas"/>
@@ -6583,7 +6346,6 @@
         </w:rPr>
         <w:t>cell_size</w:t>
       </w:r>
-      <w:proofErr w:type="spellEnd"/>
       <w:r>
         <w:rPr>
           <w:rFonts w:ascii="Consolas" w:hAnsi="Consolas"/>
@@ -6634,7 +6396,6 @@
         </w:rPr>
         <w:t xml:space="preserve"> </w:t>
       </w:r>
-      <w:proofErr w:type="spellStart"/>
       <w:r>
         <w:rPr>
           <w:rFonts w:ascii="Consolas" w:hAnsi="Consolas"/>
@@ -6645,7 +6406,6 @@
         </w:rPr>
         <w:t>cell_size</w:t>
       </w:r>
-      <w:proofErr w:type="spellEnd"/>
     </w:p>
     <w:p>
       <w:pPr>
@@ -6670,8 +6430,6 @@
         </w:rPr>
         <w:t xml:space="preserve">            </w:t>
       </w:r>
-      <w:proofErr w:type="spellStart"/>
-      <w:proofErr w:type="gramStart"/>
       <w:r>
         <w:rPr>
           <w:rFonts w:ascii="Consolas" w:hAnsi="Consolas"/>
@@ -6702,8 +6460,6 @@
         </w:rPr>
         <w:t>rectangle</w:t>
       </w:r>
-      <w:proofErr w:type="spellEnd"/>
-      <w:proofErr w:type="gramEnd"/>
       <w:r>
         <w:rPr>
           <w:rFonts w:ascii="Consolas" w:hAnsi="Consolas"/>
@@ -6794,7 +6550,6 @@
         </w:rPr>
         <w:t xml:space="preserve"> </w:t>
       </w:r>
-      <w:proofErr w:type="spellStart"/>
       <w:r>
         <w:rPr>
           <w:rFonts w:ascii="Consolas" w:hAnsi="Consolas"/>
@@ -6805,7 +6560,6 @@
         </w:rPr>
         <w:t>cell_size</w:t>
       </w:r>
-      <w:proofErr w:type="spellEnd"/>
       <w:r>
         <w:rPr>
           <w:rFonts w:ascii="Consolas" w:hAnsi="Consolas"/>
@@ -6896,7 +6650,6 @@
         </w:rPr>
         <w:t xml:space="preserve"> </w:t>
       </w:r>
-      <w:proofErr w:type="spellStart"/>
       <w:r>
         <w:rPr>
           <w:rFonts w:ascii="Consolas" w:hAnsi="Consolas"/>
@@ -6907,7 +6660,6 @@
         </w:rPr>
         <w:t>cell_size</w:t>
       </w:r>
-      <w:proofErr w:type="spellEnd"/>
       <w:r>
         <w:rPr>
           <w:rFonts w:ascii="Consolas" w:hAnsi="Consolas"/>
@@ -7042,8 +6794,6 @@
         </w:rPr>
         <w:t xml:space="preserve">            </w:t>
       </w:r>
-      <w:proofErr w:type="spellStart"/>
-      <w:proofErr w:type="gramStart"/>
       <w:r>
         <w:rPr>
           <w:rFonts w:ascii="Consolas" w:hAnsi="Consolas"/>
@@ -7074,8 +6824,6 @@
         </w:rPr>
         <w:t>rectangle</w:t>
       </w:r>
-      <w:proofErr w:type="spellEnd"/>
-      <w:proofErr w:type="gramEnd"/>
       <w:r>
         <w:rPr>
           <w:rFonts w:ascii="Consolas" w:hAnsi="Consolas"/>
@@ -7166,7 +6914,6 @@
         </w:rPr>
         <w:t xml:space="preserve"> </w:t>
       </w:r>
-      <w:proofErr w:type="spellStart"/>
       <w:r>
         <w:rPr>
           <w:rFonts w:ascii="Consolas" w:hAnsi="Consolas"/>
@@ -7177,7 +6924,6 @@
         </w:rPr>
         <w:t>cell_size</w:t>
       </w:r>
-      <w:proofErr w:type="spellEnd"/>
       <w:r>
         <w:rPr>
           <w:rFonts w:ascii="Consolas" w:hAnsi="Consolas"/>
@@ -7268,7 +7014,6 @@
         </w:rPr>
         <w:t xml:space="preserve"> </w:t>
       </w:r>
-      <w:proofErr w:type="spellStart"/>
       <w:r>
         <w:rPr>
           <w:rFonts w:ascii="Consolas" w:hAnsi="Consolas"/>
@@ -7279,7 +7024,6 @@
         </w:rPr>
         <w:t>cell_size</w:t>
       </w:r>
-      <w:proofErr w:type="spellEnd"/>
       <w:r>
         <w:rPr>
           <w:rFonts w:ascii="Consolas" w:hAnsi="Consolas"/>
@@ -7444,8 +7188,6 @@
         </w:rPr>
         <w:t xml:space="preserve">    </w:t>
       </w:r>
-      <w:proofErr w:type="spellStart"/>
-      <w:proofErr w:type="gramStart"/>
       <w:r>
         <w:rPr>
           <w:rFonts w:ascii="Consolas" w:hAnsi="Consolas"/>
@@ -7476,8 +7218,6 @@
         </w:rPr>
         <w:t>save</w:t>
       </w:r>
-      <w:proofErr w:type="spellEnd"/>
-      <w:proofErr w:type="gramEnd"/>
       <w:r>
         <w:rPr>
           <w:rFonts w:ascii="Consolas" w:hAnsi="Consolas"/>
@@ -7488,7 +7228,6 @@
         </w:rPr>
         <w:t>(</w:t>
       </w:r>
-      <w:proofErr w:type="spellStart"/>
       <w:r>
         <w:rPr>
           <w:rFonts w:ascii="Consolas" w:hAnsi="Consolas"/>
@@ -7499,7 +7238,6 @@
         </w:rPr>
         <w:t>path</w:t>
       </w:r>
-      <w:proofErr w:type="spellEnd"/>
       <w:r>
         <w:rPr>
           <w:rFonts w:ascii="Consolas" w:hAnsi="Consolas"/>
@@ -8436,8 +8174,6 @@
         </w:rPr>
         <w:t xml:space="preserve"> </w:t>
       </w:r>
-      <w:proofErr w:type="spellStart"/>
-      <w:proofErr w:type="gramStart"/>
       <w:r>
         <w:rPr>
           <w:rFonts w:ascii="Consolas" w:hAnsi="Consolas"/>
@@ -8448,7 +8184,6 @@
         </w:rPr>
         <w:t>manhattan</w:t>
       </w:r>
-      <w:proofErr w:type="spellEnd"/>
       <w:r>
         <w:rPr>
           <w:rFonts w:ascii="Consolas" w:hAnsi="Consolas"/>
@@ -8459,7 +8194,6 @@
         </w:rPr>
         <w:t>(</w:t>
       </w:r>
-      <w:proofErr w:type="gramEnd"/>
       <w:r>
         <w:rPr>
           <w:rFonts w:ascii="Consolas" w:hAnsi="Consolas"/>
@@ -8624,7 +8358,6 @@
         </w:rPr>
         <w:t>(</w:t>
       </w:r>
-      <w:proofErr w:type="gramStart"/>
       <w:r>
         <w:rPr>
           <w:rFonts w:ascii="Consolas" w:hAnsi="Consolas"/>
@@ -8645,7 +8378,6 @@
         </w:rPr>
         <w:t>[</w:t>
       </w:r>
-      <w:proofErr w:type="gramEnd"/>
       <w:r>
         <w:rPr>
           <w:rFonts w:ascii="Consolas" w:hAnsi="Consolas"/>
@@ -8924,7 +8656,6 @@
         </w:rPr>
         <w:t xml:space="preserve"> </w:t>
       </w:r>
-      <w:proofErr w:type="spellStart"/>
       <w:r>
         <w:rPr>
           <w:rFonts w:ascii="Consolas" w:hAnsi="Consolas"/>
@@ -8933,20 +8664,8 @@
           <w:szCs w:val="21"/>
           <w:lang w:val="en-US" w:eastAsia="ru-RU"/>
         </w:rPr>
-        <w:t>choose_agent_</w:t>
-      </w:r>
-      <w:proofErr w:type="gramStart"/>
-      <w:r>
-        <w:rPr>
-          <w:rFonts w:ascii="Consolas" w:hAnsi="Consolas"/>
-          <w:color w:val="D2A8FF"/>
-          <w:sz w:val="21"/>
-          <w:szCs w:val="21"/>
-          <w:lang w:val="en-US" w:eastAsia="ru-RU"/>
-        </w:rPr>
-        <w:t>move</w:t>
-      </w:r>
-      <w:proofErr w:type="spellEnd"/>
+        <w:t>choose_agent_move</w:t>
+      </w:r>
       <w:r>
         <w:rPr>
           <w:rFonts w:ascii="Consolas" w:hAnsi="Consolas"/>
@@ -8957,7 +8676,6 @@
         </w:rPr>
         <w:t>(</w:t>
       </w:r>
-      <w:proofErr w:type="gramEnd"/>
     </w:p>
     <w:p>
       <w:pPr>
@@ -8982,7 +8700,6 @@
         </w:rPr>
         <w:t xml:space="preserve">    </w:t>
       </w:r>
-      <w:proofErr w:type="spellStart"/>
       <w:r>
         <w:rPr>
           <w:rFonts w:ascii="Consolas" w:hAnsi="Consolas"/>
@@ -8993,7 +8710,6 @@
         </w:rPr>
         <w:t>rng</w:t>
       </w:r>
-      <w:proofErr w:type="spellEnd"/>
       <w:r>
         <w:rPr>
           <w:rFonts w:ascii="Consolas" w:hAnsi="Consolas"/>
@@ -9004,8 +8720,6 @@
         </w:rPr>
         <w:t xml:space="preserve">: </w:t>
       </w:r>
-      <w:proofErr w:type="spellStart"/>
-      <w:proofErr w:type="gramStart"/>
       <w:r>
         <w:rPr>
           <w:rFonts w:ascii="Consolas" w:hAnsi="Consolas"/>
@@ -9036,8 +8750,6 @@
         </w:rPr>
         <w:t>Random</w:t>
       </w:r>
-      <w:proofErr w:type="spellEnd"/>
-      <w:proofErr w:type="gramEnd"/>
       <w:r>
         <w:rPr>
           <w:rFonts w:ascii="Consolas" w:hAnsi="Consolas"/>
@@ -9240,7 +8952,6 @@
         </w:rPr>
         <w:t xml:space="preserve">: </w:t>
       </w:r>
-      <w:proofErr w:type="spellStart"/>
       <w:r>
         <w:rPr>
           <w:rFonts w:ascii="Consolas" w:hAnsi="Consolas"/>
@@ -9251,7 +8962,6 @@
         </w:rPr>
         <w:t>dict</w:t>
       </w:r>
-      <w:proofErr w:type="spellEnd"/>
       <w:r>
         <w:rPr>
           <w:rFonts w:ascii="Consolas" w:hAnsi="Consolas"/>
@@ -9350,7 +9060,6 @@
         </w:rPr>
         <w:t xml:space="preserve">) -&gt; </w:t>
       </w:r>
-      <w:proofErr w:type="spellStart"/>
       <w:r>
         <w:rPr>
           <w:rFonts w:ascii="Consolas" w:hAnsi="Consolas"/>
@@ -9361,7 +9070,6 @@
         </w:rPr>
         <w:t>dict</w:t>
       </w:r>
-      <w:proofErr w:type="spellEnd"/>
       <w:r>
         <w:rPr>
           <w:rFonts w:ascii="Consolas" w:hAnsi="Consolas"/>
@@ -9456,7 +9164,6 @@
         </w:rPr>
         <w:t xml:space="preserve"> </w:t>
       </w:r>
-      <w:proofErr w:type="gramStart"/>
       <w:r>
         <w:rPr>
           <w:rFonts w:ascii="Consolas" w:hAnsi="Consolas"/>
@@ -9477,7 +9184,6 @@
         </w:rPr>
         <w:t>(</w:t>
       </w:r>
-      <w:proofErr w:type="gramEnd"/>
       <w:r>
         <w:rPr>
           <w:rFonts w:ascii="Consolas" w:hAnsi="Consolas"/>
@@ -9816,7 +9522,6 @@
         </w:rPr>
         <w:t xml:space="preserve">    </w:t>
       </w:r>
-      <w:proofErr w:type="spellStart"/>
       <w:r>
         <w:rPr>
           <w:rFonts w:ascii="Consolas" w:hAnsi="Consolas"/>
@@ -9827,7 +9532,6 @@
         </w:rPr>
         <w:t>pending_reverse</w:t>
       </w:r>
-      <w:proofErr w:type="spellEnd"/>
       <w:r>
         <w:rPr>
           <w:rFonts w:ascii="Consolas" w:hAnsi="Consolas"/>
@@ -9858,7 +9562,6 @@
         </w:rPr>
         <w:t xml:space="preserve"> </w:t>
       </w:r>
-      <w:proofErr w:type="gramStart"/>
       <w:r>
         <w:rPr>
           <w:rFonts w:ascii="Consolas" w:hAnsi="Consolas"/>
@@ -9879,8 +9582,6 @@
         </w:rPr>
         <w:t>(</w:t>
       </w:r>
-      <w:proofErr w:type="spellStart"/>
-      <w:proofErr w:type="gramEnd"/>
       <w:r>
         <w:rPr>
           <w:rFonts w:ascii="Consolas" w:hAnsi="Consolas"/>
@@ -9911,7 +9612,6 @@
         </w:rPr>
         <w:t>get</w:t>
       </w:r>
-      <w:proofErr w:type="spellEnd"/>
       <w:r>
         <w:rPr>
           <w:rFonts w:ascii="Consolas" w:hAnsi="Consolas"/>
@@ -9930,29 +9630,7 @@
           <w:szCs w:val="21"/>
           <w:lang w:val="en-US" w:eastAsia="ru-RU"/>
         </w:rPr>
-        <w:t>"</w:t>
-      </w:r>
-      <w:proofErr w:type="spellStart"/>
-      <w:r>
-        <w:rPr>
-          <w:rFonts w:ascii="Consolas" w:hAnsi="Consolas"/>
-          <w:color w:val="A5D6FF"/>
-          <w:sz w:val="21"/>
-          <w:szCs w:val="21"/>
-          <w:lang w:val="en-US" w:eastAsia="ru-RU"/>
-        </w:rPr>
-        <w:t>pending_reverse</w:t>
-      </w:r>
-      <w:proofErr w:type="spellEnd"/>
-      <w:r>
-        <w:rPr>
-          <w:rFonts w:ascii="Consolas" w:hAnsi="Consolas"/>
-          <w:color w:val="A5D6FF"/>
-          <w:sz w:val="21"/>
-          <w:szCs w:val="21"/>
-          <w:lang w:val="en-US" w:eastAsia="ru-RU"/>
-        </w:rPr>
-        <w:t>"</w:t>
+        <w:t>"pending_reverse"</w:t>
       </w:r>
       <w:r>
         <w:rPr>
@@ -10048,7 +9726,6 @@
         </w:rPr>
         <w:t xml:space="preserve"> </w:t>
       </w:r>
-      <w:proofErr w:type="spellStart"/>
       <w:r>
         <w:rPr>
           <w:rFonts w:ascii="Consolas" w:hAnsi="Consolas"/>
@@ -10057,20 +9734,8 @@
           <w:szCs w:val="21"/>
           <w:lang w:val="en-US" w:eastAsia="ru-RU"/>
         </w:rPr>
-        <w:t>valid_</w:t>
-      </w:r>
-      <w:proofErr w:type="gramStart"/>
-      <w:r>
-        <w:rPr>
-          <w:rFonts w:ascii="Consolas" w:hAnsi="Consolas"/>
-          <w:color w:val="D2A8FF"/>
-          <w:sz w:val="21"/>
-          <w:szCs w:val="21"/>
-          <w:lang w:val="en-US" w:eastAsia="ru-RU"/>
-        </w:rPr>
-        <w:t>directions</w:t>
-      </w:r>
-      <w:proofErr w:type="spellEnd"/>
+        <w:t>valid_directions</w:t>
+      </w:r>
       <w:r>
         <w:rPr>
           <w:rFonts w:ascii="Consolas" w:hAnsi="Consolas"/>
@@ -10081,7 +9746,6 @@
         </w:rPr>
         <w:t>(</w:t>
       </w:r>
-      <w:proofErr w:type="gramEnd"/>
       <w:r>
         <w:rPr>
           <w:rFonts w:ascii="Consolas" w:hAnsi="Consolas"/>
@@ -10353,29 +10017,7 @@
           <w:szCs w:val="21"/>
           <w:lang w:val="en-US" w:eastAsia="ru-RU"/>
         </w:rPr>
-        <w:t>"</w:t>
-      </w:r>
-      <w:proofErr w:type="spellStart"/>
-      <w:r>
-        <w:rPr>
-          <w:rFonts w:ascii="Consolas" w:hAnsi="Consolas"/>
-          <w:color w:val="A5D6FF"/>
-          <w:sz w:val="21"/>
-          <w:szCs w:val="21"/>
-          <w:lang w:val="en-US" w:eastAsia="ru-RU"/>
-        </w:rPr>
-        <w:t>pending_reverse</w:t>
-      </w:r>
-      <w:proofErr w:type="spellEnd"/>
-      <w:r>
-        <w:rPr>
-          <w:rFonts w:ascii="Consolas" w:hAnsi="Consolas"/>
-          <w:color w:val="A5D6FF"/>
-          <w:sz w:val="21"/>
-          <w:szCs w:val="21"/>
-          <w:lang w:val="en-US" w:eastAsia="ru-RU"/>
-        </w:rPr>
-        <w:t>"</w:t>
+        <w:t>"pending_reverse"</w:t>
       </w:r>
       <w:r>
         <w:rPr>
@@ -10629,7 +10271,6 @@
         </w:rPr>
         <w:t xml:space="preserve"> </w:t>
       </w:r>
-      <w:proofErr w:type="spellStart"/>
       <w:r>
         <w:rPr>
           <w:rFonts w:ascii="Consolas" w:hAnsi="Consolas"/>
@@ -10638,20 +10279,8 @@
           <w:szCs w:val="21"/>
           <w:lang w:val="en-US" w:eastAsia="ru-RU"/>
         </w:rPr>
-        <w:t>choose_initial_</w:t>
-      </w:r>
-      <w:proofErr w:type="gramStart"/>
-      <w:r>
-        <w:rPr>
-          <w:rFonts w:ascii="Consolas" w:hAnsi="Consolas"/>
-          <w:color w:val="D2A8FF"/>
-          <w:sz w:val="21"/>
-          <w:szCs w:val="21"/>
-          <w:lang w:val="en-US" w:eastAsia="ru-RU"/>
-        </w:rPr>
-        <w:t>direction</w:t>
-      </w:r>
-      <w:proofErr w:type="spellEnd"/>
+        <w:t>choose_initial_direction</w:t>
+      </w:r>
       <w:r>
         <w:rPr>
           <w:rFonts w:ascii="Consolas" w:hAnsi="Consolas"/>
@@ -10662,8 +10291,6 @@
         </w:rPr>
         <w:t>(</w:t>
       </w:r>
-      <w:proofErr w:type="spellStart"/>
-      <w:proofErr w:type="gramEnd"/>
       <w:r>
         <w:rPr>
           <w:rFonts w:ascii="Consolas" w:hAnsi="Consolas"/>
@@ -10674,7 +10301,6 @@
         </w:rPr>
         <w:t>rng</w:t>
       </w:r>
-      <w:proofErr w:type="spellEnd"/>
       <w:r>
         <w:rPr>
           <w:rFonts w:ascii="Consolas" w:hAnsi="Consolas"/>
@@ -10849,7 +10475,6 @@
         </w:rPr>
         <w:t xml:space="preserve">: </w:t>
       </w:r>
-      <w:proofErr w:type="spellStart"/>
       <w:r>
         <w:rPr>
           <w:rFonts w:ascii="Consolas" w:hAnsi="Consolas"/>
@@ -10858,31 +10483,38 @@
           <w:szCs w:val="21"/>
           <w:lang w:val="en-US" w:eastAsia="ru-RU"/>
         </w:rPr>
-        <w:t>add_</w:t>
-      </w:r>
-      <w:proofErr w:type="gramStart"/>
-      <w:r>
-        <w:rPr>
-          <w:rFonts w:ascii="Consolas" w:hAnsi="Consolas"/>
-          <w:color w:val="D2A8FF"/>
+        <w:t>add_pos</w:t>
+      </w:r>
+      <w:r>
+        <w:rPr>
+          <w:rFonts w:ascii="Consolas" w:hAnsi="Consolas"/>
+          <w:color w:val="BBBEBF"/>
+          <w:sz w:val="21"/>
+          <w:szCs w:val="21"/>
+          <w:lang w:val="en-US" w:eastAsia="ru-RU"/>
+        </w:rPr>
+        <w:t>(</w:t>
+      </w:r>
+      <w:r>
+        <w:rPr>
+          <w:rFonts w:ascii="Consolas" w:hAnsi="Consolas"/>
+          <w:color w:val="C9D1D9"/>
           <w:sz w:val="21"/>
           <w:szCs w:val="21"/>
           <w:lang w:val="en-US" w:eastAsia="ru-RU"/>
         </w:rPr>
         <w:t>pos</w:t>
       </w:r>
-      <w:proofErr w:type="spellEnd"/>
-      <w:r>
-        <w:rPr>
-          <w:rFonts w:ascii="Consolas" w:hAnsi="Consolas"/>
-          <w:color w:val="BBBEBF"/>
-          <w:sz w:val="21"/>
-          <w:szCs w:val="21"/>
-          <w:lang w:val="en-US" w:eastAsia="ru-RU"/>
-        </w:rPr>
-        <w:t>(</w:t>
-      </w:r>
-      <w:proofErr w:type="gramEnd"/>
+      <w:r>
+        <w:rPr>
+          <w:rFonts w:ascii="Consolas" w:hAnsi="Consolas"/>
+          <w:color w:val="BBBEBF"/>
+          <w:sz w:val="21"/>
+          <w:szCs w:val="21"/>
+          <w:lang w:val="en-US" w:eastAsia="ru-RU"/>
+        </w:rPr>
+        <w:t xml:space="preserve">, </w:t>
+      </w:r>
       <w:r>
         <w:rPr>
           <w:rFonts w:ascii="Consolas" w:hAnsi="Consolas"/>
@@ -10891,7 +10523,47 @@
           <w:szCs w:val="21"/>
           <w:lang w:val="en-US" w:eastAsia="ru-RU"/>
         </w:rPr>
-        <w:t>pos</w:t>
+        <w:t>move</w:t>
+      </w:r>
+      <w:r>
+        <w:rPr>
+          <w:rFonts w:ascii="Consolas" w:hAnsi="Consolas"/>
+          <w:color w:val="BBBEBF"/>
+          <w:sz w:val="21"/>
+          <w:szCs w:val="21"/>
+          <w:lang w:val="en-US" w:eastAsia="ru-RU"/>
+        </w:rPr>
+        <w:t xml:space="preserve">), </w:t>
+      </w:r>
+      <w:r>
+        <w:rPr>
+          <w:rFonts w:ascii="Consolas" w:hAnsi="Consolas"/>
+          <w:color w:val="A5D6FF"/>
+          <w:sz w:val="21"/>
+          <w:szCs w:val="21"/>
+          <w:lang w:val="en-US" w:eastAsia="ru-RU"/>
+        </w:rPr>
+        <w:t>"direction"</w:t>
+      </w:r>
+      <w:r>
+        <w:rPr>
+          <w:rFonts w:ascii="Consolas" w:hAnsi="Consolas"/>
+          <w:color w:val="BBBEBF"/>
+          <w:sz w:val="21"/>
+          <w:szCs w:val="21"/>
+          <w:lang w:val="en-US" w:eastAsia="ru-RU"/>
+        </w:rPr>
+        <w:t xml:space="preserve">: </w:t>
+      </w:r>
+      <w:r>
+        <w:rPr>
+          <w:rFonts w:ascii="Consolas" w:hAnsi="Consolas"/>
+          <w:color w:val="C9D1D9"/>
+          <w:sz w:val="21"/>
+          <w:szCs w:val="21"/>
+          <w:lang w:val="en-US" w:eastAsia="ru-RU"/>
+        </w:rPr>
+        <w:t>move</w:t>
       </w:r>
       <w:r>
         <w:rPr>
@@ -10906,94 +10578,12 @@
       <w:r>
         <w:rPr>
           <w:rFonts w:ascii="Consolas" w:hAnsi="Consolas"/>
-          <w:color w:val="C9D1D9"/>
-          <w:sz w:val="21"/>
-          <w:szCs w:val="21"/>
-          <w:lang w:val="en-US" w:eastAsia="ru-RU"/>
-        </w:rPr>
-        <w:t>move</w:t>
-      </w:r>
-      <w:r>
-        <w:rPr>
-          <w:rFonts w:ascii="Consolas" w:hAnsi="Consolas"/>
-          <w:color w:val="BBBEBF"/>
-          <w:sz w:val="21"/>
-          <w:szCs w:val="21"/>
-          <w:lang w:val="en-US" w:eastAsia="ru-RU"/>
-        </w:rPr>
-        <w:t xml:space="preserve">), </w:t>
-      </w:r>
-      <w:r>
-        <w:rPr>
-          <w:rFonts w:ascii="Consolas" w:hAnsi="Consolas"/>
           <w:color w:val="A5D6FF"/>
           <w:sz w:val="21"/>
           <w:szCs w:val="21"/>
           <w:lang w:val="en-US" w:eastAsia="ru-RU"/>
         </w:rPr>
-        <w:t>"direction"</w:t>
-      </w:r>
-      <w:r>
-        <w:rPr>
-          <w:rFonts w:ascii="Consolas" w:hAnsi="Consolas"/>
-          <w:color w:val="BBBEBF"/>
-          <w:sz w:val="21"/>
-          <w:szCs w:val="21"/>
-          <w:lang w:val="en-US" w:eastAsia="ru-RU"/>
-        </w:rPr>
-        <w:t xml:space="preserve">: </w:t>
-      </w:r>
-      <w:r>
-        <w:rPr>
-          <w:rFonts w:ascii="Consolas" w:hAnsi="Consolas"/>
-          <w:color w:val="C9D1D9"/>
-          <w:sz w:val="21"/>
-          <w:szCs w:val="21"/>
-          <w:lang w:val="en-US" w:eastAsia="ru-RU"/>
-        </w:rPr>
-        <w:t>move</w:t>
-      </w:r>
-      <w:r>
-        <w:rPr>
-          <w:rFonts w:ascii="Consolas" w:hAnsi="Consolas"/>
-          <w:color w:val="BBBEBF"/>
-          <w:sz w:val="21"/>
-          <w:szCs w:val="21"/>
-          <w:lang w:val="en-US" w:eastAsia="ru-RU"/>
-        </w:rPr>
-        <w:t xml:space="preserve">, </w:t>
-      </w:r>
-      <w:r>
-        <w:rPr>
-          <w:rFonts w:ascii="Consolas" w:hAnsi="Consolas"/>
-          <w:color w:val="A5D6FF"/>
-          <w:sz w:val="21"/>
-          <w:szCs w:val="21"/>
-          <w:lang w:val="en-US" w:eastAsia="ru-RU"/>
-        </w:rPr>
-        <w:t>"</w:t>
-      </w:r>
-      <w:proofErr w:type="spellStart"/>
-      <w:r>
-        <w:rPr>
-          <w:rFonts w:ascii="Consolas" w:hAnsi="Consolas"/>
-          <w:color w:val="A5D6FF"/>
-          <w:sz w:val="21"/>
-          <w:szCs w:val="21"/>
-          <w:lang w:val="en-US" w:eastAsia="ru-RU"/>
-        </w:rPr>
-        <w:t>pending_reverse</w:t>
-      </w:r>
-      <w:proofErr w:type="spellEnd"/>
-      <w:r>
-        <w:rPr>
-          <w:rFonts w:ascii="Consolas" w:hAnsi="Consolas"/>
-          <w:color w:val="A5D6FF"/>
-          <w:sz w:val="21"/>
-          <w:szCs w:val="21"/>
-          <w:lang w:val="en-US" w:eastAsia="ru-RU"/>
-        </w:rPr>
-        <w:t>"</w:t>
+        <w:t>"pending_reverse"</w:t>
       </w:r>
       <w:r>
         <w:rPr>
@@ -11103,7 +10693,6 @@
         </w:rPr>
         <w:t xml:space="preserve">    </w:t>
       </w:r>
-      <w:proofErr w:type="spellStart"/>
       <w:r>
         <w:rPr>
           <w:rFonts w:ascii="Consolas" w:hAnsi="Consolas"/>
@@ -11114,7 +10703,6 @@
         </w:rPr>
         <w:t>reverse_dir</w:t>
       </w:r>
-      <w:proofErr w:type="spellEnd"/>
       <w:r>
         <w:rPr>
           <w:rFonts w:ascii="Consolas" w:hAnsi="Consolas"/>
@@ -11229,7 +10817,6 @@
         </w:rPr>
         <w:t xml:space="preserve"> </w:t>
       </w:r>
-      <w:proofErr w:type="spellStart"/>
       <w:r>
         <w:rPr>
           <w:rFonts w:ascii="Consolas" w:hAnsi="Consolas"/>
@@ -11240,7 +10827,6 @@
         </w:rPr>
         <w:t>pending_reverse</w:t>
       </w:r>
-      <w:proofErr w:type="spellEnd"/>
       <w:r>
         <w:rPr>
           <w:rFonts w:ascii="Consolas" w:hAnsi="Consolas"/>
@@ -11271,7 +10857,6 @@
         </w:rPr>
         <w:t xml:space="preserve"> </w:t>
       </w:r>
-      <w:proofErr w:type="spellStart"/>
       <w:r>
         <w:rPr>
           <w:rFonts w:ascii="Consolas" w:hAnsi="Consolas"/>
@@ -11282,7 +10867,6 @@
         </w:rPr>
         <w:t>reverse_dir</w:t>
       </w:r>
-      <w:proofErr w:type="spellEnd"/>
       <w:r>
         <w:rPr>
           <w:rFonts w:ascii="Consolas" w:hAnsi="Consolas"/>
@@ -11397,7 +10981,6 @@
         </w:rPr>
         <w:t xml:space="preserve">: </w:t>
       </w:r>
-      <w:proofErr w:type="spellStart"/>
       <w:r>
         <w:rPr>
           <w:rFonts w:ascii="Consolas" w:hAnsi="Consolas"/>
@@ -11406,31 +10989,38 @@
           <w:szCs w:val="21"/>
           <w:lang w:val="en-US" w:eastAsia="ru-RU"/>
         </w:rPr>
-        <w:t>add_</w:t>
-      </w:r>
-      <w:proofErr w:type="gramStart"/>
-      <w:r>
-        <w:rPr>
-          <w:rFonts w:ascii="Consolas" w:hAnsi="Consolas"/>
-          <w:color w:val="D2A8FF"/>
+        <w:t>add_pos</w:t>
+      </w:r>
+      <w:r>
+        <w:rPr>
+          <w:rFonts w:ascii="Consolas" w:hAnsi="Consolas"/>
+          <w:color w:val="BBBEBF"/>
+          <w:sz w:val="21"/>
+          <w:szCs w:val="21"/>
+          <w:lang w:val="en-US" w:eastAsia="ru-RU"/>
+        </w:rPr>
+        <w:t>(</w:t>
+      </w:r>
+      <w:r>
+        <w:rPr>
+          <w:rFonts w:ascii="Consolas" w:hAnsi="Consolas"/>
+          <w:color w:val="C9D1D9"/>
           <w:sz w:val="21"/>
           <w:szCs w:val="21"/>
           <w:lang w:val="en-US" w:eastAsia="ru-RU"/>
         </w:rPr>
         <w:t>pos</w:t>
       </w:r>
-      <w:proofErr w:type="spellEnd"/>
-      <w:r>
-        <w:rPr>
-          <w:rFonts w:ascii="Consolas" w:hAnsi="Consolas"/>
-          <w:color w:val="BBBEBF"/>
-          <w:sz w:val="21"/>
-          <w:szCs w:val="21"/>
-          <w:lang w:val="en-US" w:eastAsia="ru-RU"/>
-        </w:rPr>
-        <w:t>(</w:t>
-      </w:r>
-      <w:proofErr w:type="gramEnd"/>
+      <w:r>
+        <w:rPr>
+          <w:rFonts w:ascii="Consolas" w:hAnsi="Consolas"/>
+          <w:color w:val="BBBEBF"/>
+          <w:sz w:val="21"/>
+          <w:szCs w:val="21"/>
+          <w:lang w:val="en-US" w:eastAsia="ru-RU"/>
+        </w:rPr>
+        <w:t xml:space="preserve">, </w:t>
+      </w:r>
       <w:r>
         <w:rPr>
           <w:rFonts w:ascii="Consolas" w:hAnsi="Consolas"/>
@@ -11439,7 +11029,47 @@
           <w:szCs w:val="21"/>
           <w:lang w:val="en-US" w:eastAsia="ru-RU"/>
         </w:rPr>
-        <w:t>pos</w:t>
+        <w:t>reverse_dir</w:t>
+      </w:r>
+      <w:r>
+        <w:rPr>
+          <w:rFonts w:ascii="Consolas" w:hAnsi="Consolas"/>
+          <w:color w:val="BBBEBF"/>
+          <w:sz w:val="21"/>
+          <w:szCs w:val="21"/>
+          <w:lang w:val="en-US" w:eastAsia="ru-RU"/>
+        </w:rPr>
+        <w:t xml:space="preserve">), </w:t>
+      </w:r>
+      <w:r>
+        <w:rPr>
+          <w:rFonts w:ascii="Consolas" w:hAnsi="Consolas"/>
+          <w:color w:val="A5D6FF"/>
+          <w:sz w:val="21"/>
+          <w:szCs w:val="21"/>
+          <w:lang w:val="en-US" w:eastAsia="ru-RU"/>
+        </w:rPr>
+        <w:t>"direction"</w:t>
+      </w:r>
+      <w:r>
+        <w:rPr>
+          <w:rFonts w:ascii="Consolas" w:hAnsi="Consolas"/>
+          <w:color w:val="BBBEBF"/>
+          <w:sz w:val="21"/>
+          <w:szCs w:val="21"/>
+          <w:lang w:val="en-US" w:eastAsia="ru-RU"/>
+        </w:rPr>
+        <w:t xml:space="preserve">: </w:t>
+      </w:r>
+      <w:r>
+        <w:rPr>
+          <w:rFonts w:ascii="Consolas" w:hAnsi="Consolas"/>
+          <w:color w:val="C9D1D9"/>
+          <w:sz w:val="21"/>
+          <w:szCs w:val="21"/>
+          <w:lang w:val="en-US" w:eastAsia="ru-RU"/>
+        </w:rPr>
+        <w:t>reverse_dir</w:t>
       </w:r>
       <w:r>
         <w:rPr>
@@ -11451,28 +11081,6 @@
         </w:rPr>
         <w:t xml:space="preserve">, </w:t>
       </w:r>
-      <w:proofErr w:type="spellStart"/>
-      <w:r>
-        <w:rPr>
-          <w:rFonts w:ascii="Consolas" w:hAnsi="Consolas"/>
-          <w:color w:val="C9D1D9"/>
-          <w:sz w:val="21"/>
-          <w:szCs w:val="21"/>
-          <w:lang w:val="en-US" w:eastAsia="ru-RU"/>
-        </w:rPr>
-        <w:t>reverse_dir</w:t>
-      </w:r>
-      <w:proofErr w:type="spellEnd"/>
-      <w:r>
-        <w:rPr>
-          <w:rFonts w:ascii="Consolas" w:hAnsi="Consolas"/>
-          <w:color w:val="BBBEBF"/>
-          <w:sz w:val="21"/>
-          <w:szCs w:val="21"/>
-          <w:lang w:val="en-US" w:eastAsia="ru-RU"/>
-        </w:rPr>
-        <w:t xml:space="preserve">), </w:t>
-      </w:r>
       <w:r>
         <w:rPr>
           <w:rFonts w:ascii="Consolas" w:hAnsi="Consolas"/>
@@ -11481,71 +11089,7 @@
           <w:szCs w:val="21"/>
           <w:lang w:val="en-US" w:eastAsia="ru-RU"/>
         </w:rPr>
-        <w:t>"direction"</w:t>
-      </w:r>
-      <w:r>
-        <w:rPr>
-          <w:rFonts w:ascii="Consolas" w:hAnsi="Consolas"/>
-          <w:color w:val="BBBEBF"/>
-          <w:sz w:val="21"/>
-          <w:szCs w:val="21"/>
-          <w:lang w:val="en-US" w:eastAsia="ru-RU"/>
-        </w:rPr>
-        <w:t xml:space="preserve">: </w:t>
-      </w:r>
-      <w:proofErr w:type="spellStart"/>
-      <w:r>
-        <w:rPr>
-          <w:rFonts w:ascii="Consolas" w:hAnsi="Consolas"/>
-          <w:color w:val="C9D1D9"/>
-          <w:sz w:val="21"/>
-          <w:szCs w:val="21"/>
-          <w:lang w:val="en-US" w:eastAsia="ru-RU"/>
-        </w:rPr>
-        <w:t>reverse_dir</w:t>
-      </w:r>
-      <w:proofErr w:type="spellEnd"/>
-      <w:r>
-        <w:rPr>
-          <w:rFonts w:ascii="Consolas" w:hAnsi="Consolas"/>
-          <w:color w:val="BBBEBF"/>
-          <w:sz w:val="21"/>
-          <w:szCs w:val="21"/>
-          <w:lang w:val="en-US" w:eastAsia="ru-RU"/>
-        </w:rPr>
-        <w:t xml:space="preserve">, </w:t>
-      </w:r>
-      <w:r>
-        <w:rPr>
-          <w:rFonts w:ascii="Consolas" w:hAnsi="Consolas"/>
-          <w:color w:val="A5D6FF"/>
-          <w:sz w:val="21"/>
-          <w:szCs w:val="21"/>
-          <w:lang w:val="en-US" w:eastAsia="ru-RU"/>
-        </w:rPr>
-        <w:t>"</w:t>
-      </w:r>
-      <w:proofErr w:type="spellStart"/>
-      <w:r>
-        <w:rPr>
-          <w:rFonts w:ascii="Consolas" w:hAnsi="Consolas"/>
-          <w:color w:val="A5D6FF"/>
-          <w:sz w:val="21"/>
-          <w:szCs w:val="21"/>
-          <w:lang w:val="en-US" w:eastAsia="ru-RU"/>
-        </w:rPr>
-        <w:t>pending_reverse</w:t>
-      </w:r>
-      <w:proofErr w:type="spellEnd"/>
-      <w:r>
-        <w:rPr>
-          <w:rFonts w:ascii="Consolas" w:hAnsi="Consolas"/>
-          <w:color w:val="A5D6FF"/>
-          <w:sz w:val="21"/>
-          <w:szCs w:val="21"/>
-          <w:lang w:val="en-US" w:eastAsia="ru-RU"/>
-        </w:rPr>
-        <w:t>"</w:t>
+        <w:t>"pending_reverse"</w:t>
       </w:r>
       <w:r>
         <w:rPr>
@@ -11655,7 +11199,6 @@
         </w:rPr>
         <w:t xml:space="preserve">    </w:t>
       </w:r>
-      <w:proofErr w:type="spellStart"/>
       <w:r>
         <w:rPr>
           <w:rFonts w:ascii="Consolas" w:hAnsi="Consolas"/>
@@ -11666,7 +11209,6 @@
         </w:rPr>
         <w:t>forward_options</w:t>
       </w:r>
-      <w:proofErr w:type="spellEnd"/>
       <w:r>
         <w:rPr>
           <w:rFonts w:ascii="Consolas" w:hAnsi="Consolas"/>
@@ -11717,7 +11259,6 @@
         </w:rPr>
         <w:t xml:space="preserve"> </w:t>
       </w:r>
-      <w:proofErr w:type="spellStart"/>
       <w:r>
         <w:rPr>
           <w:rFonts w:ascii="Consolas" w:hAnsi="Consolas"/>
@@ -11748,7 +11289,6 @@
         </w:rPr>
         <w:t>d</w:t>
       </w:r>
-      <w:proofErr w:type="spellEnd"/>
       <w:r>
         <w:rPr>
           <w:rFonts w:ascii="Consolas" w:hAnsi="Consolas"/>
@@ -11819,7 +11359,6 @@
         </w:rPr>
         <w:t xml:space="preserve"> </w:t>
       </w:r>
-      <w:proofErr w:type="gramStart"/>
       <w:r>
         <w:rPr>
           <w:rFonts w:ascii="Consolas" w:hAnsi="Consolas"/>
@@ -11848,30 +11387,18 @@
           <w:szCs w:val="21"/>
           <w:lang w:val="en-US" w:eastAsia="ru-RU"/>
         </w:rPr>
-        <w:t>!</w:t>
-      </w:r>
-      <w:proofErr w:type="gramEnd"/>
-      <w:r>
-        <w:rPr>
-          <w:rFonts w:ascii="Consolas" w:hAnsi="Consolas"/>
-          <w:color w:val="D4D4D4"/>
-          <w:sz w:val="21"/>
-          <w:szCs w:val="21"/>
-          <w:lang w:val="en-US" w:eastAsia="ru-RU"/>
-        </w:rPr>
-        <w:t>=</w:t>
-      </w:r>
-      <w:r>
-        <w:rPr>
-          <w:rFonts w:ascii="Consolas" w:hAnsi="Consolas"/>
-          <w:color w:val="BBBEBF"/>
-          <w:sz w:val="21"/>
-          <w:szCs w:val="21"/>
-          <w:lang w:val="en-US" w:eastAsia="ru-RU"/>
-        </w:rPr>
-        <w:t xml:space="preserve"> </w:t>
-      </w:r>
-      <w:proofErr w:type="spellStart"/>
+        <w:t>!=</w:t>
+      </w:r>
+      <w:r>
+        <w:rPr>
+          <w:rFonts w:ascii="Consolas" w:hAnsi="Consolas"/>
+          <w:color w:val="BBBEBF"/>
+          <w:sz w:val="21"/>
+          <w:szCs w:val="21"/>
+          <w:lang w:val="en-US" w:eastAsia="ru-RU"/>
+        </w:rPr>
+        <w:t xml:space="preserve"> </w:t>
+      </w:r>
       <w:r>
         <w:rPr>
           <w:rFonts w:ascii="Consolas" w:hAnsi="Consolas"/>
@@ -11882,7 +11409,6 @@
         </w:rPr>
         <w:t>reverse_dir</w:t>
       </w:r>
-      <w:proofErr w:type="spellEnd"/>
       <w:r>
         <w:rPr>
           <w:rFonts w:ascii="Consolas" w:hAnsi="Consolas"/>
@@ -11957,7 +11483,6 @@
         </w:rPr>
         <w:t xml:space="preserve"> </w:t>
       </w:r>
-      <w:proofErr w:type="spellStart"/>
       <w:r>
         <w:rPr>
           <w:rFonts w:ascii="Consolas" w:hAnsi="Consolas"/>
@@ -11968,7 +11493,6 @@
         </w:rPr>
         <w:t>forward_options</w:t>
       </w:r>
-      <w:proofErr w:type="spellEnd"/>
       <w:r>
         <w:rPr>
           <w:rFonts w:ascii="Consolas" w:hAnsi="Consolas"/>
@@ -11999,7 +11523,6 @@
         </w:rPr>
         <w:t xml:space="preserve"> </w:t>
       </w:r>
-      <w:proofErr w:type="spellStart"/>
       <w:r>
         <w:rPr>
           <w:rFonts w:ascii="Consolas" w:hAnsi="Consolas"/>
@@ -12010,7 +11533,6 @@
         </w:rPr>
         <w:t>reverse_dir</w:t>
       </w:r>
-      <w:proofErr w:type="spellEnd"/>
       <w:r>
         <w:rPr>
           <w:rFonts w:ascii="Consolas" w:hAnsi="Consolas"/>
@@ -12125,7 +11647,6 @@
         </w:rPr>
         <w:t xml:space="preserve">: </w:t>
       </w:r>
-      <w:proofErr w:type="spellStart"/>
       <w:r>
         <w:rPr>
           <w:rFonts w:ascii="Consolas" w:hAnsi="Consolas"/>
@@ -12134,31 +11655,38 @@
           <w:szCs w:val="21"/>
           <w:lang w:val="en-US" w:eastAsia="ru-RU"/>
         </w:rPr>
-        <w:t>add_</w:t>
-      </w:r>
-      <w:proofErr w:type="gramStart"/>
-      <w:r>
-        <w:rPr>
-          <w:rFonts w:ascii="Consolas" w:hAnsi="Consolas"/>
-          <w:color w:val="D2A8FF"/>
+        <w:t>add_pos</w:t>
+      </w:r>
+      <w:r>
+        <w:rPr>
+          <w:rFonts w:ascii="Consolas" w:hAnsi="Consolas"/>
+          <w:color w:val="BBBEBF"/>
+          <w:sz w:val="21"/>
+          <w:szCs w:val="21"/>
+          <w:lang w:val="en-US" w:eastAsia="ru-RU"/>
+        </w:rPr>
+        <w:t>(</w:t>
+      </w:r>
+      <w:r>
+        <w:rPr>
+          <w:rFonts w:ascii="Consolas" w:hAnsi="Consolas"/>
+          <w:color w:val="C9D1D9"/>
           <w:sz w:val="21"/>
           <w:szCs w:val="21"/>
           <w:lang w:val="en-US" w:eastAsia="ru-RU"/>
         </w:rPr>
         <w:t>pos</w:t>
       </w:r>
-      <w:proofErr w:type="spellEnd"/>
-      <w:r>
-        <w:rPr>
-          <w:rFonts w:ascii="Consolas" w:hAnsi="Consolas"/>
-          <w:color w:val="BBBEBF"/>
-          <w:sz w:val="21"/>
-          <w:szCs w:val="21"/>
-          <w:lang w:val="en-US" w:eastAsia="ru-RU"/>
-        </w:rPr>
-        <w:t>(</w:t>
-      </w:r>
-      <w:proofErr w:type="gramEnd"/>
+      <w:r>
+        <w:rPr>
+          <w:rFonts w:ascii="Consolas" w:hAnsi="Consolas"/>
+          <w:color w:val="BBBEBF"/>
+          <w:sz w:val="21"/>
+          <w:szCs w:val="21"/>
+          <w:lang w:val="en-US" w:eastAsia="ru-RU"/>
+        </w:rPr>
+        <w:t xml:space="preserve">, </w:t>
+      </w:r>
       <w:r>
         <w:rPr>
           <w:rFonts w:ascii="Consolas" w:hAnsi="Consolas"/>
@@ -12167,7 +11695,47 @@
           <w:szCs w:val="21"/>
           <w:lang w:val="en-US" w:eastAsia="ru-RU"/>
         </w:rPr>
-        <w:t>pos</w:t>
+        <w:t>reverse_dir</w:t>
+      </w:r>
+      <w:r>
+        <w:rPr>
+          <w:rFonts w:ascii="Consolas" w:hAnsi="Consolas"/>
+          <w:color w:val="BBBEBF"/>
+          <w:sz w:val="21"/>
+          <w:szCs w:val="21"/>
+          <w:lang w:val="en-US" w:eastAsia="ru-RU"/>
+        </w:rPr>
+        <w:t xml:space="preserve">), </w:t>
+      </w:r>
+      <w:r>
+        <w:rPr>
+          <w:rFonts w:ascii="Consolas" w:hAnsi="Consolas"/>
+          <w:color w:val="A5D6FF"/>
+          <w:sz w:val="21"/>
+          <w:szCs w:val="21"/>
+          <w:lang w:val="en-US" w:eastAsia="ru-RU"/>
+        </w:rPr>
+        <w:t>"direction"</w:t>
+      </w:r>
+      <w:r>
+        <w:rPr>
+          <w:rFonts w:ascii="Consolas" w:hAnsi="Consolas"/>
+          <w:color w:val="BBBEBF"/>
+          <w:sz w:val="21"/>
+          <w:szCs w:val="21"/>
+          <w:lang w:val="en-US" w:eastAsia="ru-RU"/>
+        </w:rPr>
+        <w:t xml:space="preserve">: </w:t>
+      </w:r>
+      <w:r>
+        <w:rPr>
+          <w:rFonts w:ascii="Consolas" w:hAnsi="Consolas"/>
+          <w:color w:val="C9D1D9"/>
+          <w:sz w:val="21"/>
+          <w:szCs w:val="21"/>
+          <w:lang w:val="en-US" w:eastAsia="ru-RU"/>
+        </w:rPr>
+        <w:t>reverse_dir</w:t>
       </w:r>
       <w:r>
         <w:rPr>
@@ -12179,28 +11747,6 @@
         </w:rPr>
         <w:t xml:space="preserve">, </w:t>
       </w:r>
-      <w:proofErr w:type="spellStart"/>
-      <w:r>
-        <w:rPr>
-          <w:rFonts w:ascii="Consolas" w:hAnsi="Consolas"/>
-          <w:color w:val="C9D1D9"/>
-          <w:sz w:val="21"/>
-          <w:szCs w:val="21"/>
-          <w:lang w:val="en-US" w:eastAsia="ru-RU"/>
-        </w:rPr>
-        <w:t>reverse_dir</w:t>
-      </w:r>
-      <w:proofErr w:type="spellEnd"/>
-      <w:r>
-        <w:rPr>
-          <w:rFonts w:ascii="Consolas" w:hAnsi="Consolas"/>
-          <w:color w:val="BBBEBF"/>
-          <w:sz w:val="21"/>
-          <w:szCs w:val="21"/>
-          <w:lang w:val="en-US" w:eastAsia="ru-RU"/>
-        </w:rPr>
-        <w:t xml:space="preserve">), </w:t>
-      </w:r>
       <w:r>
         <w:rPr>
           <w:rFonts w:ascii="Consolas" w:hAnsi="Consolas"/>
@@ -12209,71 +11755,7 @@
           <w:szCs w:val="21"/>
           <w:lang w:val="en-US" w:eastAsia="ru-RU"/>
         </w:rPr>
-        <w:t>"direction"</w:t>
-      </w:r>
-      <w:r>
-        <w:rPr>
-          <w:rFonts w:ascii="Consolas" w:hAnsi="Consolas"/>
-          <w:color w:val="BBBEBF"/>
-          <w:sz w:val="21"/>
-          <w:szCs w:val="21"/>
-          <w:lang w:val="en-US" w:eastAsia="ru-RU"/>
-        </w:rPr>
-        <w:t xml:space="preserve">: </w:t>
-      </w:r>
-      <w:proofErr w:type="spellStart"/>
-      <w:r>
-        <w:rPr>
-          <w:rFonts w:ascii="Consolas" w:hAnsi="Consolas"/>
-          <w:color w:val="C9D1D9"/>
-          <w:sz w:val="21"/>
-          <w:szCs w:val="21"/>
-          <w:lang w:val="en-US" w:eastAsia="ru-RU"/>
-        </w:rPr>
-        <w:t>reverse_dir</w:t>
-      </w:r>
-      <w:proofErr w:type="spellEnd"/>
-      <w:r>
-        <w:rPr>
-          <w:rFonts w:ascii="Consolas" w:hAnsi="Consolas"/>
-          <w:color w:val="BBBEBF"/>
-          <w:sz w:val="21"/>
-          <w:szCs w:val="21"/>
-          <w:lang w:val="en-US" w:eastAsia="ru-RU"/>
-        </w:rPr>
-        <w:t xml:space="preserve">, </w:t>
-      </w:r>
-      <w:r>
-        <w:rPr>
-          <w:rFonts w:ascii="Consolas" w:hAnsi="Consolas"/>
-          <w:color w:val="A5D6FF"/>
-          <w:sz w:val="21"/>
-          <w:szCs w:val="21"/>
-          <w:lang w:val="en-US" w:eastAsia="ru-RU"/>
-        </w:rPr>
-        <w:t>"</w:t>
-      </w:r>
-      <w:proofErr w:type="spellStart"/>
-      <w:r>
-        <w:rPr>
-          <w:rFonts w:ascii="Consolas" w:hAnsi="Consolas"/>
-          <w:color w:val="A5D6FF"/>
-          <w:sz w:val="21"/>
-          <w:szCs w:val="21"/>
-          <w:lang w:val="en-US" w:eastAsia="ru-RU"/>
-        </w:rPr>
-        <w:t>pending_reverse</w:t>
-      </w:r>
-      <w:proofErr w:type="spellEnd"/>
-      <w:r>
-        <w:rPr>
-          <w:rFonts w:ascii="Consolas" w:hAnsi="Consolas"/>
-          <w:color w:val="A5D6FF"/>
-          <w:sz w:val="21"/>
-          <w:szCs w:val="21"/>
-          <w:lang w:val="en-US" w:eastAsia="ru-RU"/>
-        </w:rPr>
-        <w:t>"</w:t>
+        <w:t>"pending_reverse"</w:t>
       </w:r>
       <w:r>
         <w:rPr>
@@ -12389,7 +11871,6 @@
         </w:rPr>
         <w:t xml:space="preserve"> </w:t>
       </w:r>
-      <w:proofErr w:type="spellStart"/>
       <w:r>
         <w:rPr>
           <w:rFonts w:ascii="Consolas" w:hAnsi="Consolas"/>
@@ -12400,7 +11881,6 @@
         </w:rPr>
         <w:t>len</w:t>
       </w:r>
-      <w:proofErr w:type="spellEnd"/>
       <w:r>
         <w:rPr>
           <w:rFonts w:ascii="Consolas" w:hAnsi="Consolas"/>
@@ -12411,7 +11891,6 @@
         </w:rPr>
         <w:t>(</w:t>
       </w:r>
-      <w:proofErr w:type="spellStart"/>
       <w:r>
         <w:rPr>
           <w:rFonts w:ascii="Consolas" w:hAnsi="Consolas"/>
@@ -12422,7 +11901,6 @@
         </w:rPr>
         <w:t>forward_options</w:t>
       </w:r>
-      <w:proofErr w:type="spellEnd"/>
       <w:r>
         <w:rPr>
           <w:rFonts w:ascii="Consolas" w:hAnsi="Consolas"/>
@@ -12537,7 +12015,6 @@
         </w:rPr>
         <w:t xml:space="preserve"> </w:t>
       </w:r>
-      <w:proofErr w:type="spellStart"/>
       <w:r>
         <w:rPr>
           <w:rFonts w:ascii="Consolas" w:hAnsi="Consolas"/>
@@ -12546,20 +12023,8 @@
           <w:szCs w:val="21"/>
           <w:lang w:val="en-US" w:eastAsia="ru-RU"/>
         </w:rPr>
-        <w:t>forward_</w:t>
-      </w:r>
-      <w:proofErr w:type="gramStart"/>
-      <w:r>
-        <w:rPr>
-          <w:rFonts w:ascii="Consolas" w:hAnsi="Consolas"/>
-          <w:color w:val="C9D1D9"/>
-          <w:sz w:val="21"/>
-          <w:szCs w:val="21"/>
-          <w:lang w:val="en-US" w:eastAsia="ru-RU"/>
-        </w:rPr>
-        <w:t>options</w:t>
-      </w:r>
-      <w:proofErr w:type="spellEnd"/>
+        <w:t>forward_options</w:t>
+      </w:r>
       <w:r>
         <w:rPr>
           <w:rFonts w:ascii="Consolas" w:hAnsi="Consolas"/>
@@ -12570,7 +12035,6 @@
         </w:rPr>
         <w:t>[</w:t>
       </w:r>
-      <w:proofErr w:type="gramEnd"/>
       <w:r>
         <w:rPr>
           <w:rFonts w:ascii="Consolas" w:hAnsi="Consolas"/>
@@ -12655,7 +12119,6 @@
         </w:rPr>
         <w:t xml:space="preserve">: </w:t>
       </w:r>
-      <w:proofErr w:type="spellStart"/>
       <w:r>
         <w:rPr>
           <w:rFonts w:ascii="Consolas" w:hAnsi="Consolas"/>
@@ -12664,31 +12127,38 @@
           <w:szCs w:val="21"/>
           <w:lang w:val="en-US" w:eastAsia="ru-RU"/>
         </w:rPr>
-        <w:t>add_</w:t>
-      </w:r>
-      <w:proofErr w:type="gramStart"/>
-      <w:r>
-        <w:rPr>
-          <w:rFonts w:ascii="Consolas" w:hAnsi="Consolas"/>
-          <w:color w:val="D2A8FF"/>
+        <w:t>add_pos</w:t>
+      </w:r>
+      <w:r>
+        <w:rPr>
+          <w:rFonts w:ascii="Consolas" w:hAnsi="Consolas"/>
+          <w:color w:val="BBBEBF"/>
+          <w:sz w:val="21"/>
+          <w:szCs w:val="21"/>
+          <w:lang w:val="en-US" w:eastAsia="ru-RU"/>
+        </w:rPr>
+        <w:t>(</w:t>
+      </w:r>
+      <w:r>
+        <w:rPr>
+          <w:rFonts w:ascii="Consolas" w:hAnsi="Consolas"/>
+          <w:color w:val="C9D1D9"/>
           <w:sz w:val="21"/>
           <w:szCs w:val="21"/>
           <w:lang w:val="en-US" w:eastAsia="ru-RU"/>
         </w:rPr>
         <w:t>pos</w:t>
       </w:r>
-      <w:proofErr w:type="spellEnd"/>
-      <w:r>
-        <w:rPr>
-          <w:rFonts w:ascii="Consolas" w:hAnsi="Consolas"/>
-          <w:color w:val="BBBEBF"/>
-          <w:sz w:val="21"/>
-          <w:szCs w:val="21"/>
-          <w:lang w:val="en-US" w:eastAsia="ru-RU"/>
-        </w:rPr>
-        <w:t>(</w:t>
-      </w:r>
-      <w:proofErr w:type="gramEnd"/>
+      <w:r>
+        <w:rPr>
+          <w:rFonts w:ascii="Consolas" w:hAnsi="Consolas"/>
+          <w:color w:val="BBBEBF"/>
+          <w:sz w:val="21"/>
+          <w:szCs w:val="21"/>
+          <w:lang w:val="en-US" w:eastAsia="ru-RU"/>
+        </w:rPr>
+        <w:t xml:space="preserve">, </w:t>
+      </w:r>
       <w:r>
         <w:rPr>
           <w:rFonts w:ascii="Consolas" w:hAnsi="Consolas"/>
@@ -12697,7 +12167,47 @@
           <w:szCs w:val="21"/>
           <w:lang w:val="en-US" w:eastAsia="ru-RU"/>
         </w:rPr>
-        <w:t>pos</w:t>
+        <w:t>move</w:t>
+      </w:r>
+      <w:r>
+        <w:rPr>
+          <w:rFonts w:ascii="Consolas" w:hAnsi="Consolas"/>
+          <w:color w:val="BBBEBF"/>
+          <w:sz w:val="21"/>
+          <w:szCs w:val="21"/>
+          <w:lang w:val="en-US" w:eastAsia="ru-RU"/>
+        </w:rPr>
+        <w:t xml:space="preserve">), </w:t>
+      </w:r>
+      <w:r>
+        <w:rPr>
+          <w:rFonts w:ascii="Consolas" w:hAnsi="Consolas"/>
+          <w:color w:val="A5D6FF"/>
+          <w:sz w:val="21"/>
+          <w:szCs w:val="21"/>
+          <w:lang w:val="en-US" w:eastAsia="ru-RU"/>
+        </w:rPr>
+        <w:t>"direction"</w:t>
+      </w:r>
+      <w:r>
+        <w:rPr>
+          <w:rFonts w:ascii="Consolas" w:hAnsi="Consolas"/>
+          <w:color w:val="BBBEBF"/>
+          <w:sz w:val="21"/>
+          <w:szCs w:val="21"/>
+          <w:lang w:val="en-US" w:eastAsia="ru-RU"/>
+        </w:rPr>
+        <w:t xml:space="preserve">: </w:t>
+      </w:r>
+      <w:r>
+        <w:rPr>
+          <w:rFonts w:ascii="Consolas" w:hAnsi="Consolas"/>
+          <w:color w:val="C9D1D9"/>
+          <w:sz w:val="21"/>
+          <w:szCs w:val="21"/>
+          <w:lang w:val="en-US" w:eastAsia="ru-RU"/>
+        </w:rPr>
+        <w:t>move</w:t>
       </w:r>
       <w:r>
         <w:rPr>
@@ -12712,94 +12222,12 @@
       <w:r>
         <w:rPr>
           <w:rFonts w:ascii="Consolas" w:hAnsi="Consolas"/>
-          <w:color w:val="C9D1D9"/>
-          <w:sz w:val="21"/>
-          <w:szCs w:val="21"/>
-          <w:lang w:val="en-US" w:eastAsia="ru-RU"/>
-        </w:rPr>
-        <w:t>move</w:t>
-      </w:r>
-      <w:r>
-        <w:rPr>
-          <w:rFonts w:ascii="Consolas" w:hAnsi="Consolas"/>
-          <w:color w:val="BBBEBF"/>
-          <w:sz w:val="21"/>
-          <w:szCs w:val="21"/>
-          <w:lang w:val="en-US" w:eastAsia="ru-RU"/>
-        </w:rPr>
-        <w:t xml:space="preserve">), </w:t>
-      </w:r>
-      <w:r>
-        <w:rPr>
-          <w:rFonts w:ascii="Consolas" w:hAnsi="Consolas"/>
           <w:color w:val="A5D6FF"/>
           <w:sz w:val="21"/>
           <w:szCs w:val="21"/>
           <w:lang w:val="en-US" w:eastAsia="ru-RU"/>
         </w:rPr>
-        <w:t>"direction"</w:t>
-      </w:r>
-      <w:r>
-        <w:rPr>
-          <w:rFonts w:ascii="Consolas" w:hAnsi="Consolas"/>
-          <w:color w:val="BBBEBF"/>
-          <w:sz w:val="21"/>
-          <w:szCs w:val="21"/>
-          <w:lang w:val="en-US" w:eastAsia="ru-RU"/>
-        </w:rPr>
-        <w:t xml:space="preserve">: </w:t>
-      </w:r>
-      <w:r>
-        <w:rPr>
-          <w:rFonts w:ascii="Consolas" w:hAnsi="Consolas"/>
-          <w:color w:val="C9D1D9"/>
-          <w:sz w:val="21"/>
-          <w:szCs w:val="21"/>
-          <w:lang w:val="en-US" w:eastAsia="ru-RU"/>
-        </w:rPr>
-        <w:t>move</w:t>
-      </w:r>
-      <w:r>
-        <w:rPr>
-          <w:rFonts w:ascii="Consolas" w:hAnsi="Consolas"/>
-          <w:color w:val="BBBEBF"/>
-          <w:sz w:val="21"/>
-          <w:szCs w:val="21"/>
-          <w:lang w:val="en-US" w:eastAsia="ru-RU"/>
-        </w:rPr>
-        <w:t xml:space="preserve">, </w:t>
-      </w:r>
-      <w:r>
-        <w:rPr>
-          <w:rFonts w:ascii="Consolas" w:hAnsi="Consolas"/>
-          <w:color w:val="A5D6FF"/>
-          <w:sz w:val="21"/>
-          <w:szCs w:val="21"/>
-          <w:lang w:val="en-US" w:eastAsia="ru-RU"/>
-        </w:rPr>
-        <w:t>"</w:t>
-      </w:r>
-      <w:proofErr w:type="spellStart"/>
-      <w:r>
-        <w:rPr>
-          <w:rFonts w:ascii="Consolas" w:hAnsi="Consolas"/>
-          <w:color w:val="A5D6FF"/>
-          <w:sz w:val="21"/>
-          <w:szCs w:val="21"/>
-          <w:lang w:val="en-US" w:eastAsia="ru-RU"/>
-        </w:rPr>
-        <w:t>pending_reverse</w:t>
-      </w:r>
-      <w:proofErr w:type="spellEnd"/>
-      <w:r>
-        <w:rPr>
-          <w:rFonts w:ascii="Consolas" w:hAnsi="Consolas"/>
-          <w:color w:val="A5D6FF"/>
-          <w:sz w:val="21"/>
-          <w:szCs w:val="21"/>
-          <w:lang w:val="en-US" w:eastAsia="ru-RU"/>
-        </w:rPr>
-        <w:t>"</w:t>
+        <w:t>"pending_reverse"</w:t>
       </w:r>
       <w:r>
         <w:rPr>
@@ -12977,29 +12405,7 @@
           <w:szCs w:val="21"/>
           <w:lang w:val="en-US" w:eastAsia="ru-RU"/>
         </w:rPr>
-        <w:t>"</w:t>
-      </w:r>
-      <w:proofErr w:type="spellStart"/>
-      <w:r>
-        <w:rPr>
-          <w:rFonts w:ascii="Consolas" w:hAnsi="Consolas"/>
-          <w:color w:val="A5D6FF"/>
-          <w:sz w:val="21"/>
-          <w:szCs w:val="21"/>
-          <w:lang w:val="en-US" w:eastAsia="ru-RU"/>
-        </w:rPr>
-        <w:t>right_priority</w:t>
-      </w:r>
-      <w:proofErr w:type="spellEnd"/>
-      <w:r>
-        <w:rPr>
-          <w:rFonts w:ascii="Consolas" w:hAnsi="Consolas"/>
-          <w:color w:val="A5D6FF"/>
-          <w:sz w:val="21"/>
-          <w:szCs w:val="21"/>
-          <w:lang w:val="en-US" w:eastAsia="ru-RU"/>
-        </w:rPr>
-        <w:t>"</w:t>
+        <w:t>"right_priority"</w:t>
       </w:r>
       <w:r>
         <w:rPr>
@@ -13035,7 +12441,6 @@
         </w:rPr>
         <w:t xml:space="preserve">        </w:t>
       </w:r>
-      <w:proofErr w:type="spellStart"/>
       <w:r>
         <w:rPr>
           <w:rFonts w:ascii="Consolas" w:hAnsi="Consolas"/>
@@ -13046,7 +12451,6 @@
         </w:rPr>
         <w:t>relation_weights</w:t>
       </w:r>
-      <w:proofErr w:type="spellEnd"/>
       <w:r>
         <w:rPr>
           <w:rFonts w:ascii="Consolas" w:hAnsi="Consolas"/>
@@ -13221,7 +12625,6 @@
         </w:rPr>
         <w:t xml:space="preserve">        </w:t>
       </w:r>
-      <w:proofErr w:type="spellStart"/>
       <w:r>
         <w:rPr>
           <w:rFonts w:ascii="Consolas" w:hAnsi="Consolas"/>
@@ -13232,7 +12635,6 @@
         </w:rPr>
         <w:t>stop_weight</w:t>
       </w:r>
-      <w:proofErr w:type="spellEnd"/>
       <w:r>
         <w:rPr>
           <w:rFonts w:ascii="Consolas" w:hAnsi="Consolas"/>
@@ -13297,7 +12699,6 @@
         </w:rPr>
         <w:t xml:space="preserve">    </w:t>
       </w:r>
-      <w:proofErr w:type="spellStart"/>
       <w:r>
         <w:rPr>
           <w:rFonts w:ascii="Consolas" w:hAnsi="Consolas"/>
@@ -13308,7 +12709,6 @@
         </w:rPr>
         <w:t>elif</w:t>
       </w:r>
-      <w:proofErr w:type="spellEnd"/>
       <w:r>
         <w:rPr>
           <w:rFonts w:ascii="Consolas" w:hAnsi="Consolas"/>
@@ -13367,29 +12767,7 @@
           <w:szCs w:val="21"/>
           <w:lang w:val="en-US" w:eastAsia="ru-RU"/>
         </w:rPr>
-        <w:t>"</w:t>
-      </w:r>
-      <w:proofErr w:type="spellStart"/>
-      <w:r>
-        <w:rPr>
-          <w:rFonts w:ascii="Consolas" w:hAnsi="Consolas"/>
-          <w:color w:val="A5D6FF"/>
-          <w:sz w:val="21"/>
-          <w:szCs w:val="21"/>
-          <w:lang w:val="en-US" w:eastAsia="ru-RU"/>
-        </w:rPr>
-        <w:t>straight_priority</w:t>
-      </w:r>
-      <w:proofErr w:type="spellEnd"/>
-      <w:r>
-        <w:rPr>
-          <w:rFonts w:ascii="Consolas" w:hAnsi="Consolas"/>
-          <w:color w:val="A5D6FF"/>
-          <w:sz w:val="21"/>
-          <w:szCs w:val="21"/>
-          <w:lang w:val="en-US" w:eastAsia="ru-RU"/>
-        </w:rPr>
-        <w:t>"</w:t>
+        <w:t>"straight_priority"</w:t>
       </w:r>
       <w:r>
         <w:rPr>
@@ -13425,7 +12803,6 @@
         </w:rPr>
         <w:t xml:space="preserve">        </w:t>
       </w:r>
-      <w:proofErr w:type="spellStart"/>
       <w:r>
         <w:rPr>
           <w:rFonts w:ascii="Consolas" w:hAnsi="Consolas"/>
@@ -13436,7 +12813,6 @@
         </w:rPr>
         <w:t>relation_weights</w:t>
       </w:r>
-      <w:proofErr w:type="spellEnd"/>
       <w:r>
         <w:rPr>
           <w:rFonts w:ascii="Consolas" w:hAnsi="Consolas"/>
@@ -13611,7 +12987,6 @@
         </w:rPr>
         <w:t xml:space="preserve">        </w:t>
       </w:r>
-      <w:proofErr w:type="spellStart"/>
       <w:r>
         <w:rPr>
           <w:rFonts w:ascii="Consolas" w:hAnsi="Consolas"/>
@@ -13622,7 +12997,6 @@
         </w:rPr>
         <w:t>stop_weight</w:t>
       </w:r>
-      <w:proofErr w:type="spellEnd"/>
       <w:r>
         <w:rPr>
           <w:rFonts w:ascii="Consolas" w:hAnsi="Consolas"/>
@@ -13687,7 +13061,6 @@
         </w:rPr>
         <w:t xml:space="preserve">    </w:t>
       </w:r>
-      <w:proofErr w:type="spellStart"/>
       <w:r>
         <w:rPr>
           <w:rFonts w:ascii="Consolas" w:hAnsi="Consolas"/>
@@ -13698,7 +13071,6 @@
         </w:rPr>
         <w:t>elif</w:t>
       </w:r>
-      <w:proofErr w:type="spellEnd"/>
       <w:r>
         <w:rPr>
           <w:rFonts w:ascii="Consolas" w:hAnsi="Consolas"/>
@@ -13757,29 +13129,7 @@
           <w:szCs w:val="21"/>
           <w:lang w:val="en-US" w:eastAsia="ru-RU"/>
         </w:rPr>
-        <w:t>"</w:t>
-      </w:r>
-      <w:proofErr w:type="spellStart"/>
-      <w:r>
-        <w:rPr>
-          <w:rFonts w:ascii="Consolas" w:hAnsi="Consolas"/>
-          <w:color w:val="A5D6FF"/>
-          <w:sz w:val="21"/>
-          <w:szCs w:val="21"/>
-          <w:lang w:val="en-US" w:eastAsia="ru-RU"/>
-        </w:rPr>
-        <w:t>target_biased</w:t>
-      </w:r>
-      <w:proofErr w:type="spellEnd"/>
-      <w:r>
-        <w:rPr>
-          <w:rFonts w:ascii="Consolas" w:hAnsi="Consolas"/>
-          <w:color w:val="A5D6FF"/>
-          <w:sz w:val="21"/>
-          <w:szCs w:val="21"/>
-          <w:lang w:val="en-US" w:eastAsia="ru-RU"/>
-        </w:rPr>
-        <w:t>"</w:t>
+        <w:t>"target_biased"</w:t>
       </w:r>
       <w:r>
         <w:rPr>
@@ -13855,8 +13205,6 @@
         </w:rPr>
         <w:t xml:space="preserve"> </w:t>
       </w:r>
-      <w:proofErr w:type="spellStart"/>
-      <w:proofErr w:type="gramStart"/>
       <w:r>
         <w:rPr>
           <w:rFonts w:ascii="Consolas" w:hAnsi="Consolas"/>
@@ -13867,7 +13215,6 @@
         </w:rPr>
         <w:t>manhattan</w:t>
       </w:r>
-      <w:proofErr w:type="spellEnd"/>
       <w:r>
         <w:rPr>
           <w:rFonts w:ascii="Consolas" w:hAnsi="Consolas"/>
@@ -13878,7 +13225,6 @@
         </w:rPr>
         <w:t>(</w:t>
       </w:r>
-      <w:proofErr w:type="gramEnd"/>
       <w:r>
         <w:rPr>
           <w:rFonts w:ascii="Consolas" w:hAnsi="Consolas"/>
@@ -13963,7 +13309,6 @@
         </w:rPr>
         <w:t xml:space="preserve">: </w:t>
       </w:r>
-      <w:proofErr w:type="gramStart"/>
       <w:r>
         <w:rPr>
           <w:rFonts w:ascii="Consolas" w:hAnsi="Consolas"/>
@@ -13984,7 +13329,6 @@
         </w:rPr>
         <w:t>[</w:t>
       </w:r>
-      <w:proofErr w:type="gramEnd"/>
       <w:r>
         <w:rPr>
           <w:rFonts w:ascii="Consolas" w:hAnsi="Consolas"/>
@@ -14113,29 +13457,7 @@
           <w:szCs w:val="21"/>
           <w:lang w:val="en-US" w:eastAsia="ru-RU"/>
         </w:rPr>
-        <w:t>"</w:t>
-      </w:r>
-      <w:proofErr w:type="spellStart"/>
-      <w:r>
-        <w:rPr>
-          <w:rFonts w:ascii="Consolas" w:hAnsi="Consolas"/>
-          <w:color w:val="A5D6FF"/>
-          <w:sz w:val="21"/>
-          <w:szCs w:val="21"/>
-          <w:lang w:val="en-US" w:eastAsia="ru-RU"/>
-        </w:rPr>
-        <w:t>stop_reverse</w:t>
-      </w:r>
-      <w:proofErr w:type="spellEnd"/>
-      <w:r>
-        <w:rPr>
-          <w:rFonts w:ascii="Consolas" w:hAnsi="Consolas"/>
-          <w:color w:val="A5D6FF"/>
-          <w:sz w:val="21"/>
-          <w:szCs w:val="21"/>
-          <w:lang w:val="en-US" w:eastAsia="ru-RU"/>
-        </w:rPr>
-        <w:t>"</w:t>
+        <w:t>"stop_reverse"</w:t>
       </w:r>
       <w:r>
         <w:rPr>
@@ -14251,7 +13573,6 @@
         </w:rPr>
         <w:t xml:space="preserve"> </w:t>
       </w:r>
-      <w:proofErr w:type="spellStart"/>
       <w:r>
         <w:rPr>
           <w:rFonts w:ascii="Consolas" w:hAnsi="Consolas"/>
@@ -14262,7 +13583,6 @@
         </w:rPr>
         <w:t>forward_options</w:t>
       </w:r>
-      <w:proofErr w:type="spellEnd"/>
       <w:r>
         <w:rPr>
           <w:rFonts w:ascii="Consolas" w:hAnsi="Consolas"/>
@@ -14337,8 +13657,6 @@
         </w:rPr>
         <w:t xml:space="preserve"> </w:t>
       </w:r>
-      <w:proofErr w:type="spellStart"/>
-      <w:proofErr w:type="gramStart"/>
       <w:r>
         <w:rPr>
           <w:rFonts w:ascii="Consolas" w:hAnsi="Consolas"/>
@@ -14349,7 +13667,6 @@
         </w:rPr>
         <w:t>manhattan</w:t>
       </w:r>
-      <w:proofErr w:type="spellEnd"/>
       <w:r>
         <w:rPr>
           <w:rFonts w:ascii="Consolas" w:hAnsi="Consolas"/>
@@ -14360,8 +13677,6 @@
         </w:rPr>
         <w:t>(</w:t>
       </w:r>
-      <w:proofErr w:type="spellStart"/>
-      <w:proofErr w:type="gramEnd"/>
       <w:r>
         <w:rPr>
           <w:rFonts w:ascii="Consolas" w:hAnsi="Consolas"/>
@@ -14372,7 +13687,6 @@
         </w:rPr>
         <w:t>add_pos</w:t>
       </w:r>
-      <w:proofErr w:type="spellEnd"/>
       <w:r>
         <w:rPr>
           <w:rFonts w:ascii="Consolas" w:hAnsi="Consolas"/>
@@ -14467,8 +13781,6 @@
         </w:rPr>
         <w:t xml:space="preserve">            </w:t>
       </w:r>
-      <w:proofErr w:type="spellStart"/>
-      <w:proofErr w:type="gramStart"/>
       <w:r>
         <w:rPr>
           <w:rFonts w:ascii="Consolas" w:hAnsi="Consolas"/>
@@ -14499,8 +13811,6 @@
         </w:rPr>
         <w:t>append</w:t>
       </w:r>
-      <w:proofErr w:type="spellEnd"/>
-      <w:proofErr w:type="gramEnd"/>
       <w:r>
         <w:rPr>
           <w:rFonts w:ascii="Consolas" w:hAnsi="Consolas"/>
@@ -14735,7 +14045,6 @@
         </w:rPr>
         <w:t xml:space="preserve"> </w:t>
       </w:r>
-      <w:proofErr w:type="spellStart"/>
       <w:r>
         <w:rPr>
           <w:rFonts w:ascii="Consolas" w:hAnsi="Consolas"/>
@@ -14744,20 +14053,8 @@
           <w:szCs w:val="21"/>
           <w:lang w:val="en-US" w:eastAsia="ru-RU"/>
         </w:rPr>
-        <w:t>weighted_</w:t>
-      </w:r>
-      <w:proofErr w:type="gramStart"/>
-      <w:r>
-        <w:rPr>
-          <w:rFonts w:ascii="Consolas" w:hAnsi="Consolas"/>
-          <w:color w:val="D2A8FF"/>
-          <w:sz w:val="21"/>
-          <w:szCs w:val="21"/>
-          <w:lang w:val="en-US" w:eastAsia="ru-RU"/>
-        </w:rPr>
-        <w:t>choice</w:t>
-      </w:r>
-      <w:proofErr w:type="spellEnd"/>
+        <w:t>weighted_choice</w:t>
+      </w:r>
       <w:r>
         <w:rPr>
           <w:rFonts w:ascii="Consolas" w:hAnsi="Consolas"/>
@@ -14768,8 +14065,6 @@
         </w:rPr>
         <w:t>(</w:t>
       </w:r>
-      <w:proofErr w:type="spellStart"/>
-      <w:proofErr w:type="gramEnd"/>
       <w:r>
         <w:rPr>
           <w:rFonts w:ascii="Consolas" w:hAnsi="Consolas"/>
@@ -14780,7 +14075,6 @@
         </w:rPr>
         <w:t>rng</w:t>
       </w:r>
-      <w:proofErr w:type="spellEnd"/>
       <w:r>
         <w:rPr>
           <w:rFonts w:ascii="Consolas" w:hAnsi="Consolas"/>
@@ -14903,29 +14197,7 @@
           <w:szCs w:val="21"/>
           <w:lang w:val="en-US" w:eastAsia="ru-RU"/>
         </w:rPr>
-        <w:t>"</w:t>
-      </w:r>
-      <w:proofErr w:type="spellStart"/>
-      <w:r>
-        <w:rPr>
-          <w:rFonts w:ascii="Consolas" w:hAnsi="Consolas"/>
-          <w:color w:val="A5D6FF"/>
-          <w:sz w:val="21"/>
-          <w:szCs w:val="21"/>
-          <w:lang w:val="en-US" w:eastAsia="ru-RU"/>
-        </w:rPr>
-        <w:t>stop_reverse</w:t>
-      </w:r>
-      <w:proofErr w:type="spellEnd"/>
-      <w:r>
-        <w:rPr>
-          <w:rFonts w:ascii="Consolas" w:hAnsi="Consolas"/>
-          <w:color w:val="A5D6FF"/>
-          <w:sz w:val="21"/>
-          <w:szCs w:val="21"/>
-          <w:lang w:val="en-US" w:eastAsia="ru-RU"/>
-        </w:rPr>
-        <w:t>"</w:t>
+        <w:t>"stop_reverse"</w:t>
       </w:r>
       <w:r>
         <w:rPr>
@@ -15069,29 +14341,7 @@
           <w:szCs w:val="21"/>
           <w:lang w:val="en-US" w:eastAsia="ru-RU"/>
         </w:rPr>
-        <w:t>"</w:t>
-      </w:r>
-      <w:proofErr w:type="spellStart"/>
-      <w:r>
-        <w:rPr>
-          <w:rFonts w:ascii="Consolas" w:hAnsi="Consolas"/>
-          <w:color w:val="A5D6FF"/>
-          <w:sz w:val="21"/>
-          <w:szCs w:val="21"/>
-          <w:lang w:val="en-US" w:eastAsia="ru-RU"/>
-        </w:rPr>
-        <w:t>pending_reverse</w:t>
-      </w:r>
-      <w:proofErr w:type="spellEnd"/>
-      <w:r>
-        <w:rPr>
-          <w:rFonts w:ascii="Consolas" w:hAnsi="Consolas"/>
-          <w:color w:val="A5D6FF"/>
-          <w:sz w:val="21"/>
-          <w:szCs w:val="21"/>
-          <w:lang w:val="en-US" w:eastAsia="ru-RU"/>
-        </w:rPr>
-        <w:t>"</w:t>
+        <w:t>"pending_reverse"</w:t>
       </w:r>
       <w:r>
         <w:rPr>
@@ -15311,7 +14561,6 @@
         </w:rPr>
         <w:t xml:space="preserve">: </w:t>
       </w:r>
-      <w:proofErr w:type="spellStart"/>
       <w:r>
         <w:rPr>
           <w:rFonts w:ascii="Consolas" w:hAnsi="Consolas"/>
@@ -15320,31 +14569,38 @@
           <w:szCs w:val="21"/>
           <w:lang w:val="en-US" w:eastAsia="ru-RU"/>
         </w:rPr>
-        <w:t>add_</w:t>
-      </w:r>
-      <w:proofErr w:type="gramStart"/>
-      <w:r>
-        <w:rPr>
-          <w:rFonts w:ascii="Consolas" w:hAnsi="Consolas"/>
-          <w:color w:val="D2A8FF"/>
+        <w:t>add_pos</w:t>
+      </w:r>
+      <w:r>
+        <w:rPr>
+          <w:rFonts w:ascii="Consolas" w:hAnsi="Consolas"/>
+          <w:color w:val="BBBEBF"/>
+          <w:sz w:val="21"/>
+          <w:szCs w:val="21"/>
+          <w:lang w:val="en-US" w:eastAsia="ru-RU"/>
+        </w:rPr>
+        <w:t>(</w:t>
+      </w:r>
+      <w:r>
+        <w:rPr>
+          <w:rFonts w:ascii="Consolas" w:hAnsi="Consolas"/>
+          <w:color w:val="C9D1D9"/>
           <w:sz w:val="21"/>
           <w:szCs w:val="21"/>
           <w:lang w:val="en-US" w:eastAsia="ru-RU"/>
         </w:rPr>
         <w:t>pos</w:t>
       </w:r>
-      <w:proofErr w:type="spellEnd"/>
-      <w:r>
-        <w:rPr>
-          <w:rFonts w:ascii="Consolas" w:hAnsi="Consolas"/>
-          <w:color w:val="BBBEBF"/>
-          <w:sz w:val="21"/>
-          <w:szCs w:val="21"/>
-          <w:lang w:val="en-US" w:eastAsia="ru-RU"/>
-        </w:rPr>
-        <w:t>(</w:t>
-      </w:r>
-      <w:proofErr w:type="gramEnd"/>
+      <w:r>
+        <w:rPr>
+          <w:rFonts w:ascii="Consolas" w:hAnsi="Consolas"/>
+          <w:color w:val="BBBEBF"/>
+          <w:sz w:val="21"/>
+          <w:szCs w:val="21"/>
+          <w:lang w:val="en-US" w:eastAsia="ru-RU"/>
+        </w:rPr>
+        <w:t xml:space="preserve">, </w:t>
+      </w:r>
       <w:r>
         <w:rPr>
           <w:rFonts w:ascii="Consolas" w:hAnsi="Consolas"/>
@@ -15353,7 +14609,47 @@
           <w:szCs w:val="21"/>
           <w:lang w:val="en-US" w:eastAsia="ru-RU"/>
         </w:rPr>
-        <w:t>pos</w:t>
+        <w:t>move</w:t>
+      </w:r>
+      <w:r>
+        <w:rPr>
+          <w:rFonts w:ascii="Consolas" w:hAnsi="Consolas"/>
+          <w:color w:val="BBBEBF"/>
+          <w:sz w:val="21"/>
+          <w:szCs w:val="21"/>
+          <w:lang w:val="en-US" w:eastAsia="ru-RU"/>
+        </w:rPr>
+        <w:t xml:space="preserve">), </w:t>
+      </w:r>
+      <w:r>
+        <w:rPr>
+          <w:rFonts w:ascii="Consolas" w:hAnsi="Consolas"/>
+          <w:color w:val="A5D6FF"/>
+          <w:sz w:val="21"/>
+          <w:szCs w:val="21"/>
+          <w:lang w:val="en-US" w:eastAsia="ru-RU"/>
+        </w:rPr>
+        <w:t>"direction"</w:t>
+      </w:r>
+      <w:r>
+        <w:rPr>
+          <w:rFonts w:ascii="Consolas" w:hAnsi="Consolas"/>
+          <w:color w:val="BBBEBF"/>
+          <w:sz w:val="21"/>
+          <w:szCs w:val="21"/>
+          <w:lang w:val="en-US" w:eastAsia="ru-RU"/>
+        </w:rPr>
+        <w:t xml:space="preserve">: </w:t>
+      </w:r>
+      <w:r>
+        <w:rPr>
+          <w:rFonts w:ascii="Consolas" w:hAnsi="Consolas"/>
+          <w:color w:val="C9D1D9"/>
+          <w:sz w:val="21"/>
+          <w:szCs w:val="21"/>
+          <w:lang w:val="en-US" w:eastAsia="ru-RU"/>
+        </w:rPr>
+        <w:t>move</w:t>
       </w:r>
       <w:r>
         <w:rPr>
@@ -15368,94 +14664,12 @@
       <w:r>
         <w:rPr>
           <w:rFonts w:ascii="Consolas" w:hAnsi="Consolas"/>
-          <w:color w:val="C9D1D9"/>
-          <w:sz w:val="21"/>
-          <w:szCs w:val="21"/>
-          <w:lang w:val="en-US" w:eastAsia="ru-RU"/>
-        </w:rPr>
-        <w:t>move</w:t>
-      </w:r>
-      <w:r>
-        <w:rPr>
-          <w:rFonts w:ascii="Consolas" w:hAnsi="Consolas"/>
-          <w:color w:val="BBBEBF"/>
-          <w:sz w:val="21"/>
-          <w:szCs w:val="21"/>
-          <w:lang w:val="en-US" w:eastAsia="ru-RU"/>
-        </w:rPr>
-        <w:t xml:space="preserve">), </w:t>
-      </w:r>
-      <w:r>
-        <w:rPr>
-          <w:rFonts w:ascii="Consolas" w:hAnsi="Consolas"/>
           <w:color w:val="A5D6FF"/>
           <w:sz w:val="21"/>
           <w:szCs w:val="21"/>
           <w:lang w:val="en-US" w:eastAsia="ru-RU"/>
         </w:rPr>
-        <w:t>"direction"</w:t>
-      </w:r>
-      <w:r>
-        <w:rPr>
-          <w:rFonts w:ascii="Consolas" w:hAnsi="Consolas"/>
-          <w:color w:val="BBBEBF"/>
-          <w:sz w:val="21"/>
-          <w:szCs w:val="21"/>
-          <w:lang w:val="en-US" w:eastAsia="ru-RU"/>
-        </w:rPr>
-        <w:t xml:space="preserve">: </w:t>
-      </w:r>
-      <w:r>
-        <w:rPr>
-          <w:rFonts w:ascii="Consolas" w:hAnsi="Consolas"/>
-          <w:color w:val="C9D1D9"/>
-          <w:sz w:val="21"/>
-          <w:szCs w:val="21"/>
-          <w:lang w:val="en-US" w:eastAsia="ru-RU"/>
-        </w:rPr>
-        <w:t>move</w:t>
-      </w:r>
-      <w:r>
-        <w:rPr>
-          <w:rFonts w:ascii="Consolas" w:hAnsi="Consolas"/>
-          <w:color w:val="BBBEBF"/>
-          <w:sz w:val="21"/>
-          <w:szCs w:val="21"/>
-          <w:lang w:val="en-US" w:eastAsia="ru-RU"/>
-        </w:rPr>
-        <w:t xml:space="preserve">, </w:t>
-      </w:r>
-      <w:r>
-        <w:rPr>
-          <w:rFonts w:ascii="Consolas" w:hAnsi="Consolas"/>
-          <w:color w:val="A5D6FF"/>
-          <w:sz w:val="21"/>
-          <w:szCs w:val="21"/>
-          <w:lang w:val="en-US" w:eastAsia="ru-RU"/>
-        </w:rPr>
-        <w:t>"</w:t>
-      </w:r>
-      <w:proofErr w:type="spellStart"/>
-      <w:r>
-        <w:rPr>
-          <w:rFonts w:ascii="Consolas" w:hAnsi="Consolas"/>
-          <w:color w:val="A5D6FF"/>
-          <w:sz w:val="21"/>
-          <w:szCs w:val="21"/>
-          <w:lang w:val="en-US" w:eastAsia="ru-RU"/>
-        </w:rPr>
-        <w:t>pending_reverse</w:t>
-      </w:r>
-      <w:proofErr w:type="spellEnd"/>
-      <w:r>
-        <w:rPr>
-          <w:rFonts w:ascii="Consolas" w:hAnsi="Consolas"/>
-          <w:color w:val="A5D6FF"/>
-          <w:sz w:val="21"/>
-          <w:szCs w:val="21"/>
-          <w:lang w:val="en-US" w:eastAsia="ru-RU"/>
-        </w:rPr>
-        <w:t>"</w:t>
+        <w:t>"pending_reverse"</w:t>
       </w:r>
       <w:r>
         <w:rPr>
@@ -15615,8 +14829,6 @@
         </w:rPr>
         <w:t xml:space="preserve"> </w:t>
       </w:r>
-      <w:proofErr w:type="spellStart"/>
-      <w:proofErr w:type="gramStart"/>
       <w:r>
         <w:rPr>
           <w:rFonts w:ascii="Consolas" w:hAnsi="Consolas"/>
@@ -15627,7 +14839,6 @@
         </w:rPr>
         <w:t>ValueError</w:t>
       </w:r>
-      <w:proofErr w:type="spellEnd"/>
       <w:r>
         <w:rPr>
           <w:rFonts w:ascii="Consolas" w:hAnsi="Consolas"/>
@@ -15638,8 +14849,6 @@
         </w:rPr>
         <w:t>(</w:t>
       </w:r>
-      <w:proofErr w:type="spellStart"/>
-      <w:proofErr w:type="gramEnd"/>
       <w:r>
         <w:rPr>
           <w:rFonts w:ascii="Consolas" w:hAnsi="Consolas"/>
@@ -15658,18 +14867,7 @@
           <w:szCs w:val="21"/>
           <w:lang w:val="en-US" w:eastAsia="ru-RU"/>
         </w:rPr>
-        <w:t>"Unknown</w:t>
-      </w:r>
-      <w:proofErr w:type="spellEnd"/>
-      <w:r>
-        <w:rPr>
-          <w:rFonts w:ascii="Consolas" w:hAnsi="Consolas"/>
-          <w:color w:val="A5D6FF"/>
-          <w:sz w:val="21"/>
-          <w:szCs w:val="21"/>
-          <w:lang w:val="en-US" w:eastAsia="ru-RU"/>
-        </w:rPr>
-        <w:t xml:space="preserve"> strategy: </w:t>
+        <w:t xml:space="preserve">"Unknown strategy: </w:t>
       </w:r>
       <w:r>
         <w:rPr>
@@ -15807,29 +15005,7 @@
           <w:szCs w:val="21"/>
           <w:lang w:val="en-US" w:eastAsia="ru-RU"/>
         </w:rPr>
-        <w:t>"</w:t>
-      </w:r>
-      <w:proofErr w:type="spellStart"/>
-      <w:r>
-        <w:rPr>
-          <w:rFonts w:ascii="Consolas" w:hAnsi="Consolas"/>
-          <w:color w:val="A5D6FF"/>
-          <w:sz w:val="21"/>
-          <w:szCs w:val="21"/>
-          <w:lang w:val="en-US" w:eastAsia="ru-RU"/>
-        </w:rPr>
-        <w:t>stop_reverse</w:t>
-      </w:r>
-      <w:proofErr w:type="spellEnd"/>
-      <w:r>
-        <w:rPr>
-          <w:rFonts w:ascii="Consolas" w:hAnsi="Consolas"/>
-          <w:color w:val="A5D6FF"/>
-          <w:sz w:val="21"/>
-          <w:szCs w:val="21"/>
-          <w:lang w:val="en-US" w:eastAsia="ru-RU"/>
-        </w:rPr>
-        <w:t>"</w:t>
+        <w:t>"stop_reverse"</w:t>
       </w:r>
       <w:r>
         <w:rPr>
@@ -15841,7 +15017,6 @@
         </w:rPr>
         <w:t xml:space="preserve">, </w:t>
       </w:r>
-      <w:proofErr w:type="spellStart"/>
       <w:r>
         <w:rPr>
           <w:rFonts w:ascii="Consolas" w:hAnsi="Consolas"/>
@@ -15852,7 +15027,6 @@
         </w:rPr>
         <w:t>stop_weight</w:t>
       </w:r>
-      <w:proofErr w:type="spellEnd"/>
       <w:r>
         <w:rPr>
           <w:rFonts w:ascii="Consolas" w:hAnsi="Consolas"/>
@@ -15947,7 +15121,6 @@
         </w:rPr>
         <w:t xml:space="preserve"> </w:t>
       </w:r>
-      <w:proofErr w:type="spellStart"/>
       <w:r>
         <w:rPr>
           <w:rFonts w:ascii="Consolas" w:hAnsi="Consolas"/>
@@ -15958,7 +15131,6 @@
         </w:rPr>
         <w:t>forward_options</w:t>
       </w:r>
-      <w:proofErr w:type="spellEnd"/>
       <w:r>
         <w:rPr>
           <w:rFonts w:ascii="Consolas" w:hAnsi="Consolas"/>
@@ -16033,7 +15205,6 @@
         </w:rPr>
         <w:t xml:space="preserve"> </w:t>
       </w:r>
-      <w:proofErr w:type="spellStart"/>
       <w:r>
         <w:rPr>
           <w:rFonts w:ascii="Consolas" w:hAnsi="Consolas"/>
@@ -16042,20 +15213,8 @@
           <w:szCs w:val="21"/>
           <w:lang w:val="en-US" w:eastAsia="ru-RU"/>
         </w:rPr>
-        <w:t>relation_to_</w:t>
-      </w:r>
-      <w:proofErr w:type="gramStart"/>
-      <w:r>
-        <w:rPr>
-          <w:rFonts w:ascii="Consolas" w:hAnsi="Consolas"/>
-          <w:color w:val="D2A8FF"/>
-          <w:sz w:val="21"/>
-          <w:szCs w:val="21"/>
-          <w:lang w:val="en-US" w:eastAsia="ru-RU"/>
-        </w:rPr>
-        <w:t>heading</w:t>
-      </w:r>
-      <w:proofErr w:type="spellEnd"/>
+        <w:t>relation_to_heading</w:t>
+      </w:r>
       <w:r>
         <w:rPr>
           <w:rFonts w:ascii="Consolas" w:hAnsi="Consolas"/>
@@ -16066,7 +15225,6 @@
         </w:rPr>
         <w:t>(</w:t>
       </w:r>
-      <w:proofErr w:type="gramEnd"/>
       <w:r>
         <w:rPr>
           <w:rFonts w:ascii="Consolas" w:hAnsi="Consolas"/>
@@ -16132,8 +15290,6 @@
         <w:lastRenderedPageBreak/>
         <w:t xml:space="preserve">        </w:t>
       </w:r>
-      <w:proofErr w:type="spellStart"/>
-      <w:proofErr w:type="gramStart"/>
       <w:r>
         <w:rPr>
           <w:rFonts w:ascii="Consolas" w:hAnsi="Consolas"/>
@@ -16164,8 +15320,6 @@
         </w:rPr>
         <w:t>append</w:t>
       </w:r>
-      <w:proofErr w:type="spellEnd"/>
-      <w:proofErr w:type="gramEnd"/>
       <w:r>
         <w:rPr>
           <w:rFonts w:ascii="Consolas" w:hAnsi="Consolas"/>
@@ -16196,7 +15350,6 @@
         </w:rPr>
         <w:t xml:space="preserve">, </w:t>
       </w:r>
-      <w:proofErr w:type="spellStart"/>
       <w:r>
         <w:rPr>
           <w:rFonts w:ascii="Consolas" w:hAnsi="Consolas"/>
@@ -16227,7 +15380,6 @@
         </w:rPr>
         <w:t>get</w:t>
       </w:r>
-      <w:proofErr w:type="spellEnd"/>
       <w:r>
         <w:rPr>
           <w:rFonts w:ascii="Consolas" w:hAnsi="Consolas"/>
@@ -16382,7 +15534,6 @@
         </w:rPr>
         <w:t xml:space="preserve"> </w:t>
       </w:r>
-      <w:proofErr w:type="spellStart"/>
       <w:r>
         <w:rPr>
           <w:rFonts w:ascii="Consolas" w:hAnsi="Consolas"/>
@@ -16391,20 +15542,8 @@
           <w:szCs w:val="21"/>
           <w:lang w:val="en-US" w:eastAsia="ru-RU"/>
         </w:rPr>
-        <w:t>weighted_</w:t>
-      </w:r>
-      <w:proofErr w:type="gramStart"/>
-      <w:r>
-        <w:rPr>
-          <w:rFonts w:ascii="Consolas" w:hAnsi="Consolas"/>
-          <w:color w:val="D2A8FF"/>
-          <w:sz w:val="21"/>
-          <w:szCs w:val="21"/>
-          <w:lang w:val="en-US" w:eastAsia="ru-RU"/>
-        </w:rPr>
-        <w:t>choice</w:t>
-      </w:r>
-      <w:proofErr w:type="spellEnd"/>
+        <w:t>weighted_choice</w:t>
+      </w:r>
       <w:r>
         <w:rPr>
           <w:rFonts w:ascii="Consolas" w:hAnsi="Consolas"/>
@@ -16415,8 +15554,6 @@
         </w:rPr>
         <w:t>(</w:t>
       </w:r>
-      <w:proofErr w:type="spellStart"/>
-      <w:proofErr w:type="gramEnd"/>
       <w:r>
         <w:rPr>
           <w:rFonts w:ascii="Consolas" w:hAnsi="Consolas"/>
@@ -16427,7 +15564,6 @@
         </w:rPr>
         <w:t>rng</w:t>
       </w:r>
-      <w:proofErr w:type="spellEnd"/>
       <w:r>
         <w:rPr>
           <w:rFonts w:ascii="Consolas" w:hAnsi="Consolas"/>
@@ -16550,29 +15686,7 @@
           <w:szCs w:val="21"/>
           <w:lang w:val="en-US" w:eastAsia="ru-RU"/>
         </w:rPr>
-        <w:t>"</w:t>
-      </w:r>
-      <w:proofErr w:type="spellStart"/>
-      <w:r>
-        <w:rPr>
-          <w:rFonts w:ascii="Consolas" w:hAnsi="Consolas"/>
-          <w:color w:val="A5D6FF"/>
-          <w:sz w:val="21"/>
-          <w:szCs w:val="21"/>
-          <w:lang w:val="en-US" w:eastAsia="ru-RU"/>
-        </w:rPr>
-        <w:t>stop_reverse</w:t>
-      </w:r>
-      <w:proofErr w:type="spellEnd"/>
-      <w:r>
-        <w:rPr>
-          <w:rFonts w:ascii="Consolas" w:hAnsi="Consolas"/>
-          <w:color w:val="A5D6FF"/>
-          <w:sz w:val="21"/>
-          <w:szCs w:val="21"/>
-          <w:lang w:val="en-US" w:eastAsia="ru-RU"/>
-        </w:rPr>
-        <w:t>"</w:t>
+        <w:t>"stop_reverse"</w:t>
       </w:r>
       <w:r>
         <w:rPr>
@@ -16716,29 +15830,7 @@
           <w:szCs w:val="21"/>
           <w:lang w:val="en-US" w:eastAsia="ru-RU"/>
         </w:rPr>
-        <w:t>"</w:t>
-      </w:r>
-      <w:proofErr w:type="spellStart"/>
-      <w:r>
-        <w:rPr>
-          <w:rFonts w:ascii="Consolas" w:hAnsi="Consolas"/>
-          <w:color w:val="A5D6FF"/>
-          <w:sz w:val="21"/>
-          <w:szCs w:val="21"/>
-          <w:lang w:val="en-US" w:eastAsia="ru-RU"/>
-        </w:rPr>
-        <w:t>pending_reverse</w:t>
-      </w:r>
-      <w:proofErr w:type="spellEnd"/>
-      <w:r>
-        <w:rPr>
-          <w:rFonts w:ascii="Consolas" w:hAnsi="Consolas"/>
-          <w:color w:val="A5D6FF"/>
-          <w:sz w:val="21"/>
-          <w:szCs w:val="21"/>
-          <w:lang w:val="en-US" w:eastAsia="ru-RU"/>
-        </w:rPr>
-        <w:t>"</w:t>
+        <w:t>"pending_reverse"</w:t>
       </w:r>
       <w:r>
         <w:rPr>
@@ -16958,7 +16050,6 @@
         </w:rPr>
         <w:t xml:space="preserve">: </w:t>
       </w:r>
-      <w:proofErr w:type="spellStart"/>
       <w:r>
         <w:rPr>
           <w:rFonts w:ascii="Consolas" w:hAnsi="Consolas"/>
@@ -16967,31 +16058,38 @@
           <w:szCs w:val="21"/>
           <w:lang w:val="en-US" w:eastAsia="ru-RU"/>
         </w:rPr>
-        <w:t>add_</w:t>
-      </w:r>
-      <w:proofErr w:type="gramStart"/>
-      <w:r>
-        <w:rPr>
-          <w:rFonts w:ascii="Consolas" w:hAnsi="Consolas"/>
-          <w:color w:val="D2A8FF"/>
+        <w:t>add_pos</w:t>
+      </w:r>
+      <w:r>
+        <w:rPr>
+          <w:rFonts w:ascii="Consolas" w:hAnsi="Consolas"/>
+          <w:color w:val="BBBEBF"/>
+          <w:sz w:val="21"/>
+          <w:szCs w:val="21"/>
+          <w:lang w:val="en-US" w:eastAsia="ru-RU"/>
+        </w:rPr>
+        <w:t>(</w:t>
+      </w:r>
+      <w:r>
+        <w:rPr>
+          <w:rFonts w:ascii="Consolas" w:hAnsi="Consolas"/>
+          <w:color w:val="C9D1D9"/>
           <w:sz w:val="21"/>
           <w:szCs w:val="21"/>
           <w:lang w:val="en-US" w:eastAsia="ru-RU"/>
         </w:rPr>
         <w:t>pos</w:t>
       </w:r>
-      <w:proofErr w:type="spellEnd"/>
-      <w:r>
-        <w:rPr>
-          <w:rFonts w:ascii="Consolas" w:hAnsi="Consolas"/>
-          <w:color w:val="BBBEBF"/>
-          <w:sz w:val="21"/>
-          <w:szCs w:val="21"/>
-          <w:lang w:val="en-US" w:eastAsia="ru-RU"/>
-        </w:rPr>
-        <w:t>(</w:t>
-      </w:r>
-      <w:proofErr w:type="gramEnd"/>
+      <w:r>
+        <w:rPr>
+          <w:rFonts w:ascii="Consolas" w:hAnsi="Consolas"/>
+          <w:color w:val="BBBEBF"/>
+          <w:sz w:val="21"/>
+          <w:szCs w:val="21"/>
+          <w:lang w:val="en-US" w:eastAsia="ru-RU"/>
+        </w:rPr>
+        <w:t xml:space="preserve">, </w:t>
+      </w:r>
       <w:r>
         <w:rPr>
           <w:rFonts w:ascii="Consolas" w:hAnsi="Consolas"/>
@@ -17000,7 +16098,47 @@
           <w:szCs w:val="21"/>
           <w:lang w:val="en-US" w:eastAsia="ru-RU"/>
         </w:rPr>
-        <w:t>pos</w:t>
+        <w:t>move</w:t>
+      </w:r>
+      <w:r>
+        <w:rPr>
+          <w:rFonts w:ascii="Consolas" w:hAnsi="Consolas"/>
+          <w:color w:val="BBBEBF"/>
+          <w:sz w:val="21"/>
+          <w:szCs w:val="21"/>
+          <w:lang w:val="en-US" w:eastAsia="ru-RU"/>
+        </w:rPr>
+        <w:t xml:space="preserve">), </w:t>
+      </w:r>
+      <w:r>
+        <w:rPr>
+          <w:rFonts w:ascii="Consolas" w:hAnsi="Consolas"/>
+          <w:color w:val="A5D6FF"/>
+          <w:sz w:val="21"/>
+          <w:szCs w:val="21"/>
+          <w:lang w:val="en-US" w:eastAsia="ru-RU"/>
+        </w:rPr>
+        <w:t>"direction"</w:t>
+      </w:r>
+      <w:r>
+        <w:rPr>
+          <w:rFonts w:ascii="Consolas" w:hAnsi="Consolas"/>
+          <w:color w:val="BBBEBF"/>
+          <w:sz w:val="21"/>
+          <w:szCs w:val="21"/>
+          <w:lang w:val="en-US" w:eastAsia="ru-RU"/>
+        </w:rPr>
+        <w:t xml:space="preserve">: </w:t>
+      </w:r>
+      <w:r>
+        <w:rPr>
+          <w:rFonts w:ascii="Consolas" w:hAnsi="Consolas"/>
+          <w:color w:val="C9D1D9"/>
+          <w:sz w:val="21"/>
+          <w:szCs w:val="21"/>
+          <w:lang w:val="en-US" w:eastAsia="ru-RU"/>
+        </w:rPr>
+        <w:t>move</w:t>
       </w:r>
       <w:r>
         <w:rPr>
@@ -17015,94 +16153,12 @@
       <w:r>
         <w:rPr>
           <w:rFonts w:ascii="Consolas" w:hAnsi="Consolas"/>
-          <w:color w:val="C9D1D9"/>
-          <w:sz w:val="21"/>
-          <w:szCs w:val="21"/>
-          <w:lang w:val="en-US" w:eastAsia="ru-RU"/>
-        </w:rPr>
-        <w:t>move</w:t>
-      </w:r>
-      <w:r>
-        <w:rPr>
-          <w:rFonts w:ascii="Consolas" w:hAnsi="Consolas"/>
-          <w:color w:val="BBBEBF"/>
-          <w:sz w:val="21"/>
-          <w:szCs w:val="21"/>
-          <w:lang w:val="en-US" w:eastAsia="ru-RU"/>
-        </w:rPr>
-        <w:t xml:space="preserve">), </w:t>
-      </w:r>
-      <w:r>
-        <w:rPr>
-          <w:rFonts w:ascii="Consolas" w:hAnsi="Consolas"/>
           <w:color w:val="A5D6FF"/>
           <w:sz w:val="21"/>
           <w:szCs w:val="21"/>
           <w:lang w:val="en-US" w:eastAsia="ru-RU"/>
         </w:rPr>
-        <w:t>"direction"</w:t>
-      </w:r>
-      <w:r>
-        <w:rPr>
-          <w:rFonts w:ascii="Consolas" w:hAnsi="Consolas"/>
-          <w:color w:val="BBBEBF"/>
-          <w:sz w:val="21"/>
-          <w:szCs w:val="21"/>
-          <w:lang w:val="en-US" w:eastAsia="ru-RU"/>
-        </w:rPr>
-        <w:t xml:space="preserve">: </w:t>
-      </w:r>
-      <w:r>
-        <w:rPr>
-          <w:rFonts w:ascii="Consolas" w:hAnsi="Consolas"/>
-          <w:color w:val="C9D1D9"/>
-          <w:sz w:val="21"/>
-          <w:szCs w:val="21"/>
-          <w:lang w:val="en-US" w:eastAsia="ru-RU"/>
-        </w:rPr>
-        <w:t>move</w:t>
-      </w:r>
-      <w:r>
-        <w:rPr>
-          <w:rFonts w:ascii="Consolas" w:hAnsi="Consolas"/>
-          <w:color w:val="BBBEBF"/>
-          <w:sz w:val="21"/>
-          <w:szCs w:val="21"/>
-          <w:lang w:val="en-US" w:eastAsia="ru-RU"/>
-        </w:rPr>
-        <w:t xml:space="preserve">, </w:t>
-      </w:r>
-      <w:r>
-        <w:rPr>
-          <w:rFonts w:ascii="Consolas" w:hAnsi="Consolas"/>
-          <w:color w:val="A5D6FF"/>
-          <w:sz w:val="21"/>
-          <w:szCs w:val="21"/>
-          <w:lang w:val="en-US" w:eastAsia="ru-RU"/>
-        </w:rPr>
-        <w:t>"</w:t>
-      </w:r>
-      <w:proofErr w:type="spellStart"/>
-      <w:r>
-        <w:rPr>
-          <w:rFonts w:ascii="Consolas" w:hAnsi="Consolas"/>
-          <w:color w:val="A5D6FF"/>
-          <w:sz w:val="21"/>
-          <w:szCs w:val="21"/>
-          <w:lang w:val="en-US" w:eastAsia="ru-RU"/>
-        </w:rPr>
-        <w:t>pending_reverse</w:t>
-      </w:r>
-      <w:proofErr w:type="spellEnd"/>
-      <w:r>
-        <w:rPr>
-          <w:rFonts w:ascii="Consolas" w:hAnsi="Consolas"/>
-          <w:color w:val="A5D6FF"/>
-          <w:sz w:val="21"/>
-          <w:szCs w:val="21"/>
-          <w:lang w:val="en-US" w:eastAsia="ru-RU"/>
-        </w:rPr>
-        <w:t>"</w:t>
+        <w:t>"pending_reverse"</w:t>
       </w:r>
       <w:r>
         <w:rPr>
@@ -17240,14 +16296,12 @@
       <w:r>
         <w:t>_</w:t>
       </w:r>
-      <w:proofErr w:type="spellStart"/>
       <w:r>
         <w:rPr>
           <w:lang w:val="en-US"/>
         </w:rPr>
         <w:t>moove</w:t>
       </w:r>
-      <w:proofErr w:type="spellEnd"/>
       <w:r>
         <w:t>:</w:t>
       </w:r>
@@ -17285,7 +16339,6 @@
         </w:rPr>
         <w:t xml:space="preserve"> </w:t>
       </w:r>
-      <w:proofErr w:type="spellStart"/>
       <w:r>
         <w:rPr>
           <w:rFonts w:ascii="Consolas" w:hAnsi="Consolas"/>
@@ -17294,20 +16347,8 @@
           <w:szCs w:val="21"/>
           <w:lang w:val="en-US" w:eastAsia="ru-RU"/>
         </w:rPr>
-        <w:t>weighted_</w:t>
-      </w:r>
-      <w:proofErr w:type="gramStart"/>
-      <w:r>
-        <w:rPr>
-          <w:rFonts w:ascii="Consolas" w:hAnsi="Consolas"/>
-          <w:color w:val="D2A8FF"/>
-          <w:sz w:val="21"/>
-          <w:szCs w:val="21"/>
-          <w:lang w:val="en-US" w:eastAsia="ru-RU"/>
-        </w:rPr>
-        <w:t>choice</w:t>
-      </w:r>
-      <w:proofErr w:type="spellEnd"/>
+        <w:t>weighted_choice</w:t>
+      </w:r>
       <w:r>
         <w:rPr>
           <w:rFonts w:ascii="Consolas" w:hAnsi="Consolas"/>
@@ -17318,8 +16359,6 @@
         </w:rPr>
         <w:t>(</w:t>
       </w:r>
-      <w:proofErr w:type="spellStart"/>
-      <w:proofErr w:type="gramEnd"/>
       <w:r>
         <w:rPr>
           <w:rFonts w:ascii="Consolas" w:hAnsi="Consolas"/>
@@ -17330,7 +16369,6 @@
         </w:rPr>
         <w:t>rng</w:t>
       </w:r>
-      <w:proofErr w:type="spellEnd"/>
       <w:r>
         <w:rPr>
           <w:rFonts w:ascii="Consolas" w:hAnsi="Consolas"/>
@@ -17341,7 +16379,6 @@
         </w:rPr>
         <w:t xml:space="preserve">: </w:t>
       </w:r>
-      <w:proofErr w:type="spellStart"/>
       <w:r>
         <w:rPr>
           <w:rFonts w:ascii="Consolas" w:hAnsi="Consolas"/>
@@ -17372,7 +16409,6 @@
         </w:rPr>
         <w:t>Random</w:t>
       </w:r>
-      <w:proofErr w:type="spellEnd"/>
       <w:r>
         <w:rPr>
           <w:rFonts w:ascii="Consolas" w:hAnsi="Consolas"/>
@@ -17647,7 +16683,6 @@
         </w:rPr>
         <w:t xml:space="preserve"> </w:t>
       </w:r>
-      <w:proofErr w:type="gramStart"/>
       <w:r>
         <w:rPr>
           <w:rFonts w:ascii="Consolas" w:hAnsi="Consolas"/>
@@ -17668,7 +16703,6 @@
         </w:rPr>
         <w:t>(</w:t>
       </w:r>
-      <w:proofErr w:type="gramEnd"/>
       <w:r>
         <w:rPr>
           <w:rFonts w:ascii="Consolas" w:hAnsi="Consolas"/>
@@ -18017,7 +17051,6 @@
         </w:rPr>
         <w:t xml:space="preserve"> </w:t>
       </w:r>
-      <w:proofErr w:type="gramStart"/>
       <w:r>
         <w:rPr>
           <w:rFonts w:ascii="Consolas" w:hAnsi="Consolas"/>
@@ -18038,7 +17071,6 @@
         </w:rPr>
         <w:t>[</w:t>
       </w:r>
-      <w:proofErr w:type="gramEnd"/>
       <w:r>
         <w:rPr>
           <w:rFonts w:ascii="Consolas" w:hAnsi="Consolas"/>
@@ -18143,8 +17175,6 @@
         </w:rPr>
         <w:t xml:space="preserve"> </w:t>
       </w:r>
-      <w:proofErr w:type="spellStart"/>
-      <w:proofErr w:type="gramStart"/>
       <w:r>
         <w:rPr>
           <w:rFonts w:ascii="Consolas" w:hAnsi="Consolas"/>
@@ -18175,8 +17205,6 @@
         </w:rPr>
         <w:t>random</w:t>
       </w:r>
-      <w:proofErr w:type="spellEnd"/>
-      <w:proofErr w:type="gramEnd"/>
       <w:r>
         <w:rPr>
           <w:rFonts w:ascii="Consolas" w:hAnsi="Consolas"/>
@@ -18755,7 +17783,6 @@
         </w:rPr>
         <w:t xml:space="preserve">            </w:t>
       </w:r>
-      <w:proofErr w:type="spellStart"/>
       <w:r>
         <w:rPr>
           <w:rFonts w:ascii="Consolas" w:hAnsi="Consolas"/>
@@ -18766,7 +17793,6 @@
         </w:rPr>
         <w:t>return</w:t>
       </w:r>
-      <w:proofErr w:type="spellEnd"/>
       <w:r>
         <w:rPr>
           <w:rFonts w:ascii="Consolas" w:hAnsi="Consolas"/>
@@ -18777,7 +17803,6 @@
         </w:rPr>
         <w:t xml:space="preserve"> </w:t>
       </w:r>
-      <w:proofErr w:type="spellStart"/>
       <w:r>
         <w:rPr>
           <w:rFonts w:ascii="Consolas" w:hAnsi="Consolas"/>
@@ -18788,7 +17813,6 @@
         </w:rPr>
         <w:t>value</w:t>
       </w:r>
-      <w:proofErr w:type="spellEnd"/>
     </w:p>
     <w:p>
       <w:pPr>
@@ -18813,7 +17837,6 @@
         </w:rPr>
         <w:t xml:space="preserve">    </w:t>
       </w:r>
-      <w:proofErr w:type="spellStart"/>
       <w:r>
         <w:rPr>
           <w:rFonts w:ascii="Consolas" w:hAnsi="Consolas"/>
@@ -18824,7 +17847,6 @@
         </w:rPr>
         <w:t>return</w:t>
       </w:r>
-      <w:proofErr w:type="spellEnd"/>
       <w:r>
         <w:rPr>
           <w:rFonts w:ascii="Consolas" w:hAnsi="Consolas"/>
@@ -18835,8 +17857,6 @@
         </w:rPr>
         <w:t xml:space="preserve"> </w:t>
       </w:r>
-      <w:proofErr w:type="spellStart"/>
-      <w:proofErr w:type="gramStart"/>
       <w:r>
         <w:rPr>
           <w:rFonts w:ascii="Consolas" w:hAnsi="Consolas"/>
@@ -18847,7 +17867,6 @@
         </w:rPr>
         <w:t>choices</w:t>
       </w:r>
-      <w:proofErr w:type="spellEnd"/>
       <w:r>
         <w:rPr>
           <w:rFonts w:ascii="Consolas" w:hAnsi="Consolas"/>
@@ -18858,7 +17877,6 @@
         </w:rPr>
         <w:t>[</w:t>
       </w:r>
-      <w:proofErr w:type="gramEnd"/>
       <w:r>
         <w:rPr>
           <w:rFonts w:ascii="Consolas" w:hAnsi="Consolas"/>
@@ -18919,13 +17937,8 @@
       <w:pPr>
         <w:pStyle w:val="a0"/>
       </w:pPr>
-      <w:proofErr w:type="spellStart"/>
-      <w:r>
-        <w:t>Многопроцессная</w:t>
-      </w:r>
-      <w:proofErr w:type="spellEnd"/>
-      <w:r>
-        <w:t xml:space="preserve"> организация программы</w:t>
+      <w:r>
+        <w:t>Многопроцессная организация программы</w:t>
       </w:r>
     </w:p>
     <w:p>
@@ -18933,29 +17946,13 @@
         <w:pStyle w:val="1"/>
       </w:pPr>
       <w:r>
-        <w:t xml:space="preserve">Симуляция построена на модуле </w:t>
-      </w:r>
-      <w:proofErr w:type="spellStart"/>
-      <w:r>
-        <w:t>multiprocessing</w:t>
-      </w:r>
-      <w:proofErr w:type="spellEnd"/>
-      <w:r>
-        <w:t xml:space="preserve">. Основной процесс управляет эпизодом и синхронизирует шаги, но само движение доставщика и </w:t>
+        <w:t xml:space="preserve">Симуляция построена на модуле multiprocessing. Основной процесс управляет эпизодом и синхронизирует шаги, но само движение доставщика и </w:t>
       </w:r>
       <w:r>
         <w:t xml:space="preserve">ботов </w:t>
       </w:r>
       <w:r>
-        <w:t xml:space="preserve">вычисляется в отдельных процессах. Обмен выполняется через </w:t>
-      </w:r>
-      <w:proofErr w:type="spellStart"/>
-      <w:r>
-        <w:t>Pipe</w:t>
-      </w:r>
-      <w:proofErr w:type="spellEnd"/>
-      <w:r>
-        <w:t>-соединения: главный процесс отправляет состояние и получает обновленное положение.</w:t>
+        <w:t>вычисляется в отдельных процессах. Обмен выполняется через Pipe-соединения: главный процесс отправляет состояние и получает обновленное положение.</w:t>
       </w:r>
       <w:r>
         <w:t xml:space="preserve"> </w:t>
@@ -18966,37 +17963,8 @@
         </w:rPr>
         <w:t>A</w:t>
       </w:r>
-      <w:proofErr w:type="spellStart"/>
-      <w:r>
-        <w:t>gent_worker</w:t>
-      </w:r>
-      <w:proofErr w:type="spellEnd"/>
-      <w:r>
-        <w:t xml:space="preserve"> отвечает за решение доставщика, </w:t>
-      </w:r>
-      <w:proofErr w:type="spellStart"/>
-      <w:r>
-        <w:t>traffic_worker</w:t>
-      </w:r>
-      <w:proofErr w:type="spellEnd"/>
-      <w:r>
-        <w:t xml:space="preserve"> — за обновление списка ботов. Метод </w:t>
-      </w:r>
-      <w:proofErr w:type="spellStart"/>
-      <w:r>
-        <w:t>reset</w:t>
-      </w:r>
-      <w:proofErr w:type="spellEnd"/>
-      <w:r>
-        <w:t xml:space="preserve"> нужен для повторяемых экспериментов с разными </w:t>
-      </w:r>
-      <w:proofErr w:type="spellStart"/>
-      <w:r>
-        <w:t>seed</w:t>
-      </w:r>
-      <w:proofErr w:type="spellEnd"/>
-      <w:r>
-        <w:t>, а основной процесс получает результаты обоих рабочих процессов на каждой итерации.</w:t>
+      <w:r>
+        <w:t>gent_worker отвечает за решение доставщика, traffic_worker — за обновление списка ботов. Метод reset нужен для повторяемых экспериментов с разными seed, а основной процесс получает результаты обоих рабочих процессов на каждой итерации.</w:t>
       </w:r>
     </w:p>
     <w:p>
@@ -19032,7 +18000,6 @@
         </w:rPr>
         <w:t xml:space="preserve"> </w:t>
       </w:r>
-      <w:proofErr w:type="spellStart"/>
       <w:r>
         <w:rPr>
           <w:rFonts w:ascii="Consolas" w:hAnsi="Consolas"/>
@@ -19043,7 +18010,6 @@
         </w:rPr>
         <w:t>ProcessController</w:t>
       </w:r>
-      <w:proofErr w:type="spellEnd"/>
       <w:r>
         <w:rPr>
           <w:rFonts w:ascii="Consolas" w:hAnsi="Consolas"/>
@@ -19106,40 +18072,7 @@
           <w:szCs w:val="21"/>
           <w:lang w:val="en-US" w:eastAsia="ru-RU"/>
         </w:rPr>
-        <w:t>__</w:t>
-      </w:r>
-      <w:proofErr w:type="spellStart"/>
-      <w:r>
-        <w:rPr>
-          <w:rFonts w:ascii="Consolas" w:hAnsi="Consolas"/>
-          <w:color w:val="DCDCAA"/>
-          <w:sz w:val="21"/>
-          <w:szCs w:val="21"/>
-          <w:lang w:val="en-US" w:eastAsia="ru-RU"/>
-        </w:rPr>
-        <w:t>init</w:t>
-      </w:r>
-      <w:proofErr w:type="spellEnd"/>
-      <w:r>
-        <w:rPr>
-          <w:rFonts w:ascii="Consolas" w:hAnsi="Consolas"/>
-          <w:color w:val="DCDCAA"/>
-          <w:sz w:val="21"/>
-          <w:szCs w:val="21"/>
-          <w:lang w:val="en-US" w:eastAsia="ru-RU"/>
-        </w:rPr>
-        <w:t>_</w:t>
-      </w:r>
-      <w:proofErr w:type="gramStart"/>
-      <w:r>
-        <w:rPr>
-          <w:rFonts w:ascii="Consolas" w:hAnsi="Consolas"/>
-          <w:color w:val="DCDCAA"/>
-          <w:sz w:val="21"/>
-          <w:szCs w:val="21"/>
-          <w:lang w:val="en-US" w:eastAsia="ru-RU"/>
-        </w:rPr>
-        <w:t>_</w:t>
+        <w:t>__init__</w:t>
       </w:r>
       <w:r>
         <w:rPr>
@@ -19151,7 +18084,6 @@
         </w:rPr>
         <w:t>(</w:t>
       </w:r>
-      <w:proofErr w:type="gramEnd"/>
       <w:r>
         <w:rPr>
           <w:rFonts w:ascii="Consolas" w:hAnsi="Consolas"/>
@@ -19192,7 +18124,6 @@
         </w:rPr>
         <w:t xml:space="preserve">: </w:t>
       </w:r>
-      <w:proofErr w:type="spellStart"/>
       <w:r>
         <w:rPr>
           <w:rFonts w:ascii="Consolas" w:hAnsi="Consolas"/>
@@ -19203,7 +18134,6 @@
         </w:rPr>
         <w:t>CityMap</w:t>
       </w:r>
-      <w:proofErr w:type="spellEnd"/>
       <w:r>
         <w:rPr>
           <w:rFonts w:ascii="Consolas" w:hAnsi="Consolas"/>
@@ -19298,7 +18228,6 @@
         </w:rPr>
         <w:t xml:space="preserve">        </w:t>
       </w:r>
-      <w:proofErr w:type="spellStart"/>
       <w:r>
         <w:rPr>
           <w:rFonts w:ascii="Consolas" w:hAnsi="Consolas"/>
@@ -19309,7 +18238,6 @@
         </w:rPr>
         <w:t>ctx</w:t>
       </w:r>
-      <w:proofErr w:type="spellEnd"/>
       <w:r>
         <w:rPr>
           <w:rFonts w:ascii="Consolas" w:hAnsi="Consolas"/>
@@ -19340,7 +18268,6 @@
         </w:rPr>
         <w:t xml:space="preserve"> </w:t>
       </w:r>
-      <w:proofErr w:type="spellStart"/>
       <w:r>
         <w:rPr>
           <w:rFonts w:ascii="Consolas" w:hAnsi="Consolas"/>
@@ -19371,7 +18298,6 @@
         </w:rPr>
         <w:t>get_context</w:t>
       </w:r>
-      <w:proofErr w:type="spellEnd"/>
       <w:r>
         <w:rPr>
           <w:rFonts w:ascii="Consolas" w:hAnsi="Consolas"/>
@@ -19426,8 +18352,6 @@
         </w:rPr>
         <w:t xml:space="preserve">        </w:t>
       </w:r>
-      <w:proofErr w:type="spellStart"/>
-      <w:proofErr w:type="gramStart"/>
       <w:r>
         <w:rPr>
           <w:rFonts w:ascii="Consolas" w:hAnsi="Consolas"/>
@@ -19456,9 +18380,18 @@
           <w:szCs w:val="21"/>
           <w:lang w:val="en-US" w:eastAsia="ru-RU"/>
         </w:rPr>
-        <w:t>agent</w:t>
-      </w:r>
-      <w:proofErr w:type="gramEnd"/>
+        <w:t>agent_parent</w:t>
+      </w:r>
+      <w:r>
+        <w:rPr>
+          <w:rFonts w:ascii="Consolas" w:hAnsi="Consolas"/>
+          <w:color w:val="BBBEBF"/>
+          <w:sz w:val="21"/>
+          <w:szCs w:val="21"/>
+          <w:lang w:val="en-US" w:eastAsia="ru-RU"/>
+        </w:rPr>
+        <w:t xml:space="preserve">, </w:t>
+      </w:r>
       <w:r>
         <w:rPr>
           <w:rFonts w:ascii="Consolas" w:hAnsi="Consolas"/>
@@ -19467,20 +18400,38 @@
           <w:szCs w:val="21"/>
           <w:lang w:val="en-US" w:eastAsia="ru-RU"/>
         </w:rPr>
-        <w:t>_parent</w:t>
-      </w:r>
-      <w:proofErr w:type="spellEnd"/>
-      <w:r>
-        <w:rPr>
-          <w:rFonts w:ascii="Consolas" w:hAnsi="Consolas"/>
-          <w:color w:val="BBBEBF"/>
-          <w:sz w:val="21"/>
-          <w:szCs w:val="21"/>
-          <w:lang w:val="en-US" w:eastAsia="ru-RU"/>
-        </w:rPr>
-        <w:t xml:space="preserve">, </w:t>
-      </w:r>
-      <w:proofErr w:type="spellStart"/>
+        <w:t>agent_child</w:t>
+      </w:r>
+      <w:r>
+        <w:rPr>
+          <w:rFonts w:ascii="Consolas" w:hAnsi="Consolas"/>
+          <w:color w:val="BBBEBF"/>
+          <w:sz w:val="21"/>
+          <w:szCs w:val="21"/>
+          <w:lang w:val="en-US" w:eastAsia="ru-RU"/>
+        </w:rPr>
+        <w:t xml:space="preserve"> </w:t>
+      </w:r>
+      <w:r>
+        <w:rPr>
+          <w:rFonts w:ascii="Consolas" w:hAnsi="Consolas"/>
+          <w:color w:val="D4D4D4"/>
+          <w:sz w:val="21"/>
+          <w:szCs w:val="21"/>
+          <w:lang w:val="en-US" w:eastAsia="ru-RU"/>
+        </w:rPr>
+        <w:t>=</w:t>
+      </w:r>
+      <w:r>
+        <w:rPr>
+          <w:rFonts w:ascii="Consolas" w:hAnsi="Consolas"/>
+          <w:color w:val="BBBEBF"/>
+          <w:sz w:val="21"/>
+          <w:szCs w:val="21"/>
+          <w:lang w:val="en-US" w:eastAsia="ru-RU"/>
+        </w:rPr>
+        <w:t xml:space="preserve"> </w:t>
+      </w:r>
       <w:r>
         <w:rPr>
           <w:rFonts w:ascii="Consolas" w:hAnsi="Consolas"/>
@@ -19489,48 +18440,6 @@
           <w:szCs w:val="21"/>
           <w:lang w:val="en-US" w:eastAsia="ru-RU"/>
         </w:rPr>
-        <w:t>agent_child</w:t>
-      </w:r>
-      <w:proofErr w:type="spellEnd"/>
-      <w:r>
-        <w:rPr>
-          <w:rFonts w:ascii="Consolas" w:hAnsi="Consolas"/>
-          <w:color w:val="BBBEBF"/>
-          <w:sz w:val="21"/>
-          <w:szCs w:val="21"/>
-          <w:lang w:val="en-US" w:eastAsia="ru-RU"/>
-        </w:rPr>
-        <w:t xml:space="preserve"> </w:t>
-      </w:r>
-      <w:r>
-        <w:rPr>
-          <w:rFonts w:ascii="Consolas" w:hAnsi="Consolas"/>
-          <w:color w:val="D4D4D4"/>
-          <w:sz w:val="21"/>
-          <w:szCs w:val="21"/>
-          <w:lang w:val="en-US" w:eastAsia="ru-RU"/>
-        </w:rPr>
-        <w:t>=</w:t>
-      </w:r>
-      <w:r>
-        <w:rPr>
-          <w:rFonts w:ascii="Consolas" w:hAnsi="Consolas"/>
-          <w:color w:val="BBBEBF"/>
-          <w:sz w:val="21"/>
-          <w:szCs w:val="21"/>
-          <w:lang w:val="en-US" w:eastAsia="ru-RU"/>
-        </w:rPr>
-        <w:t xml:space="preserve"> </w:t>
-      </w:r>
-      <w:proofErr w:type="spellStart"/>
-      <w:r>
-        <w:rPr>
-          <w:rFonts w:ascii="Consolas" w:hAnsi="Consolas"/>
-          <w:color w:val="C9D1D9"/>
-          <w:sz w:val="21"/>
-          <w:szCs w:val="21"/>
-          <w:lang w:val="en-US" w:eastAsia="ru-RU"/>
-        </w:rPr>
         <w:t>ctx</w:t>
       </w:r>
       <w:r>
@@ -19553,7 +18462,6 @@
         </w:rPr>
         <w:t>Pipe</w:t>
       </w:r>
-      <w:proofErr w:type="spellEnd"/>
       <w:r>
         <w:rPr>
           <w:rFonts w:ascii="Consolas" w:hAnsi="Consolas"/>
@@ -19588,8 +18496,6 @@
         </w:rPr>
         <w:t xml:space="preserve">        </w:t>
       </w:r>
-      <w:proofErr w:type="spellStart"/>
-      <w:proofErr w:type="gramStart"/>
       <w:r>
         <w:rPr>
           <w:rFonts w:ascii="Consolas" w:hAnsi="Consolas"/>
@@ -19618,9 +18524,18 @@
           <w:szCs w:val="21"/>
           <w:lang w:val="en-US" w:eastAsia="ru-RU"/>
         </w:rPr>
-        <w:t>traffic</w:t>
-      </w:r>
-      <w:proofErr w:type="gramEnd"/>
+        <w:t>traffic_parent</w:t>
+      </w:r>
+      <w:r>
+        <w:rPr>
+          <w:rFonts w:ascii="Consolas" w:hAnsi="Consolas"/>
+          <w:color w:val="BBBEBF"/>
+          <w:sz w:val="21"/>
+          <w:szCs w:val="21"/>
+          <w:lang w:val="en-US" w:eastAsia="ru-RU"/>
+        </w:rPr>
+        <w:t xml:space="preserve">, </w:t>
+      </w:r>
       <w:r>
         <w:rPr>
           <w:rFonts w:ascii="Consolas" w:hAnsi="Consolas"/>
@@ -19629,20 +18544,38 @@
           <w:szCs w:val="21"/>
           <w:lang w:val="en-US" w:eastAsia="ru-RU"/>
         </w:rPr>
-        <w:t>_parent</w:t>
-      </w:r>
-      <w:proofErr w:type="spellEnd"/>
-      <w:r>
-        <w:rPr>
-          <w:rFonts w:ascii="Consolas" w:hAnsi="Consolas"/>
-          <w:color w:val="BBBEBF"/>
-          <w:sz w:val="21"/>
-          <w:szCs w:val="21"/>
-          <w:lang w:val="en-US" w:eastAsia="ru-RU"/>
-        </w:rPr>
-        <w:t xml:space="preserve">, </w:t>
-      </w:r>
-      <w:proofErr w:type="spellStart"/>
+        <w:t>traffic_child</w:t>
+      </w:r>
+      <w:r>
+        <w:rPr>
+          <w:rFonts w:ascii="Consolas" w:hAnsi="Consolas"/>
+          <w:color w:val="BBBEBF"/>
+          <w:sz w:val="21"/>
+          <w:szCs w:val="21"/>
+          <w:lang w:val="en-US" w:eastAsia="ru-RU"/>
+        </w:rPr>
+        <w:t xml:space="preserve"> </w:t>
+      </w:r>
+      <w:r>
+        <w:rPr>
+          <w:rFonts w:ascii="Consolas" w:hAnsi="Consolas"/>
+          <w:color w:val="D4D4D4"/>
+          <w:sz w:val="21"/>
+          <w:szCs w:val="21"/>
+          <w:lang w:val="en-US" w:eastAsia="ru-RU"/>
+        </w:rPr>
+        <w:t>=</w:t>
+      </w:r>
+      <w:r>
+        <w:rPr>
+          <w:rFonts w:ascii="Consolas" w:hAnsi="Consolas"/>
+          <w:color w:val="BBBEBF"/>
+          <w:sz w:val="21"/>
+          <w:szCs w:val="21"/>
+          <w:lang w:val="en-US" w:eastAsia="ru-RU"/>
+        </w:rPr>
+        <w:t xml:space="preserve"> </w:t>
+      </w:r>
       <w:r>
         <w:rPr>
           <w:rFonts w:ascii="Consolas" w:hAnsi="Consolas"/>
@@ -19651,48 +18584,6 @@
           <w:szCs w:val="21"/>
           <w:lang w:val="en-US" w:eastAsia="ru-RU"/>
         </w:rPr>
-        <w:t>traffic_child</w:t>
-      </w:r>
-      <w:proofErr w:type="spellEnd"/>
-      <w:r>
-        <w:rPr>
-          <w:rFonts w:ascii="Consolas" w:hAnsi="Consolas"/>
-          <w:color w:val="BBBEBF"/>
-          <w:sz w:val="21"/>
-          <w:szCs w:val="21"/>
-          <w:lang w:val="en-US" w:eastAsia="ru-RU"/>
-        </w:rPr>
-        <w:t xml:space="preserve"> </w:t>
-      </w:r>
-      <w:r>
-        <w:rPr>
-          <w:rFonts w:ascii="Consolas" w:hAnsi="Consolas"/>
-          <w:color w:val="D4D4D4"/>
-          <w:sz w:val="21"/>
-          <w:szCs w:val="21"/>
-          <w:lang w:val="en-US" w:eastAsia="ru-RU"/>
-        </w:rPr>
-        <w:t>=</w:t>
-      </w:r>
-      <w:r>
-        <w:rPr>
-          <w:rFonts w:ascii="Consolas" w:hAnsi="Consolas"/>
-          <w:color w:val="BBBEBF"/>
-          <w:sz w:val="21"/>
-          <w:szCs w:val="21"/>
-          <w:lang w:val="en-US" w:eastAsia="ru-RU"/>
-        </w:rPr>
-        <w:t xml:space="preserve"> </w:t>
-      </w:r>
-      <w:proofErr w:type="spellStart"/>
-      <w:r>
-        <w:rPr>
-          <w:rFonts w:ascii="Consolas" w:hAnsi="Consolas"/>
-          <w:color w:val="C9D1D9"/>
-          <w:sz w:val="21"/>
-          <w:szCs w:val="21"/>
-          <w:lang w:val="en-US" w:eastAsia="ru-RU"/>
-        </w:rPr>
         <w:t>ctx</w:t>
       </w:r>
       <w:r>
@@ -19715,7 +18606,6 @@
         </w:rPr>
         <w:t>Pipe</w:t>
       </w:r>
-      <w:proofErr w:type="spellEnd"/>
       <w:r>
         <w:rPr>
           <w:rFonts w:ascii="Consolas" w:hAnsi="Consolas"/>
@@ -19751,8 +18641,6 @@
         <w:lastRenderedPageBreak/>
         <w:t xml:space="preserve">        </w:t>
       </w:r>
-      <w:proofErr w:type="spellStart"/>
-      <w:proofErr w:type="gramStart"/>
       <w:r>
         <w:rPr>
           <w:rFonts w:ascii="Consolas" w:hAnsi="Consolas"/>
@@ -19781,9 +18669,38 @@
           <w:szCs w:val="21"/>
           <w:lang w:val="en-US" w:eastAsia="ru-RU"/>
         </w:rPr>
-        <w:t>agent</w:t>
-      </w:r>
-      <w:proofErr w:type="gramEnd"/>
+        <w:t>agent_process</w:t>
+      </w:r>
+      <w:r>
+        <w:rPr>
+          <w:rFonts w:ascii="Consolas" w:hAnsi="Consolas"/>
+          <w:color w:val="BBBEBF"/>
+          <w:sz w:val="21"/>
+          <w:szCs w:val="21"/>
+          <w:lang w:val="en-US" w:eastAsia="ru-RU"/>
+        </w:rPr>
+        <w:t xml:space="preserve"> </w:t>
+      </w:r>
+      <w:r>
+        <w:rPr>
+          <w:rFonts w:ascii="Consolas" w:hAnsi="Consolas"/>
+          <w:color w:val="D4D4D4"/>
+          <w:sz w:val="21"/>
+          <w:szCs w:val="21"/>
+          <w:lang w:val="en-US" w:eastAsia="ru-RU"/>
+        </w:rPr>
+        <w:t>=</w:t>
+      </w:r>
+      <w:r>
+        <w:rPr>
+          <w:rFonts w:ascii="Consolas" w:hAnsi="Consolas"/>
+          <w:color w:val="BBBEBF"/>
+          <w:sz w:val="21"/>
+          <w:szCs w:val="21"/>
+          <w:lang w:val="en-US" w:eastAsia="ru-RU"/>
+        </w:rPr>
+        <w:t xml:space="preserve"> </w:t>
+      </w:r>
       <w:r>
         <w:rPr>
           <w:rFonts w:ascii="Consolas" w:hAnsi="Consolas"/>
@@ -19792,18 +18709,47 @@
           <w:szCs w:val="21"/>
           <w:lang w:val="en-US" w:eastAsia="ru-RU"/>
         </w:rPr>
-        <w:t>_process</w:t>
-      </w:r>
-      <w:proofErr w:type="spellEnd"/>
-      <w:r>
-        <w:rPr>
-          <w:rFonts w:ascii="Consolas" w:hAnsi="Consolas"/>
-          <w:color w:val="BBBEBF"/>
-          <w:sz w:val="21"/>
-          <w:szCs w:val="21"/>
-          <w:lang w:val="en-US" w:eastAsia="ru-RU"/>
-        </w:rPr>
-        <w:t xml:space="preserve"> </w:t>
+        <w:t>ctx</w:t>
+      </w:r>
+      <w:r>
+        <w:rPr>
+          <w:rFonts w:ascii="Consolas" w:hAnsi="Consolas"/>
+          <w:color w:val="BBBEBF"/>
+          <w:sz w:val="21"/>
+          <w:szCs w:val="21"/>
+          <w:lang w:val="en-US" w:eastAsia="ru-RU"/>
+        </w:rPr>
+        <w:t>.</w:t>
+      </w:r>
+      <w:r>
+        <w:rPr>
+          <w:rFonts w:ascii="Consolas" w:hAnsi="Consolas"/>
+          <w:color w:val="C9D1D9"/>
+          <w:sz w:val="21"/>
+          <w:szCs w:val="21"/>
+          <w:lang w:val="en-US" w:eastAsia="ru-RU"/>
+        </w:rPr>
+        <w:t>Process</w:t>
+      </w:r>
+      <w:r>
+        <w:rPr>
+          <w:rFonts w:ascii="Consolas" w:hAnsi="Consolas"/>
+          <w:color w:val="BBBEBF"/>
+          <w:sz w:val="21"/>
+          <w:szCs w:val="21"/>
+          <w:lang w:val="en-US" w:eastAsia="ru-RU"/>
+        </w:rPr>
+        <w:t>(</w:t>
+      </w:r>
+      <w:r>
+        <w:rPr>
+          <w:rFonts w:ascii="Consolas" w:hAnsi="Consolas"/>
+          <w:color w:val="FFA657"/>
+          <w:sz w:val="21"/>
+          <w:szCs w:val="21"/>
+          <w:lang w:val="en-US" w:eastAsia="ru-RU"/>
+        </w:rPr>
+        <w:t>target</w:t>
       </w:r>
       <w:r>
         <w:rPr>
@@ -19818,14 +18764,53 @@
       <w:r>
         <w:rPr>
           <w:rFonts w:ascii="Consolas" w:hAnsi="Consolas"/>
-          <w:color w:val="BBBEBF"/>
-          <w:sz w:val="21"/>
-          <w:szCs w:val="21"/>
-          <w:lang w:val="en-US" w:eastAsia="ru-RU"/>
-        </w:rPr>
-        <w:t xml:space="preserve"> </w:t>
-      </w:r>
-      <w:proofErr w:type="spellStart"/>
+          <w:color w:val="D2A8FF"/>
+          <w:sz w:val="21"/>
+          <w:szCs w:val="21"/>
+          <w:lang w:val="en-US" w:eastAsia="ru-RU"/>
+        </w:rPr>
+        <w:t>agent_worker</w:t>
+      </w:r>
+      <w:r>
+        <w:rPr>
+          <w:rFonts w:ascii="Consolas" w:hAnsi="Consolas"/>
+          <w:color w:val="BBBEBF"/>
+          <w:sz w:val="21"/>
+          <w:szCs w:val="21"/>
+          <w:lang w:val="en-US" w:eastAsia="ru-RU"/>
+        </w:rPr>
+        <w:t xml:space="preserve">, </w:t>
+      </w:r>
+      <w:r>
+        <w:rPr>
+          <w:rFonts w:ascii="Consolas" w:hAnsi="Consolas"/>
+          <w:color w:val="FFA657"/>
+          <w:sz w:val="21"/>
+          <w:szCs w:val="21"/>
+          <w:lang w:val="en-US" w:eastAsia="ru-RU"/>
+        </w:rPr>
+        <w:t>args</w:t>
+      </w:r>
+      <w:r>
+        <w:rPr>
+          <w:rFonts w:ascii="Consolas" w:hAnsi="Consolas"/>
+          <w:color w:val="D4D4D4"/>
+          <w:sz w:val="21"/>
+          <w:szCs w:val="21"/>
+          <w:lang w:val="en-US" w:eastAsia="ru-RU"/>
+        </w:rPr>
+        <w:t>=</w:t>
+      </w:r>
+      <w:r>
+        <w:rPr>
+          <w:rFonts w:ascii="Consolas" w:hAnsi="Consolas"/>
+          <w:color w:val="BBBEBF"/>
+          <w:sz w:val="21"/>
+          <w:szCs w:val="21"/>
+          <w:lang w:val="en-US" w:eastAsia="ru-RU"/>
+        </w:rPr>
+        <w:t>(</w:t>
+      </w:r>
       <w:r>
         <w:rPr>
           <w:rFonts w:ascii="Consolas" w:hAnsi="Consolas"/>
@@ -19834,7 +18819,27 @@
           <w:szCs w:val="21"/>
           <w:lang w:val="en-US" w:eastAsia="ru-RU"/>
         </w:rPr>
-        <w:t>ctx</w:t>
+        <w:t>agent_child</w:t>
+      </w:r>
+      <w:r>
+        <w:rPr>
+          <w:rFonts w:ascii="Consolas" w:hAnsi="Consolas"/>
+          <w:color w:val="BBBEBF"/>
+          <w:sz w:val="21"/>
+          <w:szCs w:val="21"/>
+          <w:lang w:val="en-US" w:eastAsia="ru-RU"/>
+        </w:rPr>
+        <w:t xml:space="preserve">, </w:t>
+      </w:r>
+      <w:r>
+        <w:rPr>
+          <w:rFonts w:ascii="Consolas" w:hAnsi="Consolas"/>
+          <w:color w:val="FFA657"/>
+          <w:sz w:val="21"/>
+          <w:szCs w:val="21"/>
+          <w:lang w:val="en-US" w:eastAsia="ru-RU"/>
+        </w:rPr>
+        <w:t>city</w:t>
       </w:r>
       <w:r>
         <w:rPr>
@@ -19854,18 +18859,17 @@
           <w:szCs w:val="21"/>
           <w:lang w:val="en-US" w:eastAsia="ru-RU"/>
         </w:rPr>
-        <w:t>Process</w:t>
-      </w:r>
-      <w:proofErr w:type="spellEnd"/>
-      <w:r>
-        <w:rPr>
-          <w:rFonts w:ascii="Consolas" w:hAnsi="Consolas"/>
-          <w:color w:val="BBBEBF"/>
-          <w:sz w:val="21"/>
-          <w:szCs w:val="21"/>
-          <w:lang w:val="en-US" w:eastAsia="ru-RU"/>
-        </w:rPr>
-        <w:t>(</w:t>
+        <w:t>grid</w:t>
+      </w:r>
+      <w:r>
+        <w:rPr>
+          <w:rFonts w:ascii="Consolas" w:hAnsi="Consolas"/>
+          <w:color w:val="BBBEBF"/>
+          <w:sz w:val="21"/>
+          <w:szCs w:val="21"/>
+          <w:lang w:val="en-US" w:eastAsia="ru-RU"/>
+        </w:rPr>
+        <w:t xml:space="preserve">, </w:t>
       </w:r>
       <w:r>
         <w:rPr>
@@ -19875,168 +18879,28 @@
           <w:szCs w:val="21"/>
           <w:lang w:val="en-US" w:eastAsia="ru-RU"/>
         </w:rPr>
+        <w:t>city</w:t>
+      </w:r>
+      <w:r>
+        <w:rPr>
+          <w:rFonts w:ascii="Consolas" w:hAnsi="Consolas"/>
+          <w:color w:val="BBBEBF"/>
+          <w:sz w:val="21"/>
+          <w:szCs w:val="21"/>
+          <w:lang w:val="en-US" w:eastAsia="ru-RU"/>
+        </w:rPr>
+        <w:t>.</w:t>
+      </w:r>
+      <w:r>
+        <w:rPr>
+          <w:rFonts w:ascii="Consolas" w:hAnsi="Consolas"/>
+          <w:color w:val="C9D1D9"/>
+          <w:sz w:val="21"/>
+          <w:szCs w:val="21"/>
+          <w:lang w:val="en-US" w:eastAsia="ru-RU"/>
+        </w:rPr>
         <w:t>target</w:t>
       </w:r>
-      <w:r>
-        <w:rPr>
-          <w:rFonts w:ascii="Consolas" w:hAnsi="Consolas"/>
-          <w:color w:val="D4D4D4"/>
-          <w:sz w:val="21"/>
-          <w:szCs w:val="21"/>
-          <w:lang w:val="en-US" w:eastAsia="ru-RU"/>
-        </w:rPr>
-        <w:t>=</w:t>
-      </w:r>
-      <w:proofErr w:type="spellStart"/>
-      <w:r>
-        <w:rPr>
-          <w:rFonts w:ascii="Consolas" w:hAnsi="Consolas"/>
-          <w:color w:val="D2A8FF"/>
-          <w:sz w:val="21"/>
-          <w:szCs w:val="21"/>
-          <w:lang w:val="en-US" w:eastAsia="ru-RU"/>
-        </w:rPr>
-        <w:t>agent_worker</w:t>
-      </w:r>
-      <w:proofErr w:type="spellEnd"/>
-      <w:r>
-        <w:rPr>
-          <w:rFonts w:ascii="Consolas" w:hAnsi="Consolas"/>
-          <w:color w:val="BBBEBF"/>
-          <w:sz w:val="21"/>
-          <w:szCs w:val="21"/>
-          <w:lang w:val="en-US" w:eastAsia="ru-RU"/>
-        </w:rPr>
-        <w:t xml:space="preserve">, </w:t>
-      </w:r>
-      <w:proofErr w:type="spellStart"/>
-      <w:r>
-        <w:rPr>
-          <w:rFonts w:ascii="Consolas" w:hAnsi="Consolas"/>
-          <w:color w:val="FFA657"/>
-          <w:sz w:val="21"/>
-          <w:szCs w:val="21"/>
-          <w:lang w:val="en-US" w:eastAsia="ru-RU"/>
-        </w:rPr>
-        <w:t>args</w:t>
-      </w:r>
-      <w:proofErr w:type="spellEnd"/>
-      <w:r>
-        <w:rPr>
-          <w:rFonts w:ascii="Consolas" w:hAnsi="Consolas"/>
-          <w:color w:val="D4D4D4"/>
-          <w:sz w:val="21"/>
-          <w:szCs w:val="21"/>
-          <w:lang w:val="en-US" w:eastAsia="ru-RU"/>
-        </w:rPr>
-        <w:t>=</w:t>
-      </w:r>
-      <w:r>
-        <w:rPr>
-          <w:rFonts w:ascii="Consolas" w:hAnsi="Consolas"/>
-          <w:color w:val="BBBEBF"/>
-          <w:sz w:val="21"/>
-          <w:szCs w:val="21"/>
-          <w:lang w:val="en-US" w:eastAsia="ru-RU"/>
-        </w:rPr>
-        <w:t>(</w:t>
-      </w:r>
-      <w:proofErr w:type="spellStart"/>
-      <w:r>
-        <w:rPr>
-          <w:rFonts w:ascii="Consolas" w:hAnsi="Consolas"/>
-          <w:color w:val="C9D1D9"/>
-          <w:sz w:val="21"/>
-          <w:szCs w:val="21"/>
-          <w:lang w:val="en-US" w:eastAsia="ru-RU"/>
-        </w:rPr>
-        <w:t>agent_child</w:t>
-      </w:r>
-      <w:proofErr w:type="spellEnd"/>
-      <w:r>
-        <w:rPr>
-          <w:rFonts w:ascii="Consolas" w:hAnsi="Consolas"/>
-          <w:color w:val="BBBEBF"/>
-          <w:sz w:val="21"/>
-          <w:szCs w:val="21"/>
-          <w:lang w:val="en-US" w:eastAsia="ru-RU"/>
-        </w:rPr>
-        <w:t xml:space="preserve">, </w:t>
-      </w:r>
-      <w:proofErr w:type="spellStart"/>
-      <w:r>
-        <w:rPr>
-          <w:rFonts w:ascii="Consolas" w:hAnsi="Consolas"/>
-          <w:color w:val="FFA657"/>
-          <w:sz w:val="21"/>
-          <w:szCs w:val="21"/>
-          <w:lang w:val="en-US" w:eastAsia="ru-RU"/>
-        </w:rPr>
-        <w:t>city</w:t>
-      </w:r>
-      <w:r>
-        <w:rPr>
-          <w:rFonts w:ascii="Consolas" w:hAnsi="Consolas"/>
-          <w:color w:val="BBBEBF"/>
-          <w:sz w:val="21"/>
-          <w:szCs w:val="21"/>
-          <w:lang w:val="en-US" w:eastAsia="ru-RU"/>
-        </w:rPr>
-        <w:t>.</w:t>
-      </w:r>
-      <w:r>
-        <w:rPr>
-          <w:rFonts w:ascii="Consolas" w:hAnsi="Consolas"/>
-          <w:color w:val="C9D1D9"/>
-          <w:sz w:val="21"/>
-          <w:szCs w:val="21"/>
-          <w:lang w:val="en-US" w:eastAsia="ru-RU"/>
-        </w:rPr>
-        <w:t>grid</w:t>
-      </w:r>
-      <w:proofErr w:type="spellEnd"/>
-      <w:r>
-        <w:rPr>
-          <w:rFonts w:ascii="Consolas" w:hAnsi="Consolas"/>
-          <w:color w:val="BBBEBF"/>
-          <w:sz w:val="21"/>
-          <w:szCs w:val="21"/>
-          <w:lang w:val="en-US" w:eastAsia="ru-RU"/>
-        </w:rPr>
-        <w:t xml:space="preserve">, </w:t>
-      </w:r>
-      <w:proofErr w:type="spellStart"/>
-      <w:r>
-        <w:rPr>
-          <w:rFonts w:ascii="Consolas" w:hAnsi="Consolas"/>
-          <w:color w:val="FFA657"/>
-          <w:sz w:val="21"/>
-          <w:szCs w:val="21"/>
-          <w:lang w:val="en-US" w:eastAsia="ru-RU"/>
-        </w:rPr>
-        <w:t>city</w:t>
-      </w:r>
-      <w:r>
-        <w:rPr>
-          <w:rFonts w:ascii="Consolas" w:hAnsi="Consolas"/>
-          <w:color w:val="BBBEBF"/>
-          <w:sz w:val="21"/>
-          <w:szCs w:val="21"/>
-          <w:lang w:val="en-US" w:eastAsia="ru-RU"/>
-        </w:rPr>
-        <w:t>.</w:t>
-      </w:r>
-      <w:r>
-        <w:rPr>
-          <w:rFonts w:ascii="Consolas" w:hAnsi="Consolas"/>
-          <w:color w:val="C9D1D9"/>
-          <w:sz w:val="21"/>
-          <w:szCs w:val="21"/>
-          <w:lang w:val="en-US" w:eastAsia="ru-RU"/>
-        </w:rPr>
-        <w:t>target</w:t>
-      </w:r>
-      <w:proofErr w:type="spellEnd"/>
       <w:r>
         <w:rPr>
           <w:rFonts w:ascii="Consolas" w:hAnsi="Consolas"/>
@@ -20131,8 +18995,6 @@
         </w:rPr>
         <w:t xml:space="preserve">        </w:t>
       </w:r>
-      <w:proofErr w:type="spellStart"/>
-      <w:proofErr w:type="gramStart"/>
       <w:r>
         <w:rPr>
           <w:rFonts w:ascii="Consolas" w:hAnsi="Consolas"/>
@@ -20161,9 +19023,38 @@
           <w:szCs w:val="21"/>
           <w:lang w:val="en-US" w:eastAsia="ru-RU"/>
         </w:rPr>
-        <w:t>traffic</w:t>
-      </w:r>
-      <w:proofErr w:type="gramEnd"/>
+        <w:t>traffic_process</w:t>
+      </w:r>
+      <w:r>
+        <w:rPr>
+          <w:rFonts w:ascii="Consolas" w:hAnsi="Consolas"/>
+          <w:color w:val="BBBEBF"/>
+          <w:sz w:val="21"/>
+          <w:szCs w:val="21"/>
+          <w:lang w:val="en-US" w:eastAsia="ru-RU"/>
+        </w:rPr>
+        <w:t xml:space="preserve"> </w:t>
+      </w:r>
+      <w:r>
+        <w:rPr>
+          <w:rFonts w:ascii="Consolas" w:hAnsi="Consolas"/>
+          <w:color w:val="D4D4D4"/>
+          <w:sz w:val="21"/>
+          <w:szCs w:val="21"/>
+          <w:lang w:val="en-US" w:eastAsia="ru-RU"/>
+        </w:rPr>
+        <w:t>=</w:t>
+      </w:r>
+      <w:r>
+        <w:rPr>
+          <w:rFonts w:ascii="Consolas" w:hAnsi="Consolas"/>
+          <w:color w:val="BBBEBF"/>
+          <w:sz w:val="21"/>
+          <w:szCs w:val="21"/>
+          <w:lang w:val="en-US" w:eastAsia="ru-RU"/>
+        </w:rPr>
+        <w:t xml:space="preserve"> </w:t>
+      </w:r>
       <w:r>
         <w:rPr>
           <w:rFonts w:ascii="Consolas" w:hAnsi="Consolas"/>
@@ -20172,18 +19063,47 @@
           <w:szCs w:val="21"/>
           <w:lang w:val="en-US" w:eastAsia="ru-RU"/>
         </w:rPr>
-        <w:t>_process</w:t>
-      </w:r>
-      <w:proofErr w:type="spellEnd"/>
-      <w:r>
-        <w:rPr>
-          <w:rFonts w:ascii="Consolas" w:hAnsi="Consolas"/>
-          <w:color w:val="BBBEBF"/>
-          <w:sz w:val="21"/>
-          <w:szCs w:val="21"/>
-          <w:lang w:val="en-US" w:eastAsia="ru-RU"/>
-        </w:rPr>
-        <w:t xml:space="preserve"> </w:t>
+        <w:t>ctx</w:t>
+      </w:r>
+      <w:r>
+        <w:rPr>
+          <w:rFonts w:ascii="Consolas" w:hAnsi="Consolas"/>
+          <w:color w:val="BBBEBF"/>
+          <w:sz w:val="21"/>
+          <w:szCs w:val="21"/>
+          <w:lang w:val="en-US" w:eastAsia="ru-RU"/>
+        </w:rPr>
+        <w:t>.</w:t>
+      </w:r>
+      <w:r>
+        <w:rPr>
+          <w:rFonts w:ascii="Consolas" w:hAnsi="Consolas"/>
+          <w:color w:val="C9D1D9"/>
+          <w:sz w:val="21"/>
+          <w:szCs w:val="21"/>
+          <w:lang w:val="en-US" w:eastAsia="ru-RU"/>
+        </w:rPr>
+        <w:t>Process</w:t>
+      </w:r>
+      <w:r>
+        <w:rPr>
+          <w:rFonts w:ascii="Consolas" w:hAnsi="Consolas"/>
+          <w:color w:val="BBBEBF"/>
+          <w:sz w:val="21"/>
+          <w:szCs w:val="21"/>
+          <w:lang w:val="en-US" w:eastAsia="ru-RU"/>
+        </w:rPr>
+        <w:t>(</w:t>
+      </w:r>
+      <w:r>
+        <w:rPr>
+          <w:rFonts w:ascii="Consolas" w:hAnsi="Consolas"/>
+          <w:color w:val="FFA657"/>
+          <w:sz w:val="21"/>
+          <w:szCs w:val="21"/>
+          <w:lang w:val="en-US" w:eastAsia="ru-RU"/>
+        </w:rPr>
+        <w:t>target</w:t>
       </w:r>
       <w:r>
         <w:rPr>
@@ -20198,14 +19118,53 @@
       <w:r>
         <w:rPr>
           <w:rFonts w:ascii="Consolas" w:hAnsi="Consolas"/>
-          <w:color w:val="BBBEBF"/>
-          <w:sz w:val="21"/>
-          <w:szCs w:val="21"/>
-          <w:lang w:val="en-US" w:eastAsia="ru-RU"/>
-        </w:rPr>
-        <w:t xml:space="preserve"> </w:t>
-      </w:r>
-      <w:proofErr w:type="spellStart"/>
+          <w:color w:val="D2A8FF"/>
+          <w:sz w:val="21"/>
+          <w:szCs w:val="21"/>
+          <w:lang w:val="en-US" w:eastAsia="ru-RU"/>
+        </w:rPr>
+        <w:t>traffic_worker</w:t>
+      </w:r>
+      <w:r>
+        <w:rPr>
+          <w:rFonts w:ascii="Consolas" w:hAnsi="Consolas"/>
+          <w:color w:val="BBBEBF"/>
+          <w:sz w:val="21"/>
+          <w:szCs w:val="21"/>
+          <w:lang w:val="en-US" w:eastAsia="ru-RU"/>
+        </w:rPr>
+        <w:t xml:space="preserve">, </w:t>
+      </w:r>
+      <w:r>
+        <w:rPr>
+          <w:rFonts w:ascii="Consolas" w:hAnsi="Consolas"/>
+          <w:color w:val="FFA657"/>
+          <w:sz w:val="21"/>
+          <w:szCs w:val="21"/>
+          <w:lang w:val="en-US" w:eastAsia="ru-RU"/>
+        </w:rPr>
+        <w:t>args</w:t>
+      </w:r>
+      <w:r>
+        <w:rPr>
+          <w:rFonts w:ascii="Consolas" w:hAnsi="Consolas"/>
+          <w:color w:val="D4D4D4"/>
+          <w:sz w:val="21"/>
+          <w:szCs w:val="21"/>
+          <w:lang w:val="en-US" w:eastAsia="ru-RU"/>
+        </w:rPr>
+        <w:t>=</w:t>
+      </w:r>
+      <w:r>
+        <w:rPr>
+          <w:rFonts w:ascii="Consolas" w:hAnsi="Consolas"/>
+          <w:color w:val="BBBEBF"/>
+          <w:sz w:val="21"/>
+          <w:szCs w:val="21"/>
+          <w:lang w:val="en-US" w:eastAsia="ru-RU"/>
+        </w:rPr>
+        <w:t>(</w:t>
+      </w:r>
       <w:r>
         <w:rPr>
           <w:rFonts w:ascii="Consolas" w:hAnsi="Consolas"/>
@@ -20214,7 +19173,27 @@
           <w:szCs w:val="21"/>
           <w:lang w:val="en-US" w:eastAsia="ru-RU"/>
         </w:rPr>
-        <w:t>ctx</w:t>
+        <w:t>traffic_child</w:t>
+      </w:r>
+      <w:r>
+        <w:rPr>
+          <w:rFonts w:ascii="Consolas" w:hAnsi="Consolas"/>
+          <w:color w:val="BBBEBF"/>
+          <w:sz w:val="21"/>
+          <w:szCs w:val="21"/>
+          <w:lang w:val="en-US" w:eastAsia="ru-RU"/>
+        </w:rPr>
+        <w:t xml:space="preserve">, </w:t>
+      </w:r>
+      <w:r>
+        <w:rPr>
+          <w:rFonts w:ascii="Consolas" w:hAnsi="Consolas"/>
+          <w:color w:val="FFA657"/>
+          <w:sz w:val="21"/>
+          <w:szCs w:val="21"/>
+          <w:lang w:val="en-US" w:eastAsia="ru-RU"/>
+        </w:rPr>
+        <w:t>city</w:t>
       </w:r>
       <w:r>
         <w:rPr>
@@ -20234,18 +19213,17 @@
           <w:szCs w:val="21"/>
           <w:lang w:val="en-US" w:eastAsia="ru-RU"/>
         </w:rPr>
-        <w:t>Process</w:t>
-      </w:r>
-      <w:proofErr w:type="spellEnd"/>
-      <w:r>
-        <w:rPr>
-          <w:rFonts w:ascii="Consolas" w:hAnsi="Consolas"/>
-          <w:color w:val="BBBEBF"/>
-          <w:sz w:val="21"/>
-          <w:szCs w:val="21"/>
-          <w:lang w:val="en-US" w:eastAsia="ru-RU"/>
-        </w:rPr>
-        <w:t>(</w:t>
+        <w:t>grid</w:t>
+      </w:r>
+      <w:r>
+        <w:rPr>
+          <w:rFonts w:ascii="Consolas" w:hAnsi="Consolas"/>
+          <w:color w:val="BBBEBF"/>
+          <w:sz w:val="21"/>
+          <w:szCs w:val="21"/>
+          <w:lang w:val="en-US" w:eastAsia="ru-RU"/>
+        </w:rPr>
+        <w:t xml:space="preserve">, </w:t>
       </w:r>
       <w:r>
         <w:rPr>
@@ -20255,73 +19233,18 @@
           <w:szCs w:val="21"/>
           <w:lang w:val="en-US" w:eastAsia="ru-RU"/>
         </w:rPr>
-        <w:t>target</w:t>
-      </w:r>
-      <w:r>
-        <w:rPr>
-          <w:rFonts w:ascii="Consolas" w:hAnsi="Consolas"/>
-          <w:color w:val="D4D4D4"/>
-          <w:sz w:val="21"/>
-          <w:szCs w:val="21"/>
-          <w:lang w:val="en-US" w:eastAsia="ru-RU"/>
-        </w:rPr>
-        <w:t>=</w:t>
-      </w:r>
-      <w:proofErr w:type="spellStart"/>
-      <w:r>
-        <w:rPr>
-          <w:rFonts w:ascii="Consolas" w:hAnsi="Consolas"/>
-          <w:color w:val="D2A8FF"/>
-          <w:sz w:val="21"/>
-          <w:szCs w:val="21"/>
-          <w:lang w:val="en-US" w:eastAsia="ru-RU"/>
-        </w:rPr>
-        <w:t>traffic_worker</w:t>
-      </w:r>
-      <w:proofErr w:type="spellEnd"/>
-      <w:r>
-        <w:rPr>
-          <w:rFonts w:ascii="Consolas" w:hAnsi="Consolas"/>
-          <w:color w:val="BBBEBF"/>
-          <w:sz w:val="21"/>
-          <w:szCs w:val="21"/>
-          <w:lang w:val="en-US" w:eastAsia="ru-RU"/>
-        </w:rPr>
-        <w:t xml:space="preserve">, </w:t>
-      </w:r>
-      <w:proofErr w:type="spellStart"/>
-      <w:r>
-        <w:rPr>
-          <w:rFonts w:ascii="Consolas" w:hAnsi="Consolas"/>
-          <w:color w:val="FFA657"/>
-          <w:sz w:val="21"/>
-          <w:szCs w:val="21"/>
-          <w:lang w:val="en-US" w:eastAsia="ru-RU"/>
-        </w:rPr>
-        <w:t>args</w:t>
-      </w:r>
-      <w:proofErr w:type="spellEnd"/>
-      <w:r>
-        <w:rPr>
-          <w:rFonts w:ascii="Consolas" w:hAnsi="Consolas"/>
-          <w:color w:val="D4D4D4"/>
-          <w:sz w:val="21"/>
-          <w:szCs w:val="21"/>
-          <w:lang w:val="en-US" w:eastAsia="ru-RU"/>
-        </w:rPr>
-        <w:t>=</w:t>
-      </w:r>
-      <w:r>
-        <w:rPr>
-          <w:rFonts w:ascii="Consolas" w:hAnsi="Consolas"/>
-          <w:color w:val="BBBEBF"/>
-          <w:sz w:val="21"/>
-          <w:szCs w:val="21"/>
-          <w:lang w:val="en-US" w:eastAsia="ru-RU"/>
-        </w:rPr>
-        <w:t>(</w:t>
-      </w:r>
-      <w:proofErr w:type="spellStart"/>
+        <w:t>city</w:t>
+      </w:r>
+      <w:r>
+        <w:rPr>
+          <w:rFonts w:ascii="Consolas" w:hAnsi="Consolas"/>
+          <w:color w:val="BBBEBF"/>
+          <w:sz w:val="21"/>
+          <w:szCs w:val="21"/>
+          <w:lang w:val="en-US" w:eastAsia="ru-RU"/>
+        </w:rPr>
+        <w:t>.</w:t>
+      </w:r>
       <w:r>
         <w:rPr>
           <w:rFonts w:ascii="Consolas" w:hAnsi="Consolas"/>
@@ -20330,93 +19253,8 @@
           <w:szCs w:val="21"/>
           <w:lang w:val="en-US" w:eastAsia="ru-RU"/>
         </w:rPr>
-        <w:t>traffic_child</w:t>
-      </w:r>
-      <w:proofErr w:type="spellEnd"/>
-      <w:r>
-        <w:rPr>
-          <w:rFonts w:ascii="Consolas" w:hAnsi="Consolas"/>
-          <w:color w:val="BBBEBF"/>
-          <w:sz w:val="21"/>
-          <w:szCs w:val="21"/>
-          <w:lang w:val="en-US" w:eastAsia="ru-RU"/>
-        </w:rPr>
-        <w:t xml:space="preserve">, </w:t>
-      </w:r>
-      <w:proofErr w:type="spellStart"/>
-      <w:r>
-        <w:rPr>
-          <w:rFonts w:ascii="Consolas" w:hAnsi="Consolas"/>
-          <w:color w:val="FFA657"/>
-          <w:sz w:val="21"/>
-          <w:szCs w:val="21"/>
-          <w:lang w:val="en-US" w:eastAsia="ru-RU"/>
-        </w:rPr>
-        <w:t>city</w:t>
-      </w:r>
-      <w:r>
-        <w:rPr>
-          <w:rFonts w:ascii="Consolas" w:hAnsi="Consolas"/>
-          <w:color w:val="BBBEBF"/>
-          <w:sz w:val="21"/>
-          <w:szCs w:val="21"/>
-          <w:lang w:val="en-US" w:eastAsia="ru-RU"/>
-        </w:rPr>
-        <w:t>.</w:t>
-      </w:r>
-      <w:r>
-        <w:rPr>
-          <w:rFonts w:ascii="Consolas" w:hAnsi="Consolas"/>
-          <w:color w:val="C9D1D9"/>
-          <w:sz w:val="21"/>
-          <w:szCs w:val="21"/>
-          <w:lang w:val="en-US" w:eastAsia="ru-RU"/>
-        </w:rPr>
-        <w:t>grid</w:t>
-      </w:r>
-      <w:proofErr w:type="spellEnd"/>
-      <w:r>
-        <w:rPr>
-          <w:rFonts w:ascii="Consolas" w:hAnsi="Consolas"/>
-          <w:color w:val="BBBEBF"/>
-          <w:sz w:val="21"/>
-          <w:szCs w:val="21"/>
-          <w:lang w:val="en-US" w:eastAsia="ru-RU"/>
-        </w:rPr>
-        <w:t xml:space="preserve">, </w:t>
-      </w:r>
-      <w:proofErr w:type="spellStart"/>
-      <w:r>
-        <w:rPr>
-          <w:rFonts w:ascii="Consolas" w:hAnsi="Consolas"/>
-          <w:color w:val="FFA657"/>
-          <w:sz w:val="21"/>
-          <w:szCs w:val="21"/>
-          <w:lang w:val="en-US" w:eastAsia="ru-RU"/>
-        </w:rPr>
-        <w:t>city</w:t>
-      </w:r>
-      <w:r>
-        <w:rPr>
-          <w:rFonts w:ascii="Consolas" w:hAnsi="Consolas"/>
-          <w:color w:val="BBBEBF"/>
-          <w:sz w:val="21"/>
-          <w:szCs w:val="21"/>
-          <w:lang w:val="en-US" w:eastAsia="ru-RU"/>
-        </w:rPr>
-        <w:t>.</w:t>
-      </w:r>
-      <w:r>
-        <w:rPr>
-          <w:rFonts w:ascii="Consolas" w:hAnsi="Consolas"/>
-          <w:color w:val="C9D1D9"/>
-          <w:sz w:val="21"/>
-          <w:szCs w:val="21"/>
-          <w:lang w:val="en-US" w:eastAsia="ru-RU"/>
-        </w:rPr>
         <w:t>spawns</w:t>
       </w:r>
-      <w:proofErr w:type="spellEnd"/>
       <w:r>
         <w:rPr>
           <w:rFonts w:ascii="Consolas" w:hAnsi="Consolas"/>
@@ -20511,8 +19349,6 @@
         </w:rPr>
         <w:t xml:space="preserve">        </w:t>
       </w:r>
-      <w:proofErr w:type="spellStart"/>
-      <w:proofErr w:type="gramStart"/>
       <w:r>
         <w:rPr>
           <w:rFonts w:ascii="Consolas" w:hAnsi="Consolas"/>
@@ -20541,18 +19377,7 @@
           <w:szCs w:val="21"/>
           <w:lang w:val="en-US" w:eastAsia="ru-RU"/>
         </w:rPr>
-        <w:t>agent</w:t>
-      </w:r>
-      <w:proofErr w:type="gramEnd"/>
-      <w:r>
-        <w:rPr>
-          <w:rFonts w:ascii="Consolas" w:hAnsi="Consolas"/>
-          <w:color w:val="C9D1D9"/>
-          <w:sz w:val="21"/>
-          <w:szCs w:val="21"/>
-          <w:lang w:val="en-US" w:eastAsia="ru-RU"/>
-        </w:rPr>
-        <w:t>_process</w:t>
+        <w:t>agent_process</w:t>
       </w:r>
       <w:r>
         <w:rPr>
@@ -20574,7 +19399,6 @@
         </w:rPr>
         <w:t>start</w:t>
       </w:r>
-      <w:proofErr w:type="spellEnd"/>
       <w:r>
         <w:rPr>
           <w:rFonts w:ascii="Consolas" w:hAnsi="Consolas"/>
@@ -20609,8 +19433,6 @@
         </w:rPr>
         <w:t xml:space="preserve">        </w:t>
       </w:r>
-      <w:proofErr w:type="spellStart"/>
-      <w:proofErr w:type="gramStart"/>
       <w:r>
         <w:rPr>
           <w:rFonts w:ascii="Consolas" w:hAnsi="Consolas"/>
@@ -20639,18 +19461,7 @@
           <w:szCs w:val="21"/>
           <w:lang w:val="en-US" w:eastAsia="ru-RU"/>
         </w:rPr>
-        <w:t>traffic</w:t>
-      </w:r>
-      <w:proofErr w:type="gramEnd"/>
-      <w:r>
-        <w:rPr>
-          <w:rFonts w:ascii="Consolas" w:hAnsi="Consolas"/>
-          <w:color w:val="C9D1D9"/>
-          <w:sz w:val="21"/>
-          <w:szCs w:val="21"/>
-          <w:lang w:val="en-US" w:eastAsia="ru-RU"/>
-        </w:rPr>
-        <w:t>_process</w:t>
+        <w:t>traffic_process</w:t>
       </w:r>
       <w:r>
         <w:rPr>
@@ -20672,7 +19483,6 @@
         </w:rPr>
         <w:t>start</w:t>
       </w:r>
-      <w:proofErr w:type="spellEnd"/>
       <w:r>
         <w:rPr>
           <w:rFonts w:ascii="Consolas" w:hAnsi="Consolas"/>
@@ -20753,7 +19563,6 @@
         </w:rPr>
         <w:t xml:space="preserve"> </w:t>
       </w:r>
-      <w:proofErr w:type="spellStart"/>
       <w:r>
         <w:rPr>
           <w:rFonts w:ascii="Consolas" w:hAnsi="Consolas"/>
@@ -20762,20 +19571,8 @@
           <w:szCs w:val="21"/>
           <w:lang w:val="en-US" w:eastAsia="ru-RU"/>
         </w:rPr>
-        <w:t>traffic_</w:t>
-      </w:r>
-      <w:proofErr w:type="gramStart"/>
-      <w:r>
-        <w:rPr>
-          <w:rFonts w:ascii="Consolas" w:hAnsi="Consolas"/>
-          <w:color w:val="D2A8FF"/>
-          <w:sz w:val="21"/>
-          <w:szCs w:val="21"/>
-          <w:lang w:val="en-US" w:eastAsia="ru-RU"/>
-        </w:rPr>
-        <w:t>step</w:t>
-      </w:r>
-      <w:proofErr w:type="spellEnd"/>
+        <w:t>traffic_step</w:t>
+      </w:r>
       <w:r>
         <w:rPr>
           <w:rFonts w:ascii="Consolas" w:hAnsi="Consolas"/>
@@ -20786,7 +19583,6 @@
         </w:rPr>
         <w:t>(</w:t>
       </w:r>
-      <w:proofErr w:type="gramEnd"/>
     </w:p>
     <w:p>
       <w:pPr>
@@ -20811,7 +19607,6 @@
         </w:rPr>
         <w:t xml:space="preserve">    </w:t>
       </w:r>
-      <w:proofErr w:type="spellStart"/>
       <w:r>
         <w:rPr>
           <w:rFonts w:ascii="Consolas" w:hAnsi="Consolas"/>
@@ -20822,7 +19617,6 @@
         </w:rPr>
         <w:t>rng</w:t>
       </w:r>
-      <w:proofErr w:type="spellEnd"/>
       <w:r>
         <w:rPr>
           <w:rFonts w:ascii="Consolas" w:hAnsi="Consolas"/>
@@ -20833,8 +19627,6 @@
         </w:rPr>
         <w:t xml:space="preserve">: </w:t>
       </w:r>
-      <w:proofErr w:type="spellStart"/>
-      <w:proofErr w:type="gramStart"/>
       <w:r>
         <w:rPr>
           <w:rFonts w:ascii="Consolas" w:hAnsi="Consolas"/>
@@ -20865,8 +19657,6 @@
         </w:rPr>
         <w:t>Random</w:t>
       </w:r>
-      <w:proofErr w:type="spellEnd"/>
-      <w:proofErr w:type="gramEnd"/>
       <w:r>
         <w:rPr>
           <w:rFonts w:ascii="Consolas" w:hAnsi="Consolas"/>
@@ -20985,7 +19775,6 @@
         </w:rPr>
         <w:t xml:space="preserve">    </w:t>
       </w:r>
-      <w:proofErr w:type="spellStart"/>
       <w:r>
         <w:rPr>
           <w:rFonts w:ascii="Consolas" w:hAnsi="Consolas"/>
@@ -20996,7 +19785,6 @@
         </w:rPr>
         <w:t>spawn_cells</w:t>
       </w:r>
-      <w:proofErr w:type="spellEnd"/>
       <w:r>
         <w:rPr>
           <w:rFonts w:ascii="Consolas" w:hAnsi="Consolas"/>
@@ -21007,7 +19795,6 @@
         </w:rPr>
         <w:t xml:space="preserve">: </w:t>
       </w:r>
-      <w:proofErr w:type="gramStart"/>
       <w:r>
         <w:rPr>
           <w:rFonts w:ascii="Consolas" w:hAnsi="Consolas"/>
@@ -21028,7 +19815,6 @@
         </w:rPr>
         <w:t>[</w:t>
       </w:r>
-      <w:proofErr w:type="gramEnd"/>
       <w:r>
         <w:rPr>
           <w:rFonts w:ascii="Consolas" w:hAnsi="Consolas"/>
@@ -21113,7 +19899,6 @@
         </w:rPr>
         <w:t>[</w:t>
       </w:r>
-      <w:proofErr w:type="spellStart"/>
       <w:r>
         <w:rPr>
           <w:rFonts w:ascii="Consolas" w:hAnsi="Consolas"/>
@@ -21124,7 +19909,6 @@
         </w:rPr>
         <w:t>dict</w:t>
       </w:r>
-      <w:proofErr w:type="spellEnd"/>
       <w:r>
         <w:rPr>
           <w:rFonts w:ascii="Consolas" w:hAnsi="Consolas"/>
@@ -21159,7 +19943,6 @@
         </w:rPr>
         <w:t xml:space="preserve">    </w:t>
       </w:r>
-      <w:proofErr w:type="spellStart"/>
       <w:r>
         <w:rPr>
           <w:rFonts w:ascii="Consolas" w:hAnsi="Consolas"/>
@@ -21170,7 +19953,6 @@
         </w:rPr>
         <w:t>spawn_probability</w:t>
       </w:r>
-      <w:proofErr w:type="spellEnd"/>
       <w:r>
         <w:rPr>
           <w:rFonts w:ascii="Consolas" w:hAnsi="Consolas"/>
@@ -21225,7 +20007,6 @@
         </w:rPr>
         <w:t xml:space="preserve">    </w:t>
       </w:r>
-      <w:proofErr w:type="spellStart"/>
       <w:r>
         <w:rPr>
           <w:rFonts w:ascii="Consolas" w:hAnsi="Consolas"/>
@@ -21236,7 +20017,6 @@
         </w:rPr>
         <w:t>next_bot_id</w:t>
       </w:r>
-      <w:proofErr w:type="spellEnd"/>
       <w:r>
         <w:rPr>
           <w:rFonts w:ascii="Consolas" w:hAnsi="Consolas"/>
@@ -21331,7 +20111,6 @@
         </w:rPr>
         <w:t>[</w:t>
       </w:r>
-      <w:proofErr w:type="spellStart"/>
       <w:r>
         <w:rPr>
           <w:rFonts w:ascii="Consolas" w:hAnsi="Consolas"/>
@@ -21342,7 +20121,6 @@
         </w:rPr>
         <w:t>dict</w:t>
       </w:r>
-      <w:proofErr w:type="spellEnd"/>
       <w:r>
         <w:rPr>
           <w:rFonts w:ascii="Consolas" w:hAnsi="Consolas"/>
@@ -21477,7 +20255,6 @@
         </w:rPr>
         <w:t>[</w:t>
       </w:r>
-      <w:proofErr w:type="spellStart"/>
       <w:r>
         <w:rPr>
           <w:rFonts w:ascii="Consolas" w:hAnsi="Consolas"/>
@@ -21488,7 +20265,6 @@
         </w:rPr>
         <w:t>dict</w:t>
       </w:r>
-      <w:proofErr w:type="spellEnd"/>
       <w:r>
         <w:rPr>
           <w:rFonts w:ascii="Consolas" w:hAnsi="Consolas"/>
@@ -21647,7 +20423,6 @@
         </w:rPr>
         <w:t xml:space="preserve">        </w:t>
       </w:r>
-      <w:proofErr w:type="spellStart"/>
       <w:r>
         <w:rPr>
           <w:rFonts w:ascii="Consolas" w:hAnsi="Consolas"/>
@@ -21658,7 +20433,6 @@
         </w:rPr>
         <w:t>next_bot</w:t>
       </w:r>
-      <w:proofErr w:type="spellEnd"/>
       <w:r>
         <w:rPr>
           <w:rFonts w:ascii="Consolas" w:hAnsi="Consolas"/>
@@ -21689,7 +20463,6 @@
         </w:rPr>
         <w:t xml:space="preserve"> </w:t>
       </w:r>
-      <w:proofErr w:type="spellStart"/>
       <w:r>
         <w:rPr>
           <w:rFonts w:ascii="Consolas" w:hAnsi="Consolas"/>
@@ -21698,20 +20471,8 @@
           <w:szCs w:val="21"/>
           <w:lang w:val="en-US" w:eastAsia="ru-RU"/>
         </w:rPr>
-        <w:t>move_</w:t>
-      </w:r>
-      <w:proofErr w:type="gramStart"/>
-      <w:r>
-        <w:rPr>
-          <w:rFonts w:ascii="Consolas" w:hAnsi="Consolas"/>
-          <w:color w:val="D2A8FF"/>
-          <w:sz w:val="21"/>
-          <w:szCs w:val="21"/>
-          <w:lang w:val="en-US" w:eastAsia="ru-RU"/>
-        </w:rPr>
-        <w:t>bot</w:t>
-      </w:r>
-      <w:proofErr w:type="spellEnd"/>
+        <w:t>move_bot</w:t>
+      </w:r>
       <w:r>
         <w:rPr>
           <w:rFonts w:ascii="Consolas" w:hAnsi="Consolas"/>
@@ -21722,8 +20483,6 @@
         </w:rPr>
         <w:t>(</w:t>
       </w:r>
-      <w:proofErr w:type="spellStart"/>
-      <w:proofErr w:type="gramEnd"/>
       <w:r>
         <w:rPr>
           <w:rFonts w:ascii="Consolas" w:hAnsi="Consolas"/>
@@ -21734,7 +20493,6 @@
         </w:rPr>
         <w:t>rng</w:t>
       </w:r>
-      <w:proofErr w:type="spellEnd"/>
       <w:r>
         <w:rPr>
           <w:rFonts w:ascii="Consolas" w:hAnsi="Consolas"/>
@@ -21765,7 +20523,6 @@
         </w:rPr>
         <w:t xml:space="preserve">, </w:t>
       </w:r>
-      <w:proofErr w:type="spellStart"/>
       <w:r>
         <w:rPr>
           <w:rFonts w:ascii="Consolas" w:hAnsi="Consolas"/>
@@ -21776,7 +20533,6 @@
         </w:rPr>
         <w:t>dict</w:t>
       </w:r>
-      <w:proofErr w:type="spellEnd"/>
       <w:r>
         <w:rPr>
           <w:rFonts w:ascii="Consolas" w:hAnsi="Consolas"/>
@@ -21851,7 +20607,6 @@
         </w:rPr>
         <w:t xml:space="preserve"> </w:t>
       </w:r>
-      <w:proofErr w:type="spellStart"/>
       <w:r>
         <w:rPr>
           <w:rFonts w:ascii="Consolas" w:hAnsi="Consolas"/>
@@ -21862,7 +20617,6 @@
         </w:rPr>
         <w:t>next_bot</w:t>
       </w:r>
-      <w:proofErr w:type="spellEnd"/>
       <w:r>
         <w:rPr>
           <w:rFonts w:ascii="Consolas" w:hAnsi="Consolas"/>
@@ -21957,8 +20711,6 @@
         </w:rPr>
         <w:t xml:space="preserve">            </w:t>
       </w:r>
-      <w:proofErr w:type="spellStart"/>
-      <w:proofErr w:type="gramStart"/>
       <w:r>
         <w:rPr>
           <w:rFonts w:ascii="Consolas" w:hAnsi="Consolas"/>
@@ -21989,8 +20741,6 @@
         </w:rPr>
         <w:t>append</w:t>
       </w:r>
-      <w:proofErr w:type="spellEnd"/>
-      <w:proofErr w:type="gramEnd"/>
       <w:r>
         <w:rPr>
           <w:rFonts w:ascii="Consolas" w:hAnsi="Consolas"/>
@@ -22001,7 +20751,6 @@
         </w:rPr>
         <w:t>(</w:t>
       </w:r>
-      <w:proofErr w:type="spellStart"/>
       <w:r>
         <w:rPr>
           <w:rFonts w:ascii="Consolas" w:hAnsi="Consolas"/>
@@ -22012,7 +20761,6 @@
         </w:rPr>
         <w:t>next_bot</w:t>
       </w:r>
-      <w:proofErr w:type="spellEnd"/>
       <w:r>
         <w:rPr>
           <w:rFonts w:ascii="Consolas" w:hAnsi="Consolas"/>
@@ -22081,7 +20829,6 @@
         </w:rPr>
         <w:t xml:space="preserve">, </w:t>
       </w:r>
-      <w:proofErr w:type="spellStart"/>
       <w:r>
         <w:rPr>
           <w:rFonts w:ascii="Consolas" w:hAnsi="Consolas"/>
@@ -22092,7 +20839,6 @@
         </w:rPr>
         <w:t>bot_crashes</w:t>
       </w:r>
-      <w:proofErr w:type="spellEnd"/>
       <w:r>
         <w:rPr>
           <w:rFonts w:ascii="Consolas" w:hAnsi="Consolas"/>
@@ -22123,7 +20869,6 @@
         </w:rPr>
         <w:t xml:space="preserve"> </w:t>
       </w:r>
-      <w:proofErr w:type="spellStart"/>
       <w:r>
         <w:rPr>
           <w:rFonts w:ascii="Consolas" w:hAnsi="Consolas"/>
@@ -22132,20 +20877,8 @@
           <w:szCs w:val="21"/>
           <w:lang w:val="en-US" w:eastAsia="ru-RU"/>
         </w:rPr>
-        <w:t>remove_bot_</w:t>
-      </w:r>
-      <w:proofErr w:type="gramStart"/>
-      <w:r>
-        <w:rPr>
-          <w:rFonts w:ascii="Consolas" w:hAnsi="Consolas"/>
-          <w:color w:val="D2A8FF"/>
-          <w:sz w:val="21"/>
-          <w:szCs w:val="21"/>
-          <w:lang w:val="en-US" w:eastAsia="ru-RU"/>
-        </w:rPr>
-        <w:t>collisions</w:t>
-      </w:r>
-      <w:proofErr w:type="spellEnd"/>
+        <w:t>remove_bot_collisions</w:t>
+      </w:r>
       <w:r>
         <w:rPr>
           <w:rFonts w:ascii="Consolas" w:hAnsi="Consolas"/>
@@ -22156,7 +20889,6 @@
         </w:rPr>
         <w:t>(</w:t>
       </w:r>
-      <w:proofErr w:type="gramEnd"/>
       <w:r>
         <w:rPr>
           <w:rFonts w:ascii="Consolas" w:hAnsi="Consolas"/>
@@ -22573,7 +21305,6 @@
         </w:rPr>
         <w:t xml:space="preserve"> </w:t>
       </w:r>
-      <w:proofErr w:type="spellStart"/>
       <w:r>
         <w:rPr>
           <w:rFonts w:ascii="Consolas" w:hAnsi="Consolas"/>
@@ -22584,7 +21315,6 @@
         </w:rPr>
         <w:t>spawn_cells</w:t>
       </w:r>
-      <w:proofErr w:type="spellEnd"/>
       <w:r>
         <w:rPr>
           <w:rFonts w:ascii="Consolas" w:hAnsi="Consolas"/>
@@ -22777,8 +21507,6 @@
         </w:rPr>
         <w:t xml:space="preserve"> </w:t>
       </w:r>
-      <w:proofErr w:type="spellStart"/>
-      <w:proofErr w:type="gramStart"/>
       <w:r>
         <w:rPr>
           <w:rFonts w:ascii="Consolas" w:hAnsi="Consolas"/>
@@ -22809,8 +21537,6 @@
         </w:rPr>
         <w:t>random</w:t>
       </w:r>
-      <w:proofErr w:type="spellEnd"/>
-      <w:proofErr w:type="gramEnd"/>
       <w:r>
         <w:rPr>
           <w:rFonts w:ascii="Consolas" w:hAnsi="Consolas"/>
@@ -22841,7 +21567,6 @@
         </w:rPr>
         <w:t xml:space="preserve"> </w:t>
       </w:r>
-      <w:proofErr w:type="spellStart"/>
       <w:r>
         <w:rPr>
           <w:rFonts w:ascii="Consolas" w:hAnsi="Consolas"/>
@@ -22852,7 +21577,6 @@
         </w:rPr>
         <w:t>spawn_probability</w:t>
       </w:r>
-      <w:proofErr w:type="spellEnd"/>
       <w:r>
         <w:rPr>
           <w:rFonts w:ascii="Consolas" w:hAnsi="Consolas"/>
@@ -22887,8 +21611,6 @@
         </w:rPr>
         <w:t xml:space="preserve">            </w:t>
       </w:r>
-      <w:proofErr w:type="spellStart"/>
-      <w:proofErr w:type="gramStart"/>
       <w:r>
         <w:rPr>
           <w:rFonts w:ascii="Consolas" w:hAnsi="Consolas"/>
@@ -22919,8 +21641,6 @@
         </w:rPr>
         <w:t>append</w:t>
       </w:r>
-      <w:proofErr w:type="spellEnd"/>
-      <w:proofErr w:type="gramEnd"/>
       <w:r>
         <w:rPr>
           <w:rFonts w:ascii="Consolas" w:hAnsi="Consolas"/>
@@ -22999,7 +21719,6 @@
         </w:rPr>
         <w:t xml:space="preserve">: </w:t>
       </w:r>
-      <w:proofErr w:type="spellStart"/>
       <w:r>
         <w:rPr>
           <w:rFonts w:ascii="Consolas" w:hAnsi="Consolas"/>
@@ -23010,7 +21729,6 @@
         </w:rPr>
         <w:t>next_bot_id</w:t>
       </w:r>
-      <w:proofErr w:type="spellEnd"/>
       <w:r>
         <w:rPr>
           <w:rFonts w:ascii="Consolas" w:hAnsi="Consolas"/>
@@ -23193,8 +21911,6 @@
         </w:rPr>
         <w:t xml:space="preserve">: </w:t>
       </w:r>
-      <w:proofErr w:type="spellStart"/>
-      <w:proofErr w:type="gramStart"/>
       <w:r>
         <w:rPr>
           <w:rFonts w:ascii="Consolas" w:hAnsi="Consolas"/>
@@ -23225,8 +21941,6 @@
         </w:rPr>
         <w:t>randint</w:t>
       </w:r>
-      <w:proofErr w:type="spellEnd"/>
-      <w:proofErr w:type="gramEnd"/>
       <w:r>
         <w:rPr>
           <w:rFonts w:ascii="Consolas" w:hAnsi="Consolas"/>
@@ -23309,41 +22023,7 @@
           <w:szCs w:val="21"/>
           <w:lang w:val="en-US" w:eastAsia="ru-RU"/>
         </w:rPr>
-        <w:t>"</w:t>
-      </w:r>
-      <w:proofErr w:type="spellStart"/>
-      <w:proofErr w:type="gramStart"/>
-      <w:r>
-        <w:rPr>
-          <w:rFonts w:ascii="Consolas" w:hAnsi="Consolas"/>
-          <w:color w:val="A5D6FF"/>
-          <w:sz w:val="21"/>
-          <w:szCs w:val="21"/>
-          <w:lang w:val="en-US" w:eastAsia="ru-RU"/>
-        </w:rPr>
-        <w:t>pending</w:t>
-      </w:r>
-      <w:proofErr w:type="gramEnd"/>
-      <w:r>
-        <w:rPr>
-          <w:rFonts w:ascii="Consolas" w:hAnsi="Consolas"/>
-          <w:color w:val="A5D6FF"/>
-          <w:sz w:val="21"/>
-          <w:szCs w:val="21"/>
-          <w:lang w:val="en-US" w:eastAsia="ru-RU"/>
-        </w:rPr>
-        <w:t>_reverse</w:t>
-      </w:r>
-      <w:proofErr w:type="spellEnd"/>
-      <w:r>
-        <w:rPr>
-          <w:rFonts w:ascii="Consolas" w:hAnsi="Consolas"/>
-          <w:color w:val="A5D6FF"/>
-          <w:sz w:val="21"/>
-          <w:szCs w:val="21"/>
-          <w:lang w:val="en-US" w:eastAsia="ru-RU"/>
-        </w:rPr>
-        <w:t>"</w:t>
+        <w:t>"pending_reverse"</w:t>
       </w:r>
       <w:r>
         <w:rPr>
@@ -23511,7 +22191,6 @@
         </w:rPr>
         <w:t xml:space="preserve">            </w:t>
       </w:r>
-      <w:proofErr w:type="spellStart"/>
       <w:r>
         <w:rPr>
           <w:rFonts w:ascii="Consolas" w:hAnsi="Consolas"/>
@@ -23542,7 +22221,6 @@
         </w:rPr>
         <w:t>add</w:t>
       </w:r>
-      <w:proofErr w:type="spellEnd"/>
       <w:r>
         <w:rPr>
           <w:rFonts w:ascii="Consolas" w:hAnsi="Consolas"/>
@@ -23597,7 +22275,6 @@
         </w:rPr>
         <w:t xml:space="preserve">            </w:t>
       </w:r>
-      <w:proofErr w:type="spellStart"/>
       <w:r>
         <w:rPr>
           <w:rFonts w:ascii="Consolas" w:hAnsi="Consolas"/>
@@ -23608,7 +22285,6 @@
         </w:rPr>
         <w:t>next_bot_id</w:t>
       </w:r>
-      <w:proofErr w:type="spellEnd"/>
       <w:r>
         <w:rPr>
           <w:rFonts w:ascii="Consolas" w:hAnsi="Consolas"/>
@@ -23802,7 +22478,6 @@
         </w:rPr>
         <w:t xml:space="preserve">, </w:t>
       </w:r>
-      <w:proofErr w:type="spellStart"/>
       <w:r>
         <w:rPr>
           <w:rFonts w:ascii="Consolas" w:hAnsi="Consolas"/>
@@ -23813,7 +22488,6 @@
         </w:rPr>
         <w:t>next_bot_id</w:t>
       </w:r>
-      <w:proofErr w:type="spellEnd"/>
       <w:r>
         <w:rPr>
           <w:rFonts w:ascii="Consolas" w:hAnsi="Consolas"/>
@@ -23844,7 +22518,6 @@
         </w:rPr>
         <w:t xml:space="preserve">, </w:t>
       </w:r>
-      <w:proofErr w:type="spellStart"/>
       <w:r>
         <w:rPr>
           <w:rFonts w:ascii="Consolas" w:hAnsi="Consolas"/>
@@ -23855,7 +22528,6 @@
         </w:rPr>
         <w:t>bot_crashes</w:t>
       </w:r>
-      <w:proofErr w:type="spellEnd"/>
     </w:p>
     <w:p>
       <w:pPr>
@@ -25253,29 +23925,45 @@
         <w:pStyle w:val="1"/>
       </w:pPr>
       <w:r>
-        <w:t xml:space="preserve">Увеличение скорости генерации транспорта снижает вероятность доставки, так как на дорогах появляется больше конфликтных ситуаций. Это подтверждает влияние неопределенности среды на поведение </w:t>
-      </w:r>
-      <w:proofErr w:type="spellStart"/>
-      <w:r>
-        <w:t>многоагентной</w:t>
-      </w:r>
-      <w:proofErr w:type="spellEnd"/>
-      <w:r>
-        <w:t xml:space="preserve"> системы и показывает практическую пользу многократного статистического эксперимента вместо оценки по одному запуску.</w:t>
+        <w:t>Увеличение скорости генерации транспорта снижает вероятность доставки, так как на дорогах появляется больше конфликтных ситуаций. Это подтверждает влияние неопределенности среды на поведение многоагентной системы и показывает практическую пользу многократного статистического эксперимента вместо оценки по одному запуску.</w:t>
       </w:r>
     </w:p>
     <w:p>
       <w:pPr>
         <w:pStyle w:val="1"/>
+        <w:rPr>
+          <w:sz w:val="28"/>
+          <w:szCs w:val="28"/>
+        </w:rPr>
+      </w:pPr>
+      <w:r>
+        <w:t xml:space="preserve">Код выполнения предоставлен на </w:t>
+      </w:r>
+      <w:hyperlink r:id="rId14" w:history="1">
+        <w:r>
+          <w:rPr>
+            <w:rStyle w:val="ae"/>
+            <w:lang w:val="en-US"/>
+          </w:rPr>
+          <w:t>GitHub</w:t>
+        </w:r>
+      </w:hyperlink>
+      <w:r>
+        <w:t>.</w:t>
+      </w:r>
+    </w:p>
+    <w:p>
+      <w:pPr>
+        <w:pStyle w:val="1"/>
       </w:pPr>
     </w:p>
     <w:sectPr>
-      <w:headerReference w:type="even" r:id="rId14"/>
-      <w:headerReference w:type="default" r:id="rId15"/>
-      <w:footerReference w:type="even" r:id="rId16"/>
-      <w:footerReference w:type="default" r:id="rId17"/>
-      <w:headerReference w:type="first" r:id="rId18"/>
-      <w:footerReference w:type="first" r:id="rId19"/>
+      <w:headerReference w:type="even" r:id="rId15"/>
+      <w:headerReference w:type="default" r:id="rId16"/>
+      <w:footerReference w:type="even" r:id="rId17"/>
+      <w:footerReference w:type="default" r:id="rId18"/>
+      <w:headerReference w:type="first" r:id="rId19"/>
+      <w:footerReference w:type="first" r:id="rId20"/>
       <w:pgSz w:w="11906" w:h="16838"/>
       <w:pgMar w:top="1134" w:right="850" w:bottom="1134" w:left="1701" w:header="708" w:footer="708" w:gutter="0"/>
       <w:cols w:space="708"/>
@@ -26535,6 +25223,17 @@
       <w:szCs w:val="24"/>
     </w:rPr>
   </w:style>
+  <w:style w:type="character" w:styleId="ae">
+    <w:name w:val="Hyperlink"/>
+    <w:basedOn w:val="a4"/>
+    <w:uiPriority w:val="99"/>
+    <w:unhideWhenUsed/>
+    <w:rsid w:val="00085CD8"/>
+    <w:rPr>
+      <w:color w:val="0000FF" w:themeColor="hyperlink"/>
+      <w:u w:val="single"/>
+    </w:rPr>
+  </w:style>
 </w:styles>
 </file>
 
